--- a/dokumenti/отчет по курсовой.docx
+++ b/dokumenti/отчет по курсовой.docx
@@ -1615,7 +1615,7 @@
     </w:p>
     <w:p>
       <w:pPr>
-        <w:pStyle w:val="2"/>
+        <w:pStyle w:val="21"/>
         <w:numPr>
           <w:ilvl w:val="0"/>
           <w:numId w:val="1"/>
@@ -1676,7 +1676,7 @@
     </w:p>
     <w:p>
       <w:pPr>
-        <w:pStyle w:val="2"/>
+        <w:pStyle w:val="21"/>
         <w:numPr>
           <w:ilvl w:val="0"/>
           <w:numId w:val="1"/>
@@ -1766,7 +1766,7 @@
     </w:p>
     <w:p>
       <w:pPr>
-        <w:pStyle w:val="2"/>
+        <w:pStyle w:val="21"/>
         <w:numPr>
           <w:ilvl w:val="0"/>
           <w:numId w:val="1"/>
@@ -1862,7 +1862,7 @@
     </w:p>
     <w:p>
       <w:pPr>
-        <w:pStyle w:val="2"/>
+        <w:pStyle w:val="21"/>
         <w:numPr>
           <w:ilvl w:val="0"/>
           <w:numId w:val="1"/>
@@ -1998,7 +1998,7 @@
     </w:p>
     <w:p>
       <w:pPr>
-        <w:pStyle w:val="2"/>
+        <w:pStyle w:val="21"/>
         <w:keepNext/>
         <w:numPr>
           <w:ilvl w:val="0"/>
@@ -2258,6 +2258,84 @@
     </w:p>
     <w:p>
       <w:pPr>
+        <w:spacing w:after="160" w:line="259" w:lineRule="auto"/>
+        <w:rPr>
+          <w:b/>
+          <w:bCs/>
+          <w:kern w:val="36"/>
+          <w:sz w:val="28"/>
+          <w:szCs w:val="28"/>
+        </w:rPr>
+      </w:pPr>
+      <w:r>
+        <w:rPr>
+          <w:b/>
+          <w:bCs/>
+          <w:kern w:val="36"/>
+          <w:sz w:val="28"/>
+          <w:szCs w:val="28"/>
+        </w:rPr>
+        <w:lastRenderedPageBreak/>
+        <w:t>Глоссарий</w:t>
+      </w:r>
+    </w:p>
+    <w:p>
+      <w:pPr>
+        <w:spacing w:after="160" w:line="259" w:lineRule="auto"/>
+        <w:rPr>
+          <w:b/>
+          <w:bCs/>
+          <w:kern w:val="36"/>
+          <w:sz w:val="28"/>
+          <w:szCs w:val="28"/>
+        </w:rPr>
+      </w:pPr>
+      <w:r>
+        <w:rPr>
+          <w:b/>
+          <w:bCs/>
+          <w:kern w:val="36"/>
+          <w:sz w:val="28"/>
+          <w:szCs w:val="28"/>
+        </w:rPr>
+        <w:br w:type="page"/>
+      </w:r>
+    </w:p>
+    <w:p>
+      <w:pPr>
+        <w:spacing w:after="160" w:line="259" w:lineRule="auto"/>
+        <w:rPr>
+          <w:b/>
+          <w:bCs/>
+          <w:kern w:val="36"/>
+          <w:sz w:val="28"/>
+          <w:szCs w:val="28"/>
+        </w:rPr>
+      </w:pPr>
+      <w:r>
+        <w:rPr>
+          <w:b/>
+          <w:bCs/>
+          <w:kern w:val="36"/>
+          <w:sz w:val="28"/>
+          <w:szCs w:val="28"/>
+        </w:rPr>
+        <w:lastRenderedPageBreak/>
+        <w:t>Оглавление</w:t>
+      </w:r>
+      <w:r>
+        <w:rPr>
+          <w:b/>
+          <w:bCs/>
+          <w:kern w:val="36"/>
+          <w:sz w:val="28"/>
+          <w:szCs w:val="28"/>
+        </w:rPr>
+        <w:br w:type="page"/>
+      </w:r>
+    </w:p>
+    <w:p>
+      <w:pPr>
         <w:spacing w:line="360" w:lineRule="auto"/>
         <w:ind w:firstLine="709"/>
         <w:jc w:val="both"/>
@@ -2729,12 +2807,6394 @@
     </w:p>
     <w:p>
       <w:pPr>
+        <w:pStyle w:val="1"/>
+        <w:spacing w:before="0" w:beforeAutospacing="0" w:after="0" w:afterAutospacing="0" w:line="360" w:lineRule="auto"/>
+        <w:ind w:firstLine="709"/>
+        <w:jc w:val="both"/>
+        <w:rPr>
+          <w:sz w:val="28"/>
+          <w:szCs w:val="28"/>
+        </w:rPr>
+      </w:pPr>
+      <w:r>
+        <w:rPr>
+          <w:sz w:val="28"/>
+          <w:szCs w:val="28"/>
+        </w:rPr>
+        <w:lastRenderedPageBreak/>
+        <w:t>1. ТЕОРЕТИЧЕСКАЯ ЧАСТЬ. АНАЛИЗ ПРЕДМЕТНОЙ ОБЛАСТИ И ПРОЕКТИРОВАНИЕ СИСТЕМЫ</w:t>
+      </w:r>
+    </w:p>
+    <w:p>
+      <w:pPr>
+        <w:pStyle w:val="2"/>
+        <w:spacing w:before="0" w:line="360" w:lineRule="auto"/>
+        <w:ind w:firstLine="709"/>
+        <w:jc w:val="both"/>
+        <w:rPr>
+          <w:rFonts w:ascii="Times New Roman" w:hAnsi="Times New Roman" w:cs="Times New Roman"/>
+          <w:color w:val="auto"/>
+          <w:sz w:val="28"/>
+          <w:szCs w:val="28"/>
+        </w:rPr>
+      </w:pPr>
+      <w:r>
+        <w:rPr>
+          <w:rFonts w:ascii="Times New Roman" w:hAnsi="Times New Roman" w:cs="Times New Roman"/>
+          <w:color w:val="auto"/>
+          <w:sz w:val="28"/>
+          <w:szCs w:val="28"/>
+        </w:rPr>
+        <w:t>1.1. Описание предметной области</w:t>
+      </w:r>
+    </w:p>
+    <w:p>
+      <w:pPr>
+        <w:pStyle w:val="a3"/>
+        <w:spacing w:before="0" w:beforeAutospacing="0" w:after="0" w:afterAutospacing="0" w:line="360" w:lineRule="auto"/>
+        <w:ind w:firstLine="709"/>
+        <w:jc w:val="both"/>
+        <w:rPr>
+          <w:sz w:val="28"/>
+          <w:szCs w:val="28"/>
+        </w:rPr>
+      </w:pPr>
+      <w:r>
+        <w:rPr>
+          <w:sz w:val="28"/>
+          <w:szCs w:val="28"/>
+        </w:rPr>
+        <w:t>Предметной областью курсовой работы является процесс учета и анализа частных инвестиционных сделок. Современная инвестиционная деятельность характеризуется высокой динамикой, разнообразием инструментов (акции, криптовалюты, деривативы) и необходимостью регулярного контроля торговой статистики.</w:t>
+      </w:r>
+    </w:p>
+    <w:p>
+      <w:pPr>
+        <w:pStyle w:val="a3"/>
+        <w:spacing w:before="0" w:beforeAutospacing="0" w:after="0" w:afterAutospacing="0" w:line="360" w:lineRule="auto"/>
+        <w:ind w:firstLine="709"/>
+        <w:jc w:val="both"/>
+        <w:rPr>
+          <w:sz w:val="28"/>
+          <w:szCs w:val="28"/>
+        </w:rPr>
+      </w:pPr>
+      <w:r>
+        <w:rPr>
+          <w:sz w:val="28"/>
+          <w:szCs w:val="28"/>
+        </w:rPr>
+        <w:t xml:space="preserve">Ключевым инструментом повышения эффективности инвестора является торговый журнал (дневник сделок). Он позволяет не только фиксировать финансовый результат, но и проводить качественный анализ каждой операции. Одной из основных проблем инвестора при работе на нескольких площадках (например, </w:t>
+      </w:r>
+      <w:proofErr w:type="spellStart"/>
+      <w:r>
+        <w:rPr>
+          <w:sz w:val="28"/>
+          <w:szCs w:val="28"/>
+        </w:rPr>
+        <w:t>Binance</w:t>
+      </w:r>
+      <w:proofErr w:type="spellEnd"/>
+      <w:r>
+        <w:rPr>
+          <w:sz w:val="28"/>
+          <w:szCs w:val="28"/>
+        </w:rPr>
+        <w:t xml:space="preserve">, </w:t>
+      </w:r>
+      <w:proofErr w:type="spellStart"/>
+      <w:r>
+        <w:rPr>
+          <w:sz w:val="28"/>
+          <w:szCs w:val="28"/>
+        </w:rPr>
+        <w:t>ByBit</w:t>
+      </w:r>
+      <w:proofErr w:type="spellEnd"/>
+      <w:r>
+        <w:rPr>
+          <w:sz w:val="28"/>
+          <w:szCs w:val="28"/>
+        </w:rPr>
+        <w:t>, Московская биржа) является фрагментация данных. Необходимость переключения между интерфейсами различных бирж для анализа логики входа в сделку увеличивает когнитивную нагрузку и снижает качество ретроспективного анализа.</w:t>
+      </w:r>
+    </w:p>
+    <w:p>
+      <w:pPr>
+        <w:pStyle w:val="a3"/>
+        <w:spacing w:before="0" w:beforeAutospacing="0" w:after="0" w:afterAutospacing="0" w:line="360" w:lineRule="auto"/>
+        <w:ind w:firstLine="709"/>
+        <w:jc w:val="both"/>
+        <w:rPr>
+          <w:sz w:val="28"/>
+          <w:szCs w:val="28"/>
+        </w:rPr>
+      </w:pPr>
+      <w:r>
+        <w:rPr>
+          <w:sz w:val="28"/>
+          <w:szCs w:val="28"/>
+        </w:rPr>
+        <w:t>Разрабатываемое веб-приложение призвано решить проблему централизации данных, позволяя пользователю хранить всю историю операций с подробными комментариями в едином интерфейсе. Основными объектами системы являются пользователь и инвестиционная сделка. Каждая сделка характеризуется набором обязательных параметров (актив, объем, цена, дата) и опциональных аналитических атрибутов (</w:t>
+      </w:r>
+      <w:proofErr w:type="spellStart"/>
+      <w:r>
+        <w:rPr>
+          <w:sz w:val="28"/>
+          <w:szCs w:val="28"/>
+        </w:rPr>
+        <w:t>таймфрейм</w:t>
+      </w:r>
+      <w:proofErr w:type="spellEnd"/>
+      <w:r>
+        <w:rPr>
+          <w:sz w:val="28"/>
+          <w:szCs w:val="28"/>
+        </w:rPr>
+        <w:t>, текстовый комментарий).</w:t>
+      </w:r>
+    </w:p>
+    <w:p>
+      <w:pPr>
+        <w:pStyle w:val="3"/>
+        <w:spacing w:before="0" w:line="360" w:lineRule="auto"/>
+        <w:ind w:firstLine="709"/>
+        <w:rPr>
+          <w:rFonts w:ascii="Times New Roman" w:hAnsi="Times New Roman" w:cs="Times New Roman"/>
+          <w:color w:val="auto"/>
+          <w:sz w:val="28"/>
+          <w:szCs w:val="28"/>
+        </w:rPr>
+      </w:pPr>
+      <w:r>
+        <w:rPr>
+          <w:rFonts w:ascii="Times New Roman" w:hAnsi="Times New Roman" w:cs="Times New Roman"/>
+          <w:color w:val="auto"/>
+          <w:sz w:val="28"/>
+          <w:szCs w:val="28"/>
+        </w:rPr>
+        <w:t>Раздел 1.1.2. Границы и ограничения системы</w:t>
+      </w:r>
+    </w:p>
+    <w:p>
+      <w:pPr>
+        <w:pStyle w:val="a3"/>
+        <w:spacing w:before="0" w:beforeAutospacing="0" w:after="0" w:afterAutospacing="0" w:line="360" w:lineRule="auto"/>
+        <w:ind w:firstLine="709"/>
+        <w:rPr>
+          <w:sz w:val="28"/>
+          <w:szCs w:val="28"/>
+        </w:rPr>
+      </w:pPr>
+      <w:r>
+        <w:rPr>
+          <w:sz w:val="28"/>
+          <w:szCs w:val="28"/>
+        </w:rPr>
+        <w:t>Для определения рамок реализации минимально жизнеспособного продукта (MVP) и обеспечения корректной интерпретации результатов работы системы установлен ряд функциональных и эксплуатационных ограничений:</w:t>
+      </w:r>
+    </w:p>
+    <w:p>
+      <w:pPr>
+        <w:pStyle w:val="a3"/>
+        <w:numPr>
+          <w:ilvl w:val="0"/>
+          <w:numId w:val="10"/>
+        </w:numPr>
+        <w:spacing w:before="0" w:beforeAutospacing="0" w:after="0" w:afterAutospacing="0" w:line="360" w:lineRule="auto"/>
+        <w:ind w:left="0" w:firstLine="709"/>
+        <w:rPr>
+          <w:sz w:val="28"/>
+          <w:szCs w:val="28"/>
+        </w:rPr>
+      </w:pPr>
+      <w:r>
+        <w:rPr>
+          <w:b/>
+          <w:bCs/>
+          <w:sz w:val="28"/>
+          <w:szCs w:val="28"/>
+        </w:rPr>
+        <w:t>Ограничения по вводу данных.</w:t>
+      </w:r>
+      <w:r>
+        <w:rPr>
+          <w:sz w:val="28"/>
+          <w:szCs w:val="28"/>
+        </w:rPr>
+        <w:t xml:space="preserve"> В текущей версии системы реализован исключительно ручной ввод параметров инвестиционных сделок. Автоматизированный импорт данных через API торговых платформ (бирж, брокеров) или из файлов формата CSV/XLSX не предусмотрен.</w:t>
+      </w:r>
+    </w:p>
+    <w:p>
+      <w:pPr>
+        <w:pStyle w:val="a3"/>
+        <w:numPr>
+          <w:ilvl w:val="0"/>
+          <w:numId w:val="10"/>
+        </w:numPr>
+        <w:spacing w:before="0" w:beforeAutospacing="0" w:after="0" w:afterAutospacing="0" w:line="360" w:lineRule="auto"/>
+        <w:ind w:left="0" w:firstLine="709"/>
+        <w:rPr>
+          <w:sz w:val="28"/>
+          <w:szCs w:val="28"/>
+        </w:rPr>
+      </w:pPr>
+      <w:r>
+        <w:rPr>
+          <w:b/>
+          <w:bCs/>
+          <w:sz w:val="28"/>
+          <w:szCs w:val="28"/>
+        </w:rPr>
+        <w:lastRenderedPageBreak/>
+        <w:t>Ограничения по аналитическим функциям.</w:t>
+      </w:r>
+      <w:r>
+        <w:rPr>
+          <w:sz w:val="28"/>
+          <w:szCs w:val="28"/>
+        </w:rPr>
+        <w:t xml:space="preserve"> Система выполняет ретроспективный анализ данных пользователя и носит описательный характер. Программный комплекс не формирует прогнозных моделей движения цен, не генерирует торговые сигналы и не рассчитывает сложные финансовые коэффициенты (например, коэффициент Шарпа или фактор восстановления).</w:t>
+      </w:r>
+    </w:p>
+    <w:p>
+      <w:pPr>
+        <w:pStyle w:val="a3"/>
+        <w:numPr>
+          <w:ilvl w:val="0"/>
+          <w:numId w:val="10"/>
+        </w:numPr>
+        <w:spacing w:before="0" w:beforeAutospacing="0" w:after="0" w:afterAutospacing="0" w:line="360" w:lineRule="auto"/>
+        <w:ind w:left="0" w:firstLine="709"/>
+        <w:rPr>
+          <w:sz w:val="28"/>
+          <w:szCs w:val="28"/>
+        </w:rPr>
+      </w:pPr>
+      <w:r>
+        <w:rPr>
+          <w:b/>
+          <w:bCs/>
+          <w:sz w:val="28"/>
+          <w:szCs w:val="28"/>
+        </w:rPr>
+        <w:t>Ограничения по типам активов.</w:t>
+      </w:r>
+      <w:r>
+        <w:rPr>
+          <w:sz w:val="28"/>
+          <w:szCs w:val="28"/>
+        </w:rPr>
+        <w:t xml:space="preserve"> Несмотря на универсальность полей, система не учитывает специфику маржинальной торговли, начисления дивидендов или комиссий за перенос позиции (свопов), если они не были включены пользователем в итоговый результат сделки вручную.</w:t>
+      </w:r>
+    </w:p>
+    <w:p>
+      <w:pPr>
+        <w:pStyle w:val="a3"/>
+        <w:numPr>
+          <w:ilvl w:val="0"/>
+          <w:numId w:val="10"/>
+        </w:numPr>
+        <w:spacing w:before="0" w:beforeAutospacing="0" w:after="0" w:afterAutospacing="0" w:line="360" w:lineRule="auto"/>
+        <w:ind w:left="0" w:firstLine="709"/>
+        <w:rPr>
+          <w:sz w:val="28"/>
+          <w:szCs w:val="28"/>
+        </w:rPr>
+      </w:pPr>
+      <w:r>
+        <w:rPr>
+          <w:b/>
+          <w:bCs/>
+          <w:sz w:val="28"/>
+          <w:szCs w:val="28"/>
+        </w:rPr>
+        <w:t>Юридический аспект.</w:t>
+      </w:r>
+      <w:r>
+        <w:rPr>
+          <w:sz w:val="28"/>
+          <w:szCs w:val="28"/>
+        </w:rPr>
+        <w:t xml:space="preserve"> Приложение не является финансовой рекомендацией. Результаты визуализации доходности служат исключительно для статистических целей и не могут являться основанием для принятия инвестиционных решений.</w:t>
+      </w:r>
+    </w:p>
+    <w:p>
+      <w:pPr>
+        <w:pStyle w:val="2"/>
+        <w:spacing w:before="0" w:line="360" w:lineRule="auto"/>
+        <w:ind w:firstLine="709"/>
+        <w:jc w:val="both"/>
+        <w:rPr>
+          <w:rFonts w:ascii="Times New Roman" w:hAnsi="Times New Roman" w:cs="Times New Roman"/>
+          <w:color w:val="auto"/>
+          <w:sz w:val="28"/>
+          <w:szCs w:val="28"/>
+        </w:rPr>
+      </w:pPr>
+      <w:r>
+        <w:rPr>
+          <w:rFonts w:ascii="Times New Roman" w:hAnsi="Times New Roman" w:cs="Times New Roman"/>
+          <w:color w:val="auto"/>
+          <w:sz w:val="28"/>
+          <w:szCs w:val="28"/>
+        </w:rPr>
+        <w:t>1.2. Сравнительный анализ аналогов</w:t>
+      </w:r>
+    </w:p>
+    <w:p>
+      <w:pPr>
+        <w:pStyle w:val="a3"/>
+        <w:spacing w:before="0" w:beforeAutospacing="0" w:after="0" w:afterAutospacing="0" w:line="360" w:lineRule="auto"/>
+        <w:ind w:firstLine="709"/>
+        <w:jc w:val="both"/>
+        <w:rPr>
+          <w:sz w:val="28"/>
+          <w:szCs w:val="28"/>
+        </w:rPr>
+      </w:pPr>
+      <w:r>
+        <w:rPr>
+          <w:sz w:val="28"/>
+          <w:szCs w:val="28"/>
+        </w:rPr>
+        <w:t xml:space="preserve">При разработке системы был проведен анализ существующих программных решений для учета торговых операций. В качестве наиболее близких по функциональному наполнению аналогов рассмотрены сервисы </w:t>
+      </w:r>
+      <w:proofErr w:type="spellStart"/>
+      <w:r>
+        <w:rPr>
+          <w:sz w:val="28"/>
+          <w:szCs w:val="28"/>
+        </w:rPr>
+        <w:t>TraderMakeMoney</w:t>
+      </w:r>
+      <w:proofErr w:type="spellEnd"/>
+      <w:r>
+        <w:rPr>
+          <w:sz w:val="28"/>
+          <w:szCs w:val="28"/>
+        </w:rPr>
+        <w:t xml:space="preserve">, «Дневник трейдера» (tradersdiaries.ru) и </w:t>
+      </w:r>
+      <w:proofErr w:type="spellStart"/>
+      <w:r>
+        <w:rPr>
+          <w:sz w:val="28"/>
+          <w:szCs w:val="28"/>
+        </w:rPr>
+        <w:t>TradeZella</w:t>
+      </w:r>
+      <w:proofErr w:type="spellEnd"/>
+      <w:r>
+        <w:rPr>
+          <w:sz w:val="28"/>
+          <w:szCs w:val="28"/>
+        </w:rPr>
+        <w:t>.</w:t>
+      </w:r>
+    </w:p>
+    <w:p>
+      <w:pPr>
+        <w:pStyle w:val="a3"/>
+        <w:numPr>
+          <w:ilvl w:val="0"/>
+          <w:numId w:val="3"/>
+        </w:numPr>
+        <w:spacing w:before="0" w:beforeAutospacing="0" w:after="0" w:afterAutospacing="0" w:line="360" w:lineRule="auto"/>
+        <w:ind w:left="0" w:firstLine="709"/>
+        <w:jc w:val="both"/>
+        <w:rPr>
+          <w:sz w:val="28"/>
+          <w:szCs w:val="28"/>
+        </w:rPr>
+      </w:pPr>
+      <w:proofErr w:type="spellStart"/>
+      <w:r>
+        <w:rPr>
+          <w:b/>
+          <w:bCs/>
+          <w:sz w:val="28"/>
+          <w:szCs w:val="28"/>
+        </w:rPr>
+        <w:t>TraderMakeMoney</w:t>
+      </w:r>
+      <w:proofErr w:type="spellEnd"/>
+      <w:r>
+        <w:rPr>
+          <w:b/>
+          <w:bCs/>
+          <w:sz w:val="28"/>
+          <w:szCs w:val="28"/>
+        </w:rPr>
+        <w:t>.</w:t>
+      </w:r>
+      <w:r>
+        <w:rPr>
+          <w:sz w:val="28"/>
+          <w:szCs w:val="28"/>
+        </w:rPr>
+        <w:t xml:space="preserve"> Популярный сервис, ориентированный на </w:t>
+      </w:r>
+      <w:proofErr w:type="spellStart"/>
+      <w:r>
+        <w:rPr>
+          <w:sz w:val="28"/>
+          <w:szCs w:val="28"/>
+        </w:rPr>
+        <w:t>криптовалютный</w:t>
+      </w:r>
+      <w:proofErr w:type="spellEnd"/>
+      <w:r>
+        <w:rPr>
+          <w:sz w:val="28"/>
+          <w:szCs w:val="28"/>
+        </w:rPr>
+        <w:t xml:space="preserve"> рынок. К преимуществам относятся минималистичный интерфейс и развитая система графической визуализации. Однако в бесплатной версии функционал существенно ограничен, а модель доступа предполагает отсутствие возможности кастомизации под специфические нужды пользователя.</w:t>
+      </w:r>
+    </w:p>
+    <w:p>
+      <w:pPr>
+        <w:pStyle w:val="a3"/>
+        <w:numPr>
+          <w:ilvl w:val="0"/>
+          <w:numId w:val="3"/>
+        </w:numPr>
+        <w:spacing w:before="0" w:beforeAutospacing="0" w:after="0" w:afterAutospacing="0" w:line="360" w:lineRule="auto"/>
+        <w:ind w:left="0" w:firstLine="709"/>
+        <w:jc w:val="both"/>
+        <w:rPr>
+          <w:sz w:val="28"/>
+          <w:szCs w:val="28"/>
+        </w:rPr>
+      </w:pPr>
+      <w:proofErr w:type="spellStart"/>
+      <w:r>
+        <w:rPr>
+          <w:b/>
+          <w:bCs/>
+          <w:sz w:val="28"/>
+          <w:szCs w:val="28"/>
+        </w:rPr>
+        <w:t>TradersDiaries</w:t>
+      </w:r>
+      <w:proofErr w:type="spellEnd"/>
+      <w:r>
+        <w:rPr>
+          <w:b/>
+          <w:bCs/>
+          <w:sz w:val="28"/>
+          <w:szCs w:val="28"/>
+        </w:rPr>
+        <w:t>.</w:t>
+      </w:r>
+      <w:r>
+        <w:rPr>
+          <w:sz w:val="28"/>
+          <w:szCs w:val="28"/>
+        </w:rPr>
+        <w:t xml:space="preserve"> Российский сервис с закрытой моделью доступа. Основной акцент сделан на анализе сделок в разрезе временных интервалов (</w:t>
+      </w:r>
+      <w:proofErr w:type="spellStart"/>
+      <w:r>
+        <w:rPr>
+          <w:sz w:val="28"/>
+          <w:szCs w:val="28"/>
+        </w:rPr>
+        <w:t>таймфреймов</w:t>
+      </w:r>
+      <w:proofErr w:type="spellEnd"/>
+      <w:r>
+        <w:rPr>
+          <w:sz w:val="28"/>
+          <w:szCs w:val="28"/>
+        </w:rPr>
+        <w:t>). Недостатком является сложность освоения для начинающих инвесторов и закрытость архитектуры, не позволяющая прозрачно управлять своими данными.</w:t>
+      </w:r>
+    </w:p>
+    <w:p>
+      <w:pPr>
+        <w:pStyle w:val="a3"/>
+        <w:numPr>
+          <w:ilvl w:val="0"/>
+          <w:numId w:val="3"/>
+        </w:numPr>
+        <w:spacing w:before="0" w:beforeAutospacing="0" w:after="0" w:afterAutospacing="0" w:line="360" w:lineRule="auto"/>
+        <w:ind w:left="0" w:firstLine="709"/>
+        <w:jc w:val="both"/>
+        <w:rPr>
+          <w:sz w:val="28"/>
+          <w:szCs w:val="28"/>
+        </w:rPr>
+      </w:pPr>
+      <w:proofErr w:type="spellStart"/>
+      <w:r>
+        <w:rPr>
+          <w:b/>
+          <w:bCs/>
+          <w:sz w:val="28"/>
+          <w:szCs w:val="28"/>
+        </w:rPr>
+        <w:t>TradeZella</w:t>
+      </w:r>
+      <w:proofErr w:type="spellEnd"/>
+      <w:r>
+        <w:rPr>
+          <w:b/>
+          <w:bCs/>
+          <w:sz w:val="28"/>
+          <w:szCs w:val="28"/>
+        </w:rPr>
+        <w:t>.</w:t>
+      </w:r>
+      <w:r>
+        <w:rPr>
+          <w:sz w:val="28"/>
+          <w:szCs w:val="28"/>
+        </w:rPr>
+        <w:t xml:space="preserve"> Мощная профессиональная платформа с высокой степенью автоматизации и импортом данных. Основной минус — высокая </w:t>
+      </w:r>
+      <w:r>
+        <w:rPr>
+          <w:sz w:val="28"/>
+          <w:szCs w:val="28"/>
+        </w:rPr>
+        <w:lastRenderedPageBreak/>
+        <w:t>стоимость подписки и избыточная сложность для задач простого повседневного учета сделок.</w:t>
+      </w:r>
+    </w:p>
+    <w:p>
+      <w:pPr>
+        <w:pStyle w:val="a3"/>
+        <w:spacing w:before="0" w:beforeAutospacing="0" w:after="0" w:afterAutospacing="0" w:line="360" w:lineRule="auto"/>
+        <w:ind w:firstLine="709"/>
+        <w:jc w:val="both"/>
+        <w:rPr>
+          <w:sz w:val="28"/>
+          <w:szCs w:val="28"/>
+        </w:rPr>
+      </w:pPr>
+      <w:r>
+        <w:rPr>
+          <w:sz w:val="28"/>
+          <w:szCs w:val="28"/>
+        </w:rPr>
+        <w:t>Сравнительная характеристика функциональных возможностей аналогов приведена в таблице 1.</w:t>
+      </w:r>
+    </w:p>
+    <w:p>
+      <w:pPr>
+        <w:pStyle w:val="a3"/>
+        <w:spacing w:before="0" w:beforeAutospacing="0" w:after="0" w:afterAutospacing="0" w:line="360" w:lineRule="auto"/>
+        <w:ind w:firstLine="709"/>
+        <w:jc w:val="both"/>
+        <w:rPr>
+          <w:sz w:val="28"/>
+          <w:szCs w:val="28"/>
+        </w:rPr>
+      </w:pPr>
+      <w:r>
+        <w:rPr>
+          <w:sz w:val="28"/>
+          <w:szCs w:val="28"/>
+        </w:rPr>
+        <w:t>Таблица 1 – Сравнительный анализ программных аналогов</w:t>
+      </w:r>
+    </w:p>
+    <w:tbl>
+      <w:tblPr>
+        <w:tblStyle w:val="a5"/>
+        <w:tblW w:w="0" w:type="auto"/>
+        <w:tblLook w:val="04A0" w:firstRow="1" w:lastRow="0" w:firstColumn="1" w:lastColumn="0" w:noHBand="0" w:noVBand="1"/>
+      </w:tblPr>
+      <w:tblGrid>
+        <w:gridCol w:w="1962"/>
+        <w:gridCol w:w="2284"/>
+        <w:gridCol w:w="1808"/>
+        <w:gridCol w:w="1386"/>
+        <w:gridCol w:w="2187"/>
+      </w:tblGrid>
+      <w:tr>
+        <w:tc>
+          <w:tcPr>
+            <w:tcW w:w="0" w:type="auto"/>
+            <w:hideMark/>
+          </w:tcPr>
+          <w:p>
+            <w:pPr>
+              <w:spacing w:line="360" w:lineRule="auto"/>
+              <w:jc w:val="both"/>
+              <w:rPr>
+                <w:sz w:val="28"/>
+                <w:szCs w:val="28"/>
+              </w:rPr>
+            </w:pPr>
+            <w:r>
+              <w:rPr>
+                <w:rStyle w:val="a4"/>
+                <w:sz w:val="28"/>
+                <w:szCs w:val="28"/>
+              </w:rPr>
+              <w:t>Функция</w:t>
+            </w:r>
+          </w:p>
+        </w:tc>
+        <w:tc>
+          <w:tcPr>
+            <w:tcW w:w="0" w:type="auto"/>
+            <w:hideMark/>
+          </w:tcPr>
+          <w:p>
+            <w:pPr>
+              <w:spacing w:line="360" w:lineRule="auto"/>
+              <w:jc w:val="both"/>
+              <w:rPr>
+                <w:sz w:val="28"/>
+                <w:szCs w:val="28"/>
+              </w:rPr>
+            </w:pPr>
+            <w:proofErr w:type="spellStart"/>
+            <w:r>
+              <w:rPr>
+                <w:rStyle w:val="a4"/>
+                <w:sz w:val="28"/>
+                <w:szCs w:val="28"/>
+              </w:rPr>
+              <w:t>TraderMakeMoney</w:t>
+            </w:r>
+            <w:proofErr w:type="spellEnd"/>
+          </w:p>
+        </w:tc>
+        <w:tc>
+          <w:tcPr>
+            <w:tcW w:w="0" w:type="auto"/>
+            <w:hideMark/>
+          </w:tcPr>
+          <w:p>
+            <w:pPr>
+              <w:spacing w:line="360" w:lineRule="auto"/>
+              <w:jc w:val="both"/>
+              <w:rPr>
+                <w:sz w:val="28"/>
+                <w:szCs w:val="28"/>
+              </w:rPr>
+            </w:pPr>
+            <w:proofErr w:type="spellStart"/>
+            <w:r>
+              <w:rPr>
+                <w:rStyle w:val="a4"/>
+                <w:sz w:val="28"/>
+                <w:szCs w:val="28"/>
+              </w:rPr>
+              <w:t>TradersDiaries</w:t>
+            </w:r>
+            <w:proofErr w:type="spellEnd"/>
+          </w:p>
+        </w:tc>
+        <w:tc>
+          <w:tcPr>
+            <w:tcW w:w="0" w:type="auto"/>
+            <w:hideMark/>
+          </w:tcPr>
+          <w:p>
+            <w:pPr>
+              <w:spacing w:line="360" w:lineRule="auto"/>
+              <w:jc w:val="both"/>
+              <w:rPr>
+                <w:sz w:val="28"/>
+                <w:szCs w:val="28"/>
+              </w:rPr>
+            </w:pPr>
+            <w:proofErr w:type="spellStart"/>
+            <w:r>
+              <w:rPr>
+                <w:rStyle w:val="a4"/>
+                <w:sz w:val="28"/>
+                <w:szCs w:val="28"/>
+              </w:rPr>
+              <w:t>TradeZella</w:t>
+            </w:r>
+            <w:proofErr w:type="spellEnd"/>
+          </w:p>
+        </w:tc>
+        <w:tc>
+          <w:tcPr>
+            <w:tcW w:w="0" w:type="auto"/>
+            <w:hideMark/>
+          </w:tcPr>
+          <w:p>
+            <w:pPr>
+              <w:spacing w:line="360" w:lineRule="auto"/>
+              <w:jc w:val="both"/>
+              <w:rPr>
+                <w:sz w:val="28"/>
+                <w:szCs w:val="28"/>
+              </w:rPr>
+            </w:pPr>
+            <w:r>
+              <w:rPr>
+                <w:rStyle w:val="a4"/>
+                <w:sz w:val="28"/>
+                <w:szCs w:val="28"/>
+              </w:rPr>
+              <w:t>Разрабатываемая система</w:t>
+            </w:r>
+          </w:p>
+        </w:tc>
+      </w:tr>
+      <w:tr>
+        <w:tc>
+          <w:tcPr>
+            <w:tcW w:w="0" w:type="auto"/>
+            <w:hideMark/>
+          </w:tcPr>
+          <w:p>
+            <w:pPr>
+              <w:spacing w:line="360" w:lineRule="auto"/>
+              <w:jc w:val="both"/>
+              <w:rPr>
+                <w:sz w:val="28"/>
+                <w:szCs w:val="28"/>
+              </w:rPr>
+            </w:pPr>
+            <w:r>
+              <w:rPr>
+                <w:sz w:val="28"/>
+                <w:szCs w:val="28"/>
+              </w:rPr>
+              <w:t>Ручное добавление сделок</w:t>
+            </w:r>
+          </w:p>
+        </w:tc>
+        <w:tc>
+          <w:tcPr>
+            <w:tcW w:w="0" w:type="auto"/>
+            <w:hideMark/>
+          </w:tcPr>
+          <w:p>
+            <w:pPr>
+              <w:spacing w:line="360" w:lineRule="auto"/>
+              <w:jc w:val="both"/>
+              <w:rPr>
+                <w:sz w:val="28"/>
+                <w:szCs w:val="28"/>
+              </w:rPr>
+            </w:pPr>
+            <w:r>
+              <w:rPr>
+                <w:sz w:val="28"/>
+                <w:szCs w:val="28"/>
+              </w:rPr>
+              <w:t>+</w:t>
+            </w:r>
+          </w:p>
+        </w:tc>
+        <w:tc>
+          <w:tcPr>
+            <w:tcW w:w="0" w:type="auto"/>
+            <w:hideMark/>
+          </w:tcPr>
+          <w:p>
+            <w:pPr>
+              <w:spacing w:line="360" w:lineRule="auto"/>
+              <w:jc w:val="both"/>
+              <w:rPr>
+                <w:sz w:val="28"/>
+                <w:szCs w:val="28"/>
+              </w:rPr>
+            </w:pPr>
+            <w:r>
+              <w:rPr>
+                <w:sz w:val="28"/>
+                <w:szCs w:val="28"/>
+              </w:rPr>
+              <w:t>+</w:t>
+            </w:r>
+          </w:p>
+        </w:tc>
+        <w:tc>
+          <w:tcPr>
+            <w:tcW w:w="0" w:type="auto"/>
+            <w:hideMark/>
+          </w:tcPr>
+          <w:p>
+            <w:pPr>
+              <w:spacing w:line="360" w:lineRule="auto"/>
+              <w:jc w:val="both"/>
+              <w:rPr>
+                <w:sz w:val="28"/>
+                <w:szCs w:val="28"/>
+              </w:rPr>
+            </w:pPr>
+            <w:r>
+              <w:rPr>
+                <w:sz w:val="28"/>
+                <w:szCs w:val="28"/>
+              </w:rPr>
+              <w:t>+</w:t>
+            </w:r>
+          </w:p>
+        </w:tc>
+        <w:tc>
+          <w:tcPr>
+            <w:tcW w:w="0" w:type="auto"/>
+            <w:hideMark/>
+          </w:tcPr>
+          <w:p>
+            <w:pPr>
+              <w:spacing w:line="360" w:lineRule="auto"/>
+              <w:jc w:val="both"/>
+              <w:rPr>
+                <w:sz w:val="28"/>
+                <w:szCs w:val="28"/>
+              </w:rPr>
+            </w:pPr>
+            <w:r>
+              <w:rPr>
+                <w:sz w:val="28"/>
+                <w:szCs w:val="28"/>
+              </w:rPr>
+              <w:t>+</w:t>
+            </w:r>
+          </w:p>
+        </w:tc>
+      </w:tr>
+      <w:tr>
+        <w:tc>
+          <w:tcPr>
+            <w:tcW w:w="0" w:type="auto"/>
+            <w:hideMark/>
+          </w:tcPr>
+          <w:p>
+            <w:pPr>
+              <w:spacing w:line="360" w:lineRule="auto"/>
+              <w:jc w:val="both"/>
+              <w:rPr>
+                <w:sz w:val="28"/>
+                <w:szCs w:val="28"/>
+              </w:rPr>
+            </w:pPr>
+            <w:r>
+              <w:rPr>
+                <w:sz w:val="28"/>
+                <w:szCs w:val="28"/>
+              </w:rPr>
+              <w:t>Хранение комментариев</w:t>
+            </w:r>
+          </w:p>
+        </w:tc>
+        <w:tc>
+          <w:tcPr>
+            <w:tcW w:w="0" w:type="auto"/>
+            <w:hideMark/>
+          </w:tcPr>
+          <w:p>
+            <w:pPr>
+              <w:spacing w:line="360" w:lineRule="auto"/>
+              <w:jc w:val="both"/>
+              <w:rPr>
+                <w:sz w:val="28"/>
+                <w:szCs w:val="28"/>
+              </w:rPr>
+            </w:pPr>
+            <w:r>
+              <w:rPr>
+                <w:sz w:val="28"/>
+                <w:szCs w:val="28"/>
+              </w:rPr>
+              <w:t>+</w:t>
+            </w:r>
+          </w:p>
+        </w:tc>
+        <w:tc>
+          <w:tcPr>
+            <w:tcW w:w="0" w:type="auto"/>
+            <w:hideMark/>
+          </w:tcPr>
+          <w:p>
+            <w:pPr>
+              <w:spacing w:line="360" w:lineRule="auto"/>
+              <w:jc w:val="both"/>
+              <w:rPr>
+                <w:sz w:val="28"/>
+                <w:szCs w:val="28"/>
+              </w:rPr>
+            </w:pPr>
+            <w:r>
+              <w:rPr>
+                <w:sz w:val="28"/>
+                <w:szCs w:val="28"/>
+              </w:rPr>
+              <w:t>+</w:t>
+            </w:r>
+          </w:p>
+        </w:tc>
+        <w:tc>
+          <w:tcPr>
+            <w:tcW w:w="0" w:type="auto"/>
+            <w:hideMark/>
+          </w:tcPr>
+          <w:p>
+            <w:pPr>
+              <w:spacing w:line="360" w:lineRule="auto"/>
+              <w:jc w:val="both"/>
+              <w:rPr>
+                <w:sz w:val="28"/>
+                <w:szCs w:val="28"/>
+              </w:rPr>
+            </w:pPr>
+            <w:r>
+              <w:rPr>
+                <w:sz w:val="28"/>
+                <w:szCs w:val="28"/>
+              </w:rPr>
+              <w:t>+</w:t>
+            </w:r>
+          </w:p>
+        </w:tc>
+        <w:tc>
+          <w:tcPr>
+            <w:tcW w:w="0" w:type="auto"/>
+            <w:hideMark/>
+          </w:tcPr>
+          <w:p>
+            <w:pPr>
+              <w:spacing w:line="360" w:lineRule="auto"/>
+              <w:jc w:val="both"/>
+              <w:rPr>
+                <w:sz w:val="28"/>
+                <w:szCs w:val="28"/>
+              </w:rPr>
+            </w:pPr>
+            <w:r>
+              <w:rPr>
+                <w:sz w:val="28"/>
+                <w:szCs w:val="28"/>
+              </w:rPr>
+              <w:t>+</w:t>
+            </w:r>
+          </w:p>
+        </w:tc>
+      </w:tr>
+      <w:tr>
+        <w:tc>
+          <w:tcPr>
+            <w:tcW w:w="0" w:type="auto"/>
+            <w:hideMark/>
+          </w:tcPr>
+          <w:p>
+            <w:pPr>
+              <w:spacing w:line="360" w:lineRule="auto"/>
+              <w:jc w:val="both"/>
+              <w:rPr>
+                <w:sz w:val="28"/>
+                <w:szCs w:val="28"/>
+              </w:rPr>
+            </w:pPr>
+            <w:r>
+              <w:rPr>
+                <w:sz w:val="28"/>
+                <w:szCs w:val="28"/>
+              </w:rPr>
+              <w:t xml:space="preserve">Автоматический расчет </w:t>
+            </w:r>
+            <w:proofErr w:type="spellStart"/>
+            <w:r>
+              <w:rPr>
+                <w:sz w:val="28"/>
+                <w:szCs w:val="28"/>
+              </w:rPr>
+              <w:t>PnL</w:t>
+            </w:r>
+            <w:proofErr w:type="spellEnd"/>
+          </w:p>
+        </w:tc>
+        <w:tc>
+          <w:tcPr>
+            <w:tcW w:w="0" w:type="auto"/>
+            <w:hideMark/>
+          </w:tcPr>
+          <w:p>
+            <w:pPr>
+              <w:spacing w:line="360" w:lineRule="auto"/>
+              <w:jc w:val="both"/>
+              <w:rPr>
+                <w:sz w:val="28"/>
+                <w:szCs w:val="28"/>
+              </w:rPr>
+            </w:pPr>
+            <w:r>
+              <w:rPr>
+                <w:sz w:val="28"/>
+                <w:szCs w:val="28"/>
+              </w:rPr>
+              <w:t>+</w:t>
+            </w:r>
+          </w:p>
+        </w:tc>
+        <w:tc>
+          <w:tcPr>
+            <w:tcW w:w="0" w:type="auto"/>
+            <w:hideMark/>
+          </w:tcPr>
+          <w:p>
+            <w:pPr>
+              <w:spacing w:line="360" w:lineRule="auto"/>
+              <w:jc w:val="both"/>
+              <w:rPr>
+                <w:sz w:val="28"/>
+                <w:szCs w:val="28"/>
+              </w:rPr>
+            </w:pPr>
+            <w:r>
+              <w:rPr>
+                <w:sz w:val="28"/>
+                <w:szCs w:val="28"/>
+              </w:rPr>
+              <w:t>+</w:t>
+            </w:r>
+          </w:p>
+        </w:tc>
+        <w:tc>
+          <w:tcPr>
+            <w:tcW w:w="0" w:type="auto"/>
+            <w:hideMark/>
+          </w:tcPr>
+          <w:p>
+            <w:pPr>
+              <w:spacing w:line="360" w:lineRule="auto"/>
+              <w:jc w:val="both"/>
+              <w:rPr>
+                <w:sz w:val="28"/>
+                <w:szCs w:val="28"/>
+              </w:rPr>
+            </w:pPr>
+            <w:r>
+              <w:rPr>
+                <w:sz w:val="28"/>
+                <w:szCs w:val="28"/>
+              </w:rPr>
+              <w:t>+</w:t>
+            </w:r>
+          </w:p>
+        </w:tc>
+        <w:tc>
+          <w:tcPr>
+            <w:tcW w:w="0" w:type="auto"/>
+            <w:hideMark/>
+          </w:tcPr>
+          <w:p>
+            <w:pPr>
+              <w:spacing w:line="360" w:lineRule="auto"/>
+              <w:jc w:val="both"/>
+              <w:rPr>
+                <w:sz w:val="28"/>
+                <w:szCs w:val="28"/>
+              </w:rPr>
+            </w:pPr>
+            <w:r>
+              <w:rPr>
+                <w:sz w:val="28"/>
+                <w:szCs w:val="28"/>
+              </w:rPr>
+              <w:t>+</w:t>
+            </w:r>
+          </w:p>
+        </w:tc>
+      </w:tr>
+      <w:tr>
+        <w:tc>
+          <w:tcPr>
+            <w:tcW w:w="0" w:type="auto"/>
+            <w:hideMark/>
+          </w:tcPr>
+          <w:p>
+            <w:pPr>
+              <w:spacing w:line="360" w:lineRule="auto"/>
+              <w:jc w:val="both"/>
+              <w:rPr>
+                <w:sz w:val="28"/>
+                <w:szCs w:val="28"/>
+              </w:rPr>
+            </w:pPr>
+            <w:r>
+              <w:rPr>
+                <w:sz w:val="28"/>
+                <w:szCs w:val="28"/>
+              </w:rPr>
+              <w:t>Фильтрация по активам</w:t>
+            </w:r>
+          </w:p>
+        </w:tc>
+        <w:tc>
+          <w:tcPr>
+            <w:tcW w:w="0" w:type="auto"/>
+            <w:hideMark/>
+          </w:tcPr>
+          <w:p>
+            <w:pPr>
+              <w:spacing w:line="360" w:lineRule="auto"/>
+              <w:jc w:val="both"/>
+              <w:rPr>
+                <w:sz w:val="28"/>
+                <w:szCs w:val="28"/>
+              </w:rPr>
+            </w:pPr>
+            <w:r>
+              <w:rPr>
+                <w:sz w:val="28"/>
+                <w:szCs w:val="28"/>
+              </w:rPr>
+              <w:t>+</w:t>
+            </w:r>
+          </w:p>
+        </w:tc>
+        <w:tc>
+          <w:tcPr>
+            <w:tcW w:w="0" w:type="auto"/>
+            <w:hideMark/>
+          </w:tcPr>
+          <w:p>
+            <w:pPr>
+              <w:spacing w:line="360" w:lineRule="auto"/>
+              <w:jc w:val="both"/>
+              <w:rPr>
+                <w:sz w:val="28"/>
+                <w:szCs w:val="28"/>
+              </w:rPr>
+            </w:pPr>
+            <w:r>
+              <w:rPr>
+                <w:sz w:val="28"/>
+                <w:szCs w:val="28"/>
+              </w:rPr>
+              <w:t>-</w:t>
+            </w:r>
+          </w:p>
+        </w:tc>
+        <w:tc>
+          <w:tcPr>
+            <w:tcW w:w="0" w:type="auto"/>
+            <w:hideMark/>
+          </w:tcPr>
+          <w:p>
+            <w:pPr>
+              <w:spacing w:line="360" w:lineRule="auto"/>
+              <w:jc w:val="both"/>
+              <w:rPr>
+                <w:sz w:val="28"/>
+                <w:szCs w:val="28"/>
+              </w:rPr>
+            </w:pPr>
+            <w:r>
+              <w:rPr>
+                <w:sz w:val="28"/>
+                <w:szCs w:val="28"/>
+              </w:rPr>
+              <w:t>+</w:t>
+            </w:r>
+          </w:p>
+        </w:tc>
+        <w:tc>
+          <w:tcPr>
+            <w:tcW w:w="0" w:type="auto"/>
+            <w:hideMark/>
+          </w:tcPr>
+          <w:p>
+            <w:pPr>
+              <w:spacing w:line="360" w:lineRule="auto"/>
+              <w:jc w:val="both"/>
+              <w:rPr>
+                <w:sz w:val="28"/>
+                <w:szCs w:val="28"/>
+              </w:rPr>
+            </w:pPr>
+            <w:r>
+              <w:rPr>
+                <w:sz w:val="28"/>
+                <w:szCs w:val="28"/>
+              </w:rPr>
+              <w:t>+</w:t>
+            </w:r>
+          </w:p>
+        </w:tc>
+      </w:tr>
+      <w:tr>
+        <w:tc>
+          <w:tcPr>
+            <w:tcW w:w="0" w:type="auto"/>
+            <w:hideMark/>
+          </w:tcPr>
+          <w:p>
+            <w:pPr>
+              <w:spacing w:line="360" w:lineRule="auto"/>
+              <w:jc w:val="both"/>
+              <w:rPr>
+                <w:sz w:val="28"/>
+                <w:szCs w:val="28"/>
+              </w:rPr>
+            </w:pPr>
+            <w:r>
+              <w:rPr>
+                <w:sz w:val="28"/>
+                <w:szCs w:val="28"/>
+              </w:rPr>
+              <w:t>Веб-интерфейс</w:t>
+            </w:r>
+          </w:p>
+        </w:tc>
+        <w:tc>
+          <w:tcPr>
+            <w:tcW w:w="0" w:type="auto"/>
+            <w:hideMark/>
+          </w:tcPr>
+          <w:p>
+            <w:pPr>
+              <w:spacing w:line="360" w:lineRule="auto"/>
+              <w:jc w:val="both"/>
+              <w:rPr>
+                <w:sz w:val="28"/>
+                <w:szCs w:val="28"/>
+              </w:rPr>
+            </w:pPr>
+            <w:r>
+              <w:rPr>
+                <w:sz w:val="28"/>
+                <w:szCs w:val="28"/>
+              </w:rPr>
+              <w:t>+</w:t>
+            </w:r>
+          </w:p>
+        </w:tc>
+        <w:tc>
+          <w:tcPr>
+            <w:tcW w:w="0" w:type="auto"/>
+            <w:hideMark/>
+          </w:tcPr>
+          <w:p>
+            <w:pPr>
+              <w:spacing w:line="360" w:lineRule="auto"/>
+              <w:jc w:val="both"/>
+              <w:rPr>
+                <w:sz w:val="28"/>
+                <w:szCs w:val="28"/>
+              </w:rPr>
+            </w:pPr>
+            <w:r>
+              <w:rPr>
+                <w:sz w:val="28"/>
+                <w:szCs w:val="28"/>
+              </w:rPr>
+              <w:t>+</w:t>
+            </w:r>
+          </w:p>
+        </w:tc>
+        <w:tc>
+          <w:tcPr>
+            <w:tcW w:w="0" w:type="auto"/>
+            <w:hideMark/>
+          </w:tcPr>
+          <w:p>
+            <w:pPr>
+              <w:spacing w:line="360" w:lineRule="auto"/>
+              <w:jc w:val="both"/>
+              <w:rPr>
+                <w:sz w:val="28"/>
+                <w:szCs w:val="28"/>
+              </w:rPr>
+            </w:pPr>
+            <w:r>
+              <w:rPr>
+                <w:sz w:val="28"/>
+                <w:szCs w:val="28"/>
+              </w:rPr>
+              <w:t>+</w:t>
+            </w:r>
+          </w:p>
+        </w:tc>
+        <w:tc>
+          <w:tcPr>
+            <w:tcW w:w="0" w:type="auto"/>
+            <w:hideMark/>
+          </w:tcPr>
+          <w:p>
+            <w:pPr>
+              <w:spacing w:line="360" w:lineRule="auto"/>
+              <w:jc w:val="both"/>
+              <w:rPr>
+                <w:sz w:val="28"/>
+                <w:szCs w:val="28"/>
+              </w:rPr>
+            </w:pPr>
+            <w:r>
+              <w:rPr>
+                <w:sz w:val="28"/>
+                <w:szCs w:val="28"/>
+              </w:rPr>
+              <w:t>+</w:t>
+            </w:r>
+          </w:p>
+        </w:tc>
+      </w:tr>
+      <w:tr>
+        <w:tc>
+          <w:tcPr>
+            <w:tcW w:w="0" w:type="auto"/>
+            <w:hideMark/>
+          </w:tcPr>
+          <w:p>
+            <w:pPr>
+              <w:spacing w:line="360" w:lineRule="auto"/>
+              <w:jc w:val="both"/>
+              <w:rPr>
+                <w:sz w:val="28"/>
+                <w:szCs w:val="28"/>
+              </w:rPr>
+            </w:pPr>
+            <w:r>
+              <w:rPr>
+                <w:sz w:val="28"/>
+                <w:szCs w:val="28"/>
+              </w:rPr>
+              <w:t>Экспорт данных (CSV)</w:t>
+            </w:r>
+          </w:p>
+        </w:tc>
+        <w:tc>
+          <w:tcPr>
+            <w:tcW w:w="0" w:type="auto"/>
+            <w:hideMark/>
+          </w:tcPr>
+          <w:p>
+            <w:pPr>
+              <w:spacing w:line="360" w:lineRule="auto"/>
+              <w:jc w:val="both"/>
+              <w:rPr>
+                <w:sz w:val="28"/>
+                <w:szCs w:val="28"/>
+              </w:rPr>
+            </w:pPr>
+            <w:r>
+              <w:rPr>
+                <w:sz w:val="28"/>
+                <w:szCs w:val="28"/>
+              </w:rPr>
+              <w:t>+/-</w:t>
+            </w:r>
+          </w:p>
+        </w:tc>
+        <w:tc>
+          <w:tcPr>
+            <w:tcW w:w="0" w:type="auto"/>
+            <w:hideMark/>
+          </w:tcPr>
+          <w:p>
+            <w:pPr>
+              <w:spacing w:line="360" w:lineRule="auto"/>
+              <w:jc w:val="both"/>
+              <w:rPr>
+                <w:sz w:val="28"/>
+                <w:szCs w:val="28"/>
+              </w:rPr>
+            </w:pPr>
+            <w:r>
+              <w:rPr>
+                <w:sz w:val="28"/>
+                <w:szCs w:val="28"/>
+              </w:rPr>
+              <w:t>-</w:t>
+            </w:r>
+          </w:p>
+        </w:tc>
+        <w:tc>
+          <w:tcPr>
+            <w:tcW w:w="0" w:type="auto"/>
+            <w:hideMark/>
+          </w:tcPr>
+          <w:p>
+            <w:pPr>
+              <w:spacing w:line="360" w:lineRule="auto"/>
+              <w:jc w:val="both"/>
+              <w:rPr>
+                <w:sz w:val="28"/>
+                <w:szCs w:val="28"/>
+              </w:rPr>
+            </w:pPr>
+            <w:r>
+              <w:rPr>
+                <w:sz w:val="28"/>
+                <w:szCs w:val="28"/>
+              </w:rPr>
+              <w:t>+</w:t>
+            </w:r>
+          </w:p>
+        </w:tc>
+        <w:tc>
+          <w:tcPr>
+            <w:tcW w:w="0" w:type="auto"/>
+            <w:hideMark/>
+          </w:tcPr>
+          <w:p>
+            <w:pPr>
+              <w:spacing w:line="360" w:lineRule="auto"/>
+              <w:jc w:val="both"/>
+              <w:rPr>
+                <w:sz w:val="28"/>
+                <w:szCs w:val="28"/>
+              </w:rPr>
+            </w:pPr>
+            <w:r>
+              <w:rPr>
+                <w:sz w:val="28"/>
+                <w:szCs w:val="28"/>
+              </w:rPr>
+              <w:t>+</w:t>
+            </w:r>
+          </w:p>
+        </w:tc>
+      </w:tr>
+    </w:tbl>
+    <w:p>
+      <w:pPr>
+        <w:pStyle w:val="a3"/>
+        <w:spacing w:before="0" w:beforeAutospacing="0" w:after="0" w:afterAutospacing="0" w:line="360" w:lineRule="auto"/>
+        <w:ind w:firstLine="709"/>
+        <w:jc w:val="both"/>
+        <w:rPr>
+          <w:sz w:val="28"/>
+          <w:szCs w:val="28"/>
+        </w:rPr>
+      </w:pPr>
+      <w:r>
+        <w:rPr>
+          <w:sz w:val="28"/>
+          <w:szCs w:val="28"/>
+        </w:rPr>
+        <w:t>Таким образом, разрабатываемая система занимает нишу легковесного, кроссплатформенного инструмента, обеспечивающего баланс между функциональностью и простотой использования. Особое внимание в реализации уделяется возможности агрегации комментариев о происхождении сделки, что избавляет пользователя от необходимости обращения к интерфейсам различных бирж.</w:t>
+      </w:r>
+    </w:p>
+    <w:p>
+      <w:pPr>
+        <w:pStyle w:val="2"/>
+        <w:tabs>
+          <w:tab w:val="left" w:pos="1134"/>
+        </w:tabs>
+        <w:spacing w:before="0" w:line="360" w:lineRule="auto"/>
+        <w:ind w:firstLine="709"/>
+        <w:jc w:val="both"/>
+        <w:rPr>
+          <w:rFonts w:ascii="Times New Roman" w:hAnsi="Times New Roman" w:cs="Times New Roman"/>
+          <w:color w:val="auto"/>
+          <w:sz w:val="28"/>
+          <w:szCs w:val="28"/>
+        </w:rPr>
+      </w:pPr>
+      <w:r>
+        <w:rPr>
+          <w:rFonts w:ascii="Times New Roman" w:hAnsi="Times New Roman" w:cs="Times New Roman"/>
+          <w:color w:val="auto"/>
+          <w:sz w:val="28"/>
+          <w:szCs w:val="28"/>
+        </w:rPr>
+        <w:t>1.3. Анализ требований к программной системе</w:t>
+      </w:r>
+    </w:p>
+    <w:p>
+      <w:pPr>
+        <w:pStyle w:val="a3"/>
+        <w:tabs>
+          <w:tab w:val="left" w:pos="1134"/>
+        </w:tabs>
+        <w:spacing w:before="0" w:beforeAutospacing="0" w:after="0" w:afterAutospacing="0" w:line="360" w:lineRule="auto"/>
+        <w:ind w:firstLine="709"/>
+        <w:jc w:val="both"/>
+        <w:rPr>
+          <w:sz w:val="28"/>
+          <w:szCs w:val="28"/>
+        </w:rPr>
+      </w:pPr>
+      <w:r>
+        <w:rPr>
+          <w:sz w:val="28"/>
+          <w:szCs w:val="28"/>
+        </w:rPr>
+        <w:t xml:space="preserve">На основе анализа предметной области и существующих решений был сформирован перечень требований к разрабатываемому веб-приложению. </w:t>
+      </w:r>
+      <w:r>
+        <w:rPr>
+          <w:sz w:val="28"/>
+          <w:szCs w:val="28"/>
+        </w:rPr>
+        <w:lastRenderedPageBreak/>
+        <w:t>Требования разделены на функциональные (определяющие возможности системы) и нефункциональные (определяющие качественные характеристики).</w:t>
+      </w:r>
+    </w:p>
+    <w:p>
+      <w:pPr>
+        <w:pStyle w:val="a3"/>
+        <w:tabs>
+          <w:tab w:val="left" w:pos="1134"/>
+        </w:tabs>
+        <w:spacing w:before="0" w:beforeAutospacing="0" w:after="0" w:afterAutospacing="0" w:line="360" w:lineRule="auto"/>
+        <w:ind w:firstLine="709"/>
+        <w:jc w:val="both"/>
+        <w:rPr>
+          <w:sz w:val="28"/>
+          <w:szCs w:val="28"/>
+        </w:rPr>
+      </w:pPr>
+      <w:r>
+        <w:rPr>
+          <w:b/>
+          <w:bCs/>
+          <w:sz w:val="28"/>
+          <w:szCs w:val="28"/>
+        </w:rPr>
+        <w:t>Функциональные требования:</w:t>
+      </w:r>
+    </w:p>
+    <w:p>
+      <w:pPr>
+        <w:pStyle w:val="a3"/>
+        <w:numPr>
+          <w:ilvl w:val="0"/>
+          <w:numId w:val="5"/>
+        </w:numPr>
+        <w:tabs>
+          <w:tab w:val="left" w:pos="1134"/>
+        </w:tabs>
+        <w:spacing w:before="0" w:beforeAutospacing="0" w:after="0" w:afterAutospacing="0" w:line="360" w:lineRule="auto"/>
+        <w:ind w:left="0" w:firstLine="709"/>
+        <w:jc w:val="both"/>
+        <w:rPr>
+          <w:sz w:val="28"/>
+          <w:szCs w:val="28"/>
+        </w:rPr>
+      </w:pPr>
+      <w:r>
+        <w:rPr>
+          <w:sz w:val="28"/>
+          <w:szCs w:val="28"/>
+        </w:rPr>
+        <w:t>регистрация и аутентификация пользователей с использованием JWT-токенов;</w:t>
+      </w:r>
+    </w:p>
+    <w:p>
+      <w:pPr>
+        <w:pStyle w:val="a3"/>
+        <w:numPr>
+          <w:ilvl w:val="0"/>
+          <w:numId w:val="5"/>
+        </w:numPr>
+        <w:tabs>
+          <w:tab w:val="left" w:pos="1134"/>
+        </w:tabs>
+        <w:spacing w:before="0" w:beforeAutospacing="0" w:after="0" w:afterAutospacing="0" w:line="360" w:lineRule="auto"/>
+        <w:ind w:left="0" w:firstLine="709"/>
+        <w:jc w:val="both"/>
+        <w:rPr>
+          <w:sz w:val="28"/>
+          <w:szCs w:val="28"/>
+        </w:rPr>
+      </w:pPr>
+      <w:r>
+        <w:rPr>
+          <w:sz w:val="28"/>
+          <w:szCs w:val="28"/>
+        </w:rPr>
+        <w:t>безопасное хранение персональных данных и хеширование паролей;</w:t>
+      </w:r>
+    </w:p>
+    <w:p>
+      <w:pPr>
+        <w:pStyle w:val="a3"/>
+        <w:numPr>
+          <w:ilvl w:val="0"/>
+          <w:numId w:val="5"/>
+        </w:numPr>
+        <w:tabs>
+          <w:tab w:val="left" w:pos="1134"/>
+        </w:tabs>
+        <w:spacing w:before="0" w:beforeAutospacing="0" w:after="0" w:afterAutospacing="0" w:line="360" w:lineRule="auto"/>
+        <w:ind w:left="0" w:firstLine="709"/>
+        <w:jc w:val="both"/>
+        <w:rPr>
+          <w:sz w:val="28"/>
+          <w:szCs w:val="28"/>
+        </w:rPr>
+      </w:pPr>
+      <w:r>
+        <w:rPr>
+          <w:sz w:val="28"/>
+          <w:szCs w:val="28"/>
+        </w:rPr>
+        <w:t>возможность создания, редактирования и удаления записей об инвестиционных сделках;</w:t>
+      </w:r>
+    </w:p>
+    <w:p>
+      <w:pPr>
+        <w:pStyle w:val="a3"/>
+        <w:numPr>
+          <w:ilvl w:val="0"/>
+          <w:numId w:val="5"/>
+        </w:numPr>
+        <w:tabs>
+          <w:tab w:val="left" w:pos="1134"/>
+        </w:tabs>
+        <w:spacing w:before="0" w:beforeAutospacing="0" w:after="0" w:afterAutospacing="0" w:line="360" w:lineRule="auto"/>
+        <w:ind w:left="0" w:firstLine="709"/>
+        <w:jc w:val="both"/>
+        <w:rPr>
+          <w:sz w:val="28"/>
+          <w:szCs w:val="28"/>
+        </w:rPr>
+      </w:pPr>
+      <w:r>
+        <w:rPr>
+          <w:sz w:val="28"/>
+          <w:szCs w:val="28"/>
+        </w:rPr>
+        <w:t>просмотр истории операций в виде структурированного списка;</w:t>
+      </w:r>
+    </w:p>
+    <w:p>
+      <w:pPr>
+        <w:pStyle w:val="a3"/>
+        <w:numPr>
+          <w:ilvl w:val="0"/>
+          <w:numId w:val="5"/>
+        </w:numPr>
+        <w:tabs>
+          <w:tab w:val="left" w:pos="1134"/>
+        </w:tabs>
+        <w:spacing w:before="0" w:beforeAutospacing="0" w:after="0" w:afterAutospacing="0" w:line="360" w:lineRule="auto"/>
+        <w:ind w:left="0" w:firstLine="709"/>
+        <w:jc w:val="both"/>
+        <w:rPr>
+          <w:sz w:val="28"/>
+          <w:szCs w:val="28"/>
+        </w:rPr>
+      </w:pPr>
+      <w:r>
+        <w:rPr>
+          <w:sz w:val="28"/>
+          <w:szCs w:val="28"/>
+        </w:rPr>
+        <w:t>привязка каждой сделки к конкретному профилю пользователя (разграничение прав доступа);</w:t>
+      </w:r>
+    </w:p>
+    <w:p>
+      <w:pPr>
+        <w:pStyle w:val="a3"/>
+        <w:numPr>
+          <w:ilvl w:val="0"/>
+          <w:numId w:val="5"/>
+        </w:numPr>
+        <w:tabs>
+          <w:tab w:val="left" w:pos="1134"/>
+        </w:tabs>
+        <w:spacing w:before="0" w:beforeAutospacing="0" w:after="0" w:afterAutospacing="0" w:line="360" w:lineRule="auto"/>
+        <w:ind w:left="0" w:firstLine="709"/>
+        <w:jc w:val="both"/>
+        <w:rPr>
+          <w:sz w:val="28"/>
+          <w:szCs w:val="28"/>
+        </w:rPr>
+      </w:pPr>
+      <w:r>
+        <w:rPr>
+          <w:sz w:val="28"/>
+          <w:szCs w:val="28"/>
+        </w:rPr>
+        <w:t>автоматический расчет финансовых показателей на основе введенных данных.</w:t>
+      </w:r>
+    </w:p>
+    <w:p>
+      <w:pPr>
+        <w:pStyle w:val="a3"/>
+        <w:tabs>
+          <w:tab w:val="left" w:pos="1134"/>
+        </w:tabs>
+        <w:spacing w:before="0" w:beforeAutospacing="0" w:after="0" w:afterAutospacing="0" w:line="360" w:lineRule="auto"/>
+        <w:ind w:firstLine="709"/>
+        <w:jc w:val="both"/>
+        <w:rPr>
+          <w:sz w:val="28"/>
+          <w:szCs w:val="28"/>
+        </w:rPr>
+      </w:pPr>
+      <w:r>
+        <w:rPr>
+          <w:b/>
+          <w:bCs/>
+          <w:sz w:val="28"/>
+          <w:szCs w:val="28"/>
+        </w:rPr>
+        <w:t>Нефункциональные требования:</w:t>
+      </w:r>
+    </w:p>
+    <w:p>
+      <w:pPr>
+        <w:pStyle w:val="a3"/>
+        <w:numPr>
+          <w:ilvl w:val="0"/>
+          <w:numId w:val="6"/>
+        </w:numPr>
+        <w:tabs>
+          <w:tab w:val="left" w:pos="1134"/>
+        </w:tabs>
+        <w:spacing w:before="0" w:beforeAutospacing="0" w:after="0" w:afterAutospacing="0" w:line="360" w:lineRule="auto"/>
+        <w:ind w:left="0" w:firstLine="709"/>
+        <w:jc w:val="both"/>
+        <w:rPr>
+          <w:sz w:val="28"/>
+          <w:szCs w:val="28"/>
+        </w:rPr>
+      </w:pPr>
+      <w:r>
+        <w:rPr>
+          <w:sz w:val="28"/>
+          <w:szCs w:val="28"/>
+        </w:rPr>
+        <w:t>время отклика сервера при стандартных операциях не должно превышать 1 секунды;</w:t>
+      </w:r>
+    </w:p>
+    <w:p>
+      <w:pPr>
+        <w:pStyle w:val="a3"/>
+        <w:numPr>
+          <w:ilvl w:val="0"/>
+          <w:numId w:val="6"/>
+        </w:numPr>
+        <w:tabs>
+          <w:tab w:val="left" w:pos="1134"/>
+        </w:tabs>
+        <w:spacing w:before="0" w:beforeAutospacing="0" w:after="0" w:afterAutospacing="0" w:line="360" w:lineRule="auto"/>
+        <w:ind w:left="0" w:firstLine="709"/>
+        <w:jc w:val="both"/>
+        <w:rPr>
+          <w:sz w:val="28"/>
+          <w:szCs w:val="28"/>
+        </w:rPr>
+      </w:pPr>
+      <w:r>
+        <w:rPr>
+          <w:sz w:val="28"/>
+          <w:szCs w:val="28"/>
+        </w:rPr>
+        <w:t>обеспечение корректной работы при одновременном доступе нескольких пользователей;</w:t>
+      </w:r>
+    </w:p>
+    <w:p>
+      <w:pPr>
+        <w:pStyle w:val="a3"/>
+        <w:numPr>
+          <w:ilvl w:val="0"/>
+          <w:numId w:val="6"/>
+        </w:numPr>
+        <w:tabs>
+          <w:tab w:val="left" w:pos="1134"/>
+        </w:tabs>
+        <w:spacing w:before="0" w:beforeAutospacing="0" w:after="0" w:afterAutospacing="0" w:line="360" w:lineRule="auto"/>
+        <w:ind w:left="0" w:firstLine="709"/>
+        <w:jc w:val="both"/>
+        <w:rPr>
+          <w:sz w:val="28"/>
+          <w:szCs w:val="28"/>
+        </w:rPr>
+      </w:pPr>
+      <w:r>
+        <w:rPr>
+          <w:sz w:val="28"/>
+          <w:szCs w:val="28"/>
+        </w:rPr>
+        <w:t>интуитивно понятный интерфейс, не требующий специального обучения;</w:t>
+      </w:r>
+    </w:p>
+    <w:p>
+      <w:pPr>
+        <w:pStyle w:val="a3"/>
+        <w:numPr>
+          <w:ilvl w:val="0"/>
+          <w:numId w:val="6"/>
+        </w:numPr>
+        <w:tabs>
+          <w:tab w:val="left" w:pos="1134"/>
+        </w:tabs>
+        <w:spacing w:before="0" w:beforeAutospacing="0" w:after="0" w:afterAutospacing="0" w:line="360" w:lineRule="auto"/>
+        <w:ind w:left="0" w:firstLine="709"/>
+        <w:jc w:val="both"/>
+        <w:rPr>
+          <w:sz w:val="28"/>
+          <w:szCs w:val="28"/>
+        </w:rPr>
+      </w:pPr>
+      <w:r>
+        <w:rPr>
+          <w:sz w:val="28"/>
+          <w:szCs w:val="28"/>
+        </w:rPr>
+        <w:t>кроссплатформенность (поддержка работы в браузерах под управлением ОС Windows и Linux);</w:t>
+      </w:r>
+    </w:p>
+    <w:p>
+      <w:pPr>
+        <w:pStyle w:val="a3"/>
+        <w:numPr>
+          <w:ilvl w:val="0"/>
+          <w:numId w:val="6"/>
+        </w:numPr>
+        <w:tabs>
+          <w:tab w:val="left" w:pos="1134"/>
+        </w:tabs>
+        <w:spacing w:before="0" w:beforeAutospacing="0" w:after="0" w:afterAutospacing="0" w:line="360" w:lineRule="auto"/>
+        <w:ind w:left="0" w:firstLine="709"/>
+        <w:jc w:val="both"/>
+        <w:rPr>
+          <w:sz w:val="28"/>
+          <w:szCs w:val="28"/>
+        </w:rPr>
+      </w:pPr>
+      <w:r>
+        <w:rPr>
+          <w:sz w:val="28"/>
+          <w:szCs w:val="28"/>
+        </w:rPr>
+        <w:t xml:space="preserve">использование стека технологий Python и </w:t>
+      </w:r>
+      <w:proofErr w:type="spellStart"/>
+      <w:r>
+        <w:rPr>
+          <w:sz w:val="28"/>
+          <w:szCs w:val="28"/>
+        </w:rPr>
+        <w:t>FastAPI</w:t>
+      </w:r>
+      <w:proofErr w:type="spellEnd"/>
+      <w:r>
+        <w:rPr>
+          <w:sz w:val="28"/>
+          <w:szCs w:val="28"/>
+        </w:rPr>
+        <w:t xml:space="preserve"> для обеспечения высокой производительности.</w:t>
+      </w:r>
+    </w:p>
+    <w:p>
+      <w:pPr>
+        <w:pStyle w:val="a3"/>
+        <w:tabs>
+          <w:tab w:val="left" w:pos="1134"/>
+        </w:tabs>
+        <w:spacing w:before="0" w:beforeAutospacing="0" w:after="0" w:afterAutospacing="0" w:line="360" w:lineRule="auto"/>
+        <w:ind w:firstLine="709"/>
+        <w:jc w:val="both"/>
+        <w:rPr>
+          <w:sz w:val="28"/>
+          <w:szCs w:val="28"/>
+        </w:rPr>
+      </w:pPr>
+      <w:r>
+        <w:rPr>
+          <w:sz w:val="28"/>
+          <w:szCs w:val="28"/>
+        </w:rPr>
+        <w:t>Подробные спецификации вариантов использования (</w:t>
+      </w:r>
+      <w:proofErr w:type="spellStart"/>
+      <w:r>
+        <w:rPr>
+          <w:sz w:val="28"/>
+          <w:szCs w:val="28"/>
+        </w:rPr>
+        <w:t>Use</w:t>
+      </w:r>
+      <w:proofErr w:type="spellEnd"/>
+      <w:r>
+        <w:rPr>
+          <w:sz w:val="28"/>
+          <w:szCs w:val="28"/>
+        </w:rPr>
+        <w:t xml:space="preserve"> </w:t>
+      </w:r>
+      <w:proofErr w:type="spellStart"/>
+      <w:r>
+        <w:rPr>
+          <w:sz w:val="28"/>
+          <w:szCs w:val="28"/>
+        </w:rPr>
+        <w:t>Cases</w:t>
+      </w:r>
+      <w:proofErr w:type="spellEnd"/>
+      <w:r>
+        <w:rPr>
+          <w:sz w:val="28"/>
+          <w:szCs w:val="28"/>
+        </w:rPr>
+        <w:t>), описывающие взаимодействие актеров с системой, представлены в Приложении А.</w:t>
+      </w:r>
+    </w:p>
+    <w:p>
+      <w:pPr>
+        <w:pStyle w:val="2"/>
+        <w:tabs>
+          <w:tab w:val="left" w:pos="1134"/>
+        </w:tabs>
+        <w:spacing w:before="0" w:line="360" w:lineRule="auto"/>
+        <w:ind w:firstLine="709"/>
+        <w:jc w:val="both"/>
+        <w:rPr>
+          <w:rFonts w:ascii="Times New Roman" w:hAnsi="Times New Roman" w:cs="Times New Roman"/>
+          <w:color w:val="auto"/>
+          <w:sz w:val="28"/>
+          <w:szCs w:val="28"/>
+        </w:rPr>
+      </w:pPr>
+      <w:r>
+        <w:rPr>
+          <w:rFonts w:ascii="Times New Roman" w:hAnsi="Times New Roman" w:cs="Times New Roman"/>
+          <w:color w:val="auto"/>
+          <w:sz w:val="28"/>
+          <w:szCs w:val="28"/>
+        </w:rPr>
+        <w:t>1.4. Проектирование архитектуры системы</w:t>
+      </w:r>
+    </w:p>
+    <w:p>
+      <w:pPr>
+        <w:pStyle w:val="a3"/>
+        <w:tabs>
+          <w:tab w:val="left" w:pos="1134"/>
+        </w:tabs>
+        <w:spacing w:before="0" w:beforeAutospacing="0" w:after="0" w:afterAutospacing="0" w:line="360" w:lineRule="auto"/>
+        <w:ind w:firstLine="709"/>
+        <w:jc w:val="both"/>
+        <w:rPr>
+          <w:sz w:val="28"/>
+          <w:szCs w:val="28"/>
+        </w:rPr>
+      </w:pPr>
+      <w:r>
+        <w:rPr>
+          <w:sz w:val="28"/>
+          <w:szCs w:val="28"/>
+        </w:rPr>
+        <w:t xml:space="preserve">Разрабатываемое приложение строится на основе клиент-серверной архитектуры с четким разделением ответственности между компонентами. В </w:t>
+      </w:r>
+      <w:r>
+        <w:rPr>
+          <w:sz w:val="28"/>
+          <w:szCs w:val="28"/>
+        </w:rPr>
+        <w:lastRenderedPageBreak/>
+        <w:t>качестве архитектурного паттерна выбрана многослойная структура, включающая следующие уровни:</w:t>
+      </w:r>
+    </w:p>
+    <w:p>
+      <w:pPr>
+        <w:pStyle w:val="a3"/>
+        <w:numPr>
+          <w:ilvl w:val="0"/>
+          <w:numId w:val="7"/>
+        </w:numPr>
+        <w:tabs>
+          <w:tab w:val="left" w:pos="1134"/>
+        </w:tabs>
+        <w:spacing w:before="0" w:beforeAutospacing="0" w:after="0" w:afterAutospacing="0" w:line="360" w:lineRule="auto"/>
+        <w:ind w:left="0" w:firstLine="709"/>
+        <w:jc w:val="both"/>
+        <w:rPr>
+          <w:sz w:val="28"/>
+          <w:szCs w:val="28"/>
+        </w:rPr>
+      </w:pPr>
+      <w:r>
+        <w:rPr>
+          <w:sz w:val="28"/>
+          <w:szCs w:val="28"/>
+        </w:rPr>
+        <w:t>слой представления (API роутеры): обработка входящих HTTP-запросов и возврат ответов;</w:t>
+      </w:r>
+    </w:p>
+    <w:p>
+      <w:pPr>
+        <w:pStyle w:val="a3"/>
+        <w:numPr>
+          <w:ilvl w:val="0"/>
+          <w:numId w:val="7"/>
+        </w:numPr>
+        <w:tabs>
+          <w:tab w:val="left" w:pos="1134"/>
+        </w:tabs>
+        <w:spacing w:before="0" w:beforeAutospacing="0" w:after="0" w:afterAutospacing="0" w:line="360" w:lineRule="auto"/>
+        <w:ind w:left="0" w:firstLine="709"/>
+        <w:jc w:val="both"/>
+        <w:rPr>
+          <w:sz w:val="28"/>
+          <w:szCs w:val="28"/>
+        </w:rPr>
+      </w:pPr>
+      <w:r>
+        <w:rPr>
+          <w:sz w:val="28"/>
+          <w:szCs w:val="28"/>
+        </w:rPr>
+        <w:t>слой бизнес-логики (сервисы): реализация основных алгоритмов учета и обработки данных;</w:t>
+      </w:r>
+    </w:p>
+    <w:p>
+      <w:pPr>
+        <w:pStyle w:val="a3"/>
+        <w:numPr>
+          <w:ilvl w:val="0"/>
+          <w:numId w:val="7"/>
+        </w:numPr>
+        <w:tabs>
+          <w:tab w:val="left" w:pos="1134"/>
+        </w:tabs>
+        <w:spacing w:before="0" w:beforeAutospacing="0" w:after="0" w:afterAutospacing="0" w:line="360" w:lineRule="auto"/>
+        <w:ind w:left="0" w:firstLine="709"/>
+        <w:jc w:val="both"/>
+        <w:rPr>
+          <w:sz w:val="28"/>
+          <w:szCs w:val="28"/>
+        </w:rPr>
+      </w:pPr>
+      <w:r>
+        <w:rPr>
+          <w:sz w:val="28"/>
+          <w:szCs w:val="28"/>
+        </w:rPr>
+        <w:t xml:space="preserve">слой доступа к данным (ORM): взаимодействие с реляционной базой данных </w:t>
+      </w:r>
+      <w:proofErr w:type="spellStart"/>
+      <w:r>
+        <w:rPr>
+          <w:sz w:val="28"/>
+          <w:szCs w:val="28"/>
+        </w:rPr>
+        <w:t>SQLite</w:t>
+      </w:r>
+      <w:proofErr w:type="spellEnd"/>
+      <w:r>
+        <w:rPr>
+          <w:sz w:val="28"/>
+          <w:szCs w:val="28"/>
+        </w:rPr>
+        <w:t xml:space="preserve"> через </w:t>
+      </w:r>
+      <w:proofErr w:type="spellStart"/>
+      <w:r>
+        <w:rPr>
+          <w:sz w:val="28"/>
+          <w:szCs w:val="28"/>
+        </w:rPr>
+        <w:t>SQLAlchemy</w:t>
+      </w:r>
+      <w:proofErr w:type="spellEnd"/>
+      <w:r>
+        <w:rPr>
+          <w:sz w:val="28"/>
+          <w:szCs w:val="28"/>
+        </w:rPr>
+        <w:t>;</w:t>
+      </w:r>
+    </w:p>
+    <w:p>
+      <w:pPr>
+        <w:pStyle w:val="a3"/>
+        <w:numPr>
+          <w:ilvl w:val="0"/>
+          <w:numId w:val="7"/>
+        </w:numPr>
+        <w:tabs>
+          <w:tab w:val="left" w:pos="1134"/>
+        </w:tabs>
+        <w:spacing w:before="0" w:beforeAutospacing="0" w:after="0" w:afterAutospacing="0" w:line="360" w:lineRule="auto"/>
+        <w:ind w:left="0" w:firstLine="709"/>
+        <w:jc w:val="both"/>
+        <w:rPr>
+          <w:sz w:val="28"/>
+          <w:szCs w:val="28"/>
+        </w:rPr>
+      </w:pPr>
+      <w:r>
+        <w:rPr>
+          <w:sz w:val="28"/>
+          <w:szCs w:val="28"/>
+        </w:rPr>
+        <w:t>слой моделей: определение структуры данных и схем валидации (</w:t>
+      </w:r>
+      <w:proofErr w:type="spellStart"/>
+      <w:r>
+        <w:rPr>
+          <w:sz w:val="28"/>
+          <w:szCs w:val="28"/>
+        </w:rPr>
+        <w:t>Pydantic</w:t>
+      </w:r>
+      <w:proofErr w:type="spellEnd"/>
+      <w:r>
+        <w:rPr>
+          <w:sz w:val="28"/>
+          <w:szCs w:val="28"/>
+        </w:rPr>
+        <w:t>).</w:t>
+      </w:r>
+    </w:p>
+    <w:p>
+      <w:pPr>
+        <w:pStyle w:val="a3"/>
+        <w:tabs>
+          <w:tab w:val="left" w:pos="1134"/>
+        </w:tabs>
+        <w:spacing w:before="0" w:beforeAutospacing="0" w:after="0" w:afterAutospacing="0" w:line="360" w:lineRule="auto"/>
+        <w:ind w:firstLine="709"/>
+        <w:jc w:val="both"/>
+        <w:rPr>
+          <w:sz w:val="28"/>
+          <w:szCs w:val="28"/>
+        </w:rPr>
+      </w:pPr>
+      <w:r>
+        <w:rPr>
+          <w:sz w:val="28"/>
+          <w:szCs w:val="28"/>
+        </w:rPr>
+        <w:t>Общий алгоритм работы системы при авторизации и выполнении операций представлен на диаграмме деятельности (рисунок 2).</w:t>
+      </w:r>
+    </w:p>
+    <w:p>
+      <w:pPr>
         <w:spacing w:after="160" w:line="259" w:lineRule="auto"/>
         <w:rPr>
           <w:sz w:val="28"/>
           <w:szCs w:val="28"/>
         </w:rPr>
       </w:pPr>
+      <w:r>
+        <w:rPr>
+          <w:sz w:val="28"/>
+          <w:szCs w:val="28"/>
+        </w:rPr>
+        <w:br w:type="page"/>
+      </w:r>
+    </w:p>
+    <w:p>
+      <w:pPr>
+        <w:pStyle w:val="a3"/>
+        <w:tabs>
+          <w:tab w:val="left" w:pos="1134"/>
+        </w:tabs>
+        <w:spacing w:before="0" w:beforeAutospacing="0" w:after="0" w:afterAutospacing="0" w:line="360" w:lineRule="auto"/>
+        <w:ind w:firstLine="709"/>
+        <w:jc w:val="both"/>
+        <w:rPr>
+          <w:sz w:val="28"/>
+          <w:szCs w:val="28"/>
+        </w:rPr>
+      </w:pPr>
+      <w:r>
+        <w:rPr>
+          <w:sz w:val="28"/>
+          <w:szCs w:val="28"/>
+        </w:rPr>
+        <w:lastRenderedPageBreak/>
+        <w:t>(Место для Рисунка 2 – Диаграмма деятельности)</w:t>
+      </w:r>
+    </w:p>
+    <w:p>
+      <w:pPr>
+        <w:pStyle w:val="a3"/>
+        <w:tabs>
+          <w:tab w:val="left" w:pos="1134"/>
+        </w:tabs>
+        <w:spacing w:before="0" w:beforeAutospacing="0" w:after="0" w:afterAutospacing="0" w:line="360" w:lineRule="auto"/>
+        <w:ind w:firstLine="709"/>
+        <w:jc w:val="both"/>
+        <w:rPr>
+          <w:sz w:val="28"/>
+          <w:szCs w:val="28"/>
+        </w:rPr>
+      </w:pPr>
+      <w:r>
+        <w:rPr>
+          <w:b/>
+          <w:noProof/>
+          <w:sz w:val="28"/>
+          <w:szCs w:val="28"/>
+        </w:rPr>
+        <w:drawing>
+          <wp:inline distT="0" distB="0" distL="0" distR="0" wp14:anchorId="4A814437" wp14:editId="5C22BBDC">
+            <wp:extent cx="4219575" cy="7270463"/>
+            <wp:effectExtent l="0" t="0" r="0" b="6985"/>
+            <wp:docPr id="11" name="Рисунок 11"/>
+            <wp:cNvGraphicFramePr>
+              <a:graphicFrameLocks xmlns:a="http://schemas.openxmlformats.org/drawingml/2006/main" noChangeAspect="1"/>
+            </wp:cNvGraphicFramePr>
+            <a:graphic xmlns:a="http://schemas.openxmlformats.org/drawingml/2006/main">
+              <a:graphicData uri="http://schemas.openxmlformats.org/drawingml/2006/picture">
+                <pic:pic xmlns:pic="http://schemas.openxmlformats.org/drawingml/2006/picture">
+                  <pic:nvPicPr>
+                    <pic:cNvPr id="1" name=""/>
+                    <pic:cNvPicPr/>
+                  </pic:nvPicPr>
+                  <pic:blipFill>
+                    <a:blip r:embed="rId6"/>
+                    <a:stretch>
+                      <a:fillRect/>
+                    </a:stretch>
+                  </pic:blipFill>
+                  <pic:spPr>
+                    <a:xfrm>
+                      <a:off x="0" y="0"/>
+                      <a:ext cx="4242533" cy="7310020"/>
+                    </a:xfrm>
+                    <a:prstGeom prst="rect">
+                      <a:avLst/>
+                    </a:prstGeom>
+                  </pic:spPr>
+                </pic:pic>
+              </a:graphicData>
+            </a:graphic>
+          </wp:inline>
+        </w:drawing>
+      </w:r>
+    </w:p>
+    <w:p>
+      <w:pPr>
+        <w:pStyle w:val="a3"/>
+        <w:tabs>
+          <w:tab w:val="left" w:pos="1134"/>
+        </w:tabs>
+        <w:spacing w:before="0" w:beforeAutospacing="0" w:after="0" w:afterAutospacing="0" w:line="360" w:lineRule="auto"/>
+        <w:ind w:firstLine="709"/>
+        <w:jc w:val="both"/>
+        <w:rPr>
+          <w:sz w:val="28"/>
+          <w:szCs w:val="28"/>
+        </w:rPr>
+      </w:pPr>
+      <w:r>
+        <w:rPr>
+          <w:sz w:val="28"/>
+          <w:szCs w:val="28"/>
+        </w:rPr>
+        <w:t xml:space="preserve">Логическая структура данных спроектирована с учетом необходимости обеспечения целостности. Основу базы данных составляют таблицы пользователей и сделок, связанные отношением «один-ко-многим». Это позволяет каждому пользователю владеть изолированным набором данных. </w:t>
+      </w:r>
+    </w:p>
+    <w:p>
+      <w:pPr>
+        <w:spacing w:after="160" w:line="259" w:lineRule="auto"/>
+        <w:rPr>
+          <w:sz w:val="28"/>
+          <w:szCs w:val="28"/>
+        </w:rPr>
+      </w:pPr>
+      <w:r>
+        <w:rPr>
+          <w:sz w:val="28"/>
+          <w:szCs w:val="28"/>
+        </w:rPr>
+        <w:br w:type="page"/>
+      </w:r>
+    </w:p>
+    <w:p>
+      <w:pPr>
+        <w:pStyle w:val="a3"/>
+        <w:tabs>
+          <w:tab w:val="left" w:pos="1134"/>
+        </w:tabs>
+        <w:spacing w:before="0" w:beforeAutospacing="0" w:after="0" w:afterAutospacing="0" w:line="360" w:lineRule="auto"/>
+        <w:ind w:firstLine="709"/>
+        <w:jc w:val="both"/>
+        <w:rPr>
+          <w:sz w:val="28"/>
+          <w:szCs w:val="28"/>
+        </w:rPr>
+      </w:pPr>
+      <w:r>
+        <w:rPr>
+          <w:sz w:val="28"/>
+          <w:szCs w:val="28"/>
+        </w:rPr>
+        <w:lastRenderedPageBreak/>
+        <w:t>Структура классов и их атрибуты отражены на ER-диаграмме (рисунок 3).</w:t>
+      </w:r>
+    </w:p>
+    <w:p>
+      <w:pPr>
+        <w:pStyle w:val="a3"/>
+        <w:tabs>
+          <w:tab w:val="left" w:pos="1134"/>
+        </w:tabs>
+        <w:spacing w:before="0" w:beforeAutospacing="0" w:after="0" w:afterAutospacing="0" w:line="360" w:lineRule="auto"/>
+        <w:ind w:firstLine="709"/>
+        <w:jc w:val="both"/>
+        <w:rPr>
+          <w:sz w:val="28"/>
+          <w:szCs w:val="28"/>
+        </w:rPr>
+      </w:pPr>
+      <w:r>
+        <w:rPr>
+          <w:sz w:val="28"/>
+          <w:szCs w:val="28"/>
+        </w:rPr>
+        <w:t>(Место для Рисунка 3 – ER-диаграмма / Диаграмма классов)</w:t>
+      </w:r>
+    </w:p>
+    <w:p>
+      <w:pPr>
+        <w:pStyle w:val="a3"/>
+        <w:tabs>
+          <w:tab w:val="left" w:pos="1134"/>
+        </w:tabs>
+        <w:spacing w:before="0" w:beforeAutospacing="0" w:after="0" w:afterAutospacing="0" w:line="360" w:lineRule="auto"/>
+        <w:ind w:firstLine="709"/>
+        <w:jc w:val="both"/>
+        <w:rPr>
+          <w:sz w:val="28"/>
+          <w:szCs w:val="28"/>
+        </w:rPr>
+      </w:pPr>
+      <w:r>
+        <w:rPr>
+          <w:b/>
+          <w:noProof/>
+          <w:sz w:val="28"/>
+          <w:szCs w:val="28"/>
+        </w:rPr>
+        <w:drawing>
+          <wp:inline distT="0" distB="0" distL="0" distR="0" wp14:anchorId="21165A66" wp14:editId="7196CD8C">
+            <wp:extent cx="3755118" cy="6210935"/>
+            <wp:effectExtent l="0" t="0" r="0" b="0"/>
+            <wp:docPr id="1" name="Рисунок 1"/>
+            <wp:cNvGraphicFramePr>
+              <a:graphicFrameLocks xmlns:a="http://schemas.openxmlformats.org/drawingml/2006/main" noChangeAspect="1"/>
+            </wp:cNvGraphicFramePr>
+            <a:graphic xmlns:a="http://schemas.openxmlformats.org/drawingml/2006/main">
+              <a:graphicData uri="http://schemas.openxmlformats.org/drawingml/2006/picture">
+                <pic:pic xmlns:pic="http://schemas.openxmlformats.org/drawingml/2006/picture">
+                  <pic:nvPicPr>
+                    <pic:cNvPr id="1" name=""/>
+                    <pic:cNvPicPr/>
+                  </pic:nvPicPr>
+                  <pic:blipFill>
+                    <a:blip r:embed="rId7"/>
+                    <a:stretch>
+                      <a:fillRect/>
+                    </a:stretch>
+                  </pic:blipFill>
+                  <pic:spPr>
+                    <a:xfrm>
+                      <a:off x="0" y="0"/>
+                      <a:ext cx="3766516" cy="6229787"/>
+                    </a:xfrm>
+                    <a:prstGeom prst="rect">
+                      <a:avLst/>
+                    </a:prstGeom>
+                  </pic:spPr>
+                </pic:pic>
+              </a:graphicData>
+            </a:graphic>
+          </wp:inline>
+        </w:drawing>
+      </w:r>
+    </w:p>
+    <w:p>
+      <w:pPr>
+        <w:spacing w:after="160" w:line="259" w:lineRule="auto"/>
+        <w:rPr>
+          <w:sz w:val="28"/>
+          <w:szCs w:val="28"/>
+        </w:rPr>
+      </w:pPr>
+      <w:r>
+        <w:rPr>
+          <w:sz w:val="28"/>
+          <w:szCs w:val="28"/>
+        </w:rPr>
+        <w:br w:type="page"/>
+      </w:r>
+    </w:p>
+    <w:p>
+      <w:pPr>
+        <w:pStyle w:val="a3"/>
+        <w:tabs>
+          <w:tab w:val="left" w:pos="1134"/>
+        </w:tabs>
+        <w:spacing w:before="0" w:beforeAutospacing="0" w:after="0" w:afterAutospacing="0" w:line="360" w:lineRule="auto"/>
+        <w:ind w:firstLine="709"/>
+        <w:jc w:val="both"/>
+        <w:rPr>
+          <w:sz w:val="28"/>
+          <w:szCs w:val="28"/>
+        </w:rPr>
+      </w:pPr>
+      <w:r>
+        <w:rPr>
+          <w:sz w:val="28"/>
+          <w:szCs w:val="28"/>
+        </w:rPr>
+        <w:lastRenderedPageBreak/>
+        <w:t>Процесс взаимодействия компонентов при добавлении новой сделки, начиная от отправки запроса пользователем до фиксации изменений в базе данных, визуализирован на диаграмме последовательности (рисунок 4). Данная модель наглядно демонстрирует прохождение данных через роутеры и сервисный слой.</w:t>
+      </w:r>
+    </w:p>
+    <w:p>
+      <w:pPr>
+        <w:pStyle w:val="a3"/>
+        <w:tabs>
+          <w:tab w:val="left" w:pos="1134"/>
+        </w:tabs>
+        <w:spacing w:before="0" w:beforeAutospacing="0" w:after="0" w:afterAutospacing="0" w:line="360" w:lineRule="auto"/>
+        <w:ind w:firstLine="709"/>
+        <w:jc w:val="both"/>
+        <w:rPr>
+          <w:sz w:val="28"/>
+          <w:szCs w:val="28"/>
+        </w:rPr>
+      </w:pPr>
+      <w:r>
+        <w:rPr>
+          <w:sz w:val="28"/>
+          <w:szCs w:val="28"/>
+        </w:rPr>
+        <w:t>(Место для Рисунка 4 – Диаграмма последовательности)</w:t>
+      </w:r>
+    </w:p>
+    <w:p>
+      <w:pPr>
+        <w:pStyle w:val="a3"/>
+        <w:tabs>
+          <w:tab w:val="left" w:pos="1134"/>
+        </w:tabs>
+        <w:spacing w:before="0" w:beforeAutospacing="0" w:after="0" w:afterAutospacing="0" w:line="360" w:lineRule="auto"/>
+        <w:ind w:firstLine="709"/>
+        <w:jc w:val="both"/>
+        <w:rPr>
+          <w:sz w:val="28"/>
+          <w:szCs w:val="28"/>
+        </w:rPr>
+      </w:pPr>
+      <w:r>
+        <w:rPr>
+          <w:b/>
+          <w:noProof/>
+          <w:sz w:val="28"/>
+          <w:szCs w:val="28"/>
+        </w:rPr>
+        <w:drawing>
+          <wp:inline distT="0" distB="0" distL="0" distR="0" wp14:anchorId="7CD0DEF1" wp14:editId="7405BAC2">
+            <wp:extent cx="5940425" cy="3848100"/>
+            <wp:effectExtent l="0" t="0" r="1270" b="1270"/>
+            <wp:docPr id="8" name="Рисунок 8"/>
+            <wp:cNvGraphicFramePr>
+              <a:graphicFrameLocks xmlns:a="http://schemas.openxmlformats.org/drawingml/2006/main" noChangeAspect="1"/>
+            </wp:cNvGraphicFramePr>
+            <a:graphic xmlns:a="http://schemas.openxmlformats.org/drawingml/2006/main">
+              <a:graphicData uri="http://schemas.openxmlformats.org/drawingml/2006/picture">
+                <pic:pic xmlns:pic="http://schemas.openxmlformats.org/drawingml/2006/picture">
+                  <pic:nvPicPr>
+                    <pic:cNvPr id="1" name=""/>
+                    <pic:cNvPicPr/>
+                  </pic:nvPicPr>
+                  <pic:blipFill>
+                    <a:blip r:embed="rId8"/>
+                    <a:stretch>
+                      <a:fillRect/>
+                    </a:stretch>
+                  </pic:blipFill>
+                  <pic:spPr>
+                    <a:xfrm>
+                      <a:off x="0" y="0"/>
+                      <a:ext cx="5940425" cy="3848100"/>
+                    </a:xfrm>
+                    <a:prstGeom prst="rect">
+                      <a:avLst/>
+                    </a:prstGeom>
+                  </pic:spPr>
+                </pic:pic>
+              </a:graphicData>
+            </a:graphic>
+          </wp:inline>
+        </w:drawing>
+      </w:r>
+    </w:p>
+    <w:p>
+      <w:pPr>
+        <w:spacing w:after="160" w:line="259" w:lineRule="auto"/>
+        <w:rPr>
+          <w:b/>
+          <w:bCs/>
+          <w:sz w:val="28"/>
+          <w:szCs w:val="28"/>
+        </w:rPr>
+      </w:pPr>
+      <w:r>
+        <w:rPr>
+          <w:b/>
+          <w:bCs/>
+          <w:sz w:val="28"/>
+          <w:szCs w:val="28"/>
+        </w:rPr>
+        <w:br w:type="page"/>
+      </w:r>
+    </w:p>
+    <w:p>
+      <w:pPr>
+        <w:pStyle w:val="a3"/>
+        <w:spacing w:before="0" w:beforeAutospacing="0" w:after="0" w:afterAutospacing="0" w:line="360" w:lineRule="auto"/>
+        <w:ind w:firstLine="709"/>
+        <w:rPr>
+          <w:sz w:val="28"/>
+          <w:szCs w:val="28"/>
+        </w:rPr>
+      </w:pPr>
+      <w:r>
+        <w:rPr>
+          <w:sz w:val="28"/>
+          <w:szCs w:val="28"/>
+        </w:rPr>
+        <w:lastRenderedPageBreak/>
+        <w:t>Для обеспечения модульности, легкости тестирования и поддержки программного кода проект реализован с использованием многоуровневой структуры. На рисунке 5 представлена декомпозиция системы на основные программные модули:</w:t>
+      </w:r>
+    </w:p>
+    <w:p>
+      <w:pPr>
+        <w:pStyle w:val="a3"/>
+        <w:spacing w:before="0" w:beforeAutospacing="0" w:after="0" w:afterAutospacing="0" w:line="360" w:lineRule="auto"/>
+        <w:ind w:firstLine="709"/>
+        <w:rPr>
+          <w:sz w:val="28"/>
+          <w:szCs w:val="28"/>
+        </w:rPr>
+      </w:pPr>
+      <w:r>
+        <w:rPr>
+          <w:b/>
+          <w:noProof/>
+          <w:sz w:val="28"/>
+          <w:szCs w:val="28"/>
+        </w:rPr>
+        <w:drawing>
+          <wp:inline distT="0" distB="0" distL="0" distR="0" wp14:anchorId="6F70A1BE" wp14:editId="4EF9E332">
+            <wp:extent cx="5660382" cy="4443095"/>
+            <wp:effectExtent l="0" t="0" r="0" b="0"/>
+            <wp:docPr id="4" name="Рисунок 4"/>
+            <wp:cNvGraphicFramePr>
+              <a:graphicFrameLocks xmlns:a="http://schemas.openxmlformats.org/drawingml/2006/main" noChangeAspect="1"/>
+            </wp:cNvGraphicFramePr>
+            <a:graphic xmlns:a="http://schemas.openxmlformats.org/drawingml/2006/main">
+              <a:graphicData uri="http://schemas.openxmlformats.org/drawingml/2006/picture">
+                <pic:pic xmlns:pic="http://schemas.openxmlformats.org/drawingml/2006/picture">
+                  <pic:nvPicPr>
+                    <pic:cNvPr id="1" name=""/>
+                    <pic:cNvPicPr/>
+                  </pic:nvPicPr>
+                  <pic:blipFill>
+                    <a:blip r:embed="rId9"/>
+                    <a:stretch>
+                      <a:fillRect/>
+                    </a:stretch>
+                  </pic:blipFill>
+                  <pic:spPr>
+                    <a:xfrm>
+                      <a:off x="0" y="0"/>
+                      <a:ext cx="5699722" cy="4473975"/>
+                    </a:xfrm>
+                    <a:prstGeom prst="rect">
+                      <a:avLst/>
+                    </a:prstGeom>
+                  </pic:spPr>
+                </pic:pic>
+              </a:graphicData>
+            </a:graphic>
+          </wp:inline>
+        </w:drawing>
+      </w:r>
+    </w:p>
+    <w:p>
+      <w:pPr>
+        <w:pStyle w:val="a3"/>
+        <w:numPr>
+          <w:ilvl w:val="0"/>
+          <w:numId w:val="9"/>
+        </w:numPr>
+        <w:tabs>
+          <w:tab w:val="left" w:pos="1134"/>
+        </w:tabs>
+        <w:spacing w:before="0" w:beforeAutospacing="0" w:after="0" w:afterAutospacing="0" w:line="360" w:lineRule="auto"/>
+        <w:ind w:left="0" w:firstLine="709"/>
+        <w:rPr>
+          <w:sz w:val="28"/>
+          <w:szCs w:val="28"/>
+        </w:rPr>
+      </w:pPr>
+      <w:proofErr w:type="spellStart"/>
+      <w:r>
+        <w:rPr>
+          <w:b/>
+          <w:bCs/>
+          <w:sz w:val="28"/>
+          <w:szCs w:val="28"/>
+        </w:rPr>
+        <w:t>routers</w:t>
+      </w:r>
+      <w:proofErr w:type="spellEnd"/>
+      <w:r>
+        <w:rPr>
+          <w:sz w:val="28"/>
+          <w:szCs w:val="28"/>
+        </w:rPr>
+        <w:t xml:space="preserve"> — содержит обработчики API-запросов, отвечающие за маршрутизацию и первичную обработку входящих данных;</w:t>
+      </w:r>
+    </w:p>
+    <w:p>
+      <w:pPr>
+        <w:pStyle w:val="a3"/>
+        <w:numPr>
+          <w:ilvl w:val="0"/>
+          <w:numId w:val="9"/>
+        </w:numPr>
+        <w:tabs>
+          <w:tab w:val="left" w:pos="1134"/>
+        </w:tabs>
+        <w:spacing w:before="0" w:beforeAutospacing="0" w:after="0" w:afterAutospacing="0" w:line="360" w:lineRule="auto"/>
+        <w:ind w:left="0" w:firstLine="709"/>
+        <w:rPr>
+          <w:sz w:val="28"/>
+          <w:szCs w:val="28"/>
+        </w:rPr>
+      </w:pPr>
+      <w:proofErr w:type="spellStart"/>
+      <w:r>
+        <w:rPr>
+          <w:b/>
+          <w:bCs/>
+          <w:sz w:val="28"/>
+          <w:szCs w:val="28"/>
+        </w:rPr>
+        <w:t>services</w:t>
+      </w:r>
+      <w:proofErr w:type="spellEnd"/>
+      <w:r>
+        <w:rPr>
+          <w:sz w:val="28"/>
+          <w:szCs w:val="28"/>
+        </w:rPr>
+        <w:t xml:space="preserve"> — инкапсулирует бизнес-логику приложения (в том числе формулы расчета </w:t>
+      </w:r>
+      <w:proofErr w:type="spellStart"/>
+      <w:r>
+        <w:rPr>
+          <w:sz w:val="28"/>
+          <w:szCs w:val="28"/>
+        </w:rPr>
+        <w:t>PnL</w:t>
+      </w:r>
+      <w:proofErr w:type="spellEnd"/>
+      <w:r>
+        <w:rPr>
+          <w:sz w:val="28"/>
+          <w:szCs w:val="28"/>
+        </w:rPr>
+        <w:t xml:space="preserve"> и риск-менеджмента), изолируя её от деталей реализации веб-слоя;</w:t>
+      </w:r>
+    </w:p>
+    <w:p>
+      <w:pPr>
+        <w:pStyle w:val="a3"/>
+        <w:numPr>
+          <w:ilvl w:val="0"/>
+          <w:numId w:val="9"/>
+        </w:numPr>
+        <w:tabs>
+          <w:tab w:val="left" w:pos="1134"/>
+        </w:tabs>
+        <w:spacing w:before="0" w:beforeAutospacing="0" w:after="0" w:afterAutospacing="0" w:line="360" w:lineRule="auto"/>
+        <w:ind w:left="0" w:firstLine="709"/>
+        <w:rPr>
+          <w:sz w:val="28"/>
+          <w:szCs w:val="28"/>
+        </w:rPr>
+      </w:pPr>
+      <w:proofErr w:type="spellStart"/>
+      <w:r>
+        <w:rPr>
+          <w:b/>
+          <w:bCs/>
+          <w:sz w:val="28"/>
+          <w:szCs w:val="28"/>
+        </w:rPr>
+        <w:t>models</w:t>
+      </w:r>
+      <w:proofErr w:type="spellEnd"/>
+      <w:r>
+        <w:rPr>
+          <w:sz w:val="28"/>
+          <w:szCs w:val="28"/>
+        </w:rPr>
+        <w:t xml:space="preserve"> — описывает структуру таблиц базы данных в виде декларативных классов </w:t>
+      </w:r>
+      <w:proofErr w:type="spellStart"/>
+      <w:r>
+        <w:rPr>
+          <w:sz w:val="28"/>
+          <w:szCs w:val="28"/>
+        </w:rPr>
+        <w:t>SQLAlchemy</w:t>
+      </w:r>
+      <w:proofErr w:type="spellEnd"/>
+      <w:r>
+        <w:rPr>
+          <w:sz w:val="28"/>
+          <w:szCs w:val="28"/>
+        </w:rPr>
+        <w:t>;</w:t>
+      </w:r>
+    </w:p>
+    <w:p>
+      <w:pPr>
+        <w:pStyle w:val="a3"/>
+        <w:numPr>
+          <w:ilvl w:val="0"/>
+          <w:numId w:val="9"/>
+        </w:numPr>
+        <w:tabs>
+          <w:tab w:val="left" w:pos="1134"/>
+        </w:tabs>
+        <w:spacing w:before="0" w:beforeAutospacing="0" w:after="0" w:afterAutospacing="0" w:line="360" w:lineRule="auto"/>
+        <w:ind w:left="0" w:firstLine="709"/>
+        <w:rPr>
+          <w:sz w:val="28"/>
+          <w:szCs w:val="28"/>
+        </w:rPr>
+      </w:pPr>
+      <w:proofErr w:type="spellStart"/>
+      <w:r>
+        <w:rPr>
+          <w:b/>
+          <w:bCs/>
+          <w:sz w:val="28"/>
+          <w:szCs w:val="28"/>
+        </w:rPr>
+        <w:t>schemas</w:t>
+      </w:r>
+      <w:proofErr w:type="spellEnd"/>
+      <w:r>
+        <w:rPr>
+          <w:sz w:val="28"/>
+          <w:szCs w:val="28"/>
+        </w:rPr>
+        <w:t xml:space="preserve"> — содержит </w:t>
+      </w:r>
+      <w:proofErr w:type="spellStart"/>
+      <w:r>
+        <w:rPr>
+          <w:sz w:val="28"/>
+          <w:szCs w:val="28"/>
+        </w:rPr>
+        <w:t>Pydantic</w:t>
+      </w:r>
+      <w:proofErr w:type="spellEnd"/>
+      <w:r>
+        <w:rPr>
+          <w:sz w:val="28"/>
+          <w:szCs w:val="28"/>
+        </w:rPr>
+        <w:t>-модели для валидации входных и выходных данных;</w:t>
+      </w:r>
+    </w:p>
+    <w:p>
+      <w:pPr>
+        <w:pStyle w:val="a3"/>
+        <w:numPr>
+          <w:ilvl w:val="0"/>
+          <w:numId w:val="9"/>
+        </w:numPr>
+        <w:tabs>
+          <w:tab w:val="left" w:pos="1134"/>
+        </w:tabs>
+        <w:spacing w:before="0" w:beforeAutospacing="0" w:after="0" w:afterAutospacing="0" w:line="360" w:lineRule="auto"/>
+        <w:ind w:left="0" w:firstLine="709"/>
+        <w:rPr>
+          <w:sz w:val="28"/>
+          <w:szCs w:val="28"/>
+        </w:rPr>
+      </w:pPr>
+      <w:proofErr w:type="spellStart"/>
+      <w:r>
+        <w:rPr>
+          <w:b/>
+          <w:bCs/>
+          <w:sz w:val="28"/>
+          <w:szCs w:val="28"/>
+        </w:rPr>
+        <w:t>db</w:t>
+      </w:r>
+      <w:proofErr w:type="spellEnd"/>
+      <w:r>
+        <w:rPr>
+          <w:sz w:val="28"/>
+          <w:szCs w:val="28"/>
+        </w:rPr>
+        <w:t xml:space="preserve"> — отвечает за конфигурацию подключения к СУБД </w:t>
+      </w:r>
+      <w:proofErr w:type="spellStart"/>
+      <w:r>
+        <w:rPr>
+          <w:sz w:val="28"/>
+          <w:szCs w:val="28"/>
+        </w:rPr>
+        <w:t>PostgreSQL</w:t>
+      </w:r>
+      <w:proofErr w:type="spellEnd"/>
+      <w:r>
+        <w:rPr>
+          <w:sz w:val="28"/>
+          <w:szCs w:val="28"/>
+        </w:rPr>
+        <w:t xml:space="preserve"> и управление сессиями;</w:t>
+      </w:r>
+    </w:p>
+    <w:p>
+      <w:pPr>
+        <w:pStyle w:val="a3"/>
+        <w:numPr>
+          <w:ilvl w:val="0"/>
+          <w:numId w:val="9"/>
+        </w:numPr>
+        <w:tabs>
+          <w:tab w:val="left" w:pos="1134"/>
+        </w:tabs>
+        <w:spacing w:before="0" w:beforeAutospacing="0" w:after="0" w:afterAutospacing="0" w:line="360" w:lineRule="auto"/>
+        <w:ind w:left="0" w:firstLine="709"/>
+        <w:rPr>
+          <w:sz w:val="28"/>
+          <w:szCs w:val="28"/>
+        </w:rPr>
+      </w:pPr>
+      <w:proofErr w:type="spellStart"/>
+      <w:r>
+        <w:rPr>
+          <w:b/>
+          <w:bCs/>
+          <w:sz w:val="28"/>
+          <w:szCs w:val="28"/>
+        </w:rPr>
+        <w:lastRenderedPageBreak/>
+        <w:t>templates</w:t>
+      </w:r>
+      <w:proofErr w:type="spellEnd"/>
+      <w:r>
+        <w:rPr>
+          <w:b/>
+          <w:bCs/>
+          <w:sz w:val="28"/>
+          <w:szCs w:val="28"/>
+        </w:rPr>
+        <w:t xml:space="preserve"> и </w:t>
+      </w:r>
+      <w:proofErr w:type="spellStart"/>
+      <w:r>
+        <w:rPr>
+          <w:b/>
+          <w:bCs/>
+          <w:sz w:val="28"/>
+          <w:szCs w:val="28"/>
+        </w:rPr>
+        <w:t>static</w:t>
+      </w:r>
+      <w:proofErr w:type="spellEnd"/>
+      <w:r>
+        <w:rPr>
+          <w:sz w:val="28"/>
+          <w:szCs w:val="28"/>
+        </w:rPr>
+        <w:t xml:space="preserve"> — содержат HTML-шаблоны Jinja2 и статические файлы (CSS/JS) для формирования пользовательского интерфейса.</w:t>
+      </w:r>
+    </w:p>
+    <w:p>
+      <w:pPr>
+        <w:pStyle w:val="a3"/>
+        <w:spacing w:before="0" w:beforeAutospacing="0" w:after="0" w:afterAutospacing="0" w:line="360" w:lineRule="auto"/>
+        <w:ind w:firstLine="709"/>
+        <w:rPr>
+          <w:sz w:val="28"/>
+          <w:szCs w:val="28"/>
+        </w:rPr>
+      </w:pPr>
+      <w:r>
+        <w:rPr>
+          <w:sz w:val="28"/>
+          <w:szCs w:val="28"/>
+        </w:rPr>
+        <w:t>Такое разделение позволяет модифицировать логику обработки сделок или изменять интерфейс приложения без необходимости глубокой переработки всей системы.</w:t>
+      </w:r>
+    </w:p>
+    <w:p>
+      <w:pPr>
+        <w:pStyle w:val="a3"/>
+        <w:tabs>
+          <w:tab w:val="left" w:pos="1134"/>
+        </w:tabs>
+        <w:spacing w:before="0" w:beforeAutospacing="0" w:after="0" w:afterAutospacing="0" w:line="360" w:lineRule="auto"/>
+        <w:ind w:firstLine="709"/>
+        <w:jc w:val="both"/>
+        <w:rPr>
+          <w:b/>
+          <w:bCs/>
+          <w:sz w:val="28"/>
+          <w:szCs w:val="28"/>
+        </w:rPr>
+      </w:pPr>
+    </w:p>
+    <w:p>
+      <w:pPr>
+        <w:pStyle w:val="a3"/>
+        <w:tabs>
+          <w:tab w:val="left" w:pos="1134"/>
+        </w:tabs>
+        <w:spacing w:before="0" w:beforeAutospacing="0" w:after="0" w:afterAutospacing="0" w:line="360" w:lineRule="auto"/>
+        <w:ind w:firstLine="709"/>
+        <w:jc w:val="both"/>
+        <w:rPr>
+          <w:sz w:val="28"/>
+          <w:szCs w:val="28"/>
+        </w:rPr>
+      </w:pPr>
+      <w:r>
+        <w:rPr>
+          <w:b/>
+          <w:bCs/>
+          <w:sz w:val="28"/>
+          <w:szCs w:val="28"/>
+        </w:rPr>
+        <w:t>Вывод по первой главе</w:t>
+      </w:r>
+    </w:p>
+    <w:p>
+      <w:pPr>
+        <w:pStyle w:val="a3"/>
+        <w:tabs>
+          <w:tab w:val="left" w:pos="1134"/>
+        </w:tabs>
+        <w:spacing w:before="0" w:beforeAutospacing="0" w:after="0" w:afterAutospacing="0" w:line="360" w:lineRule="auto"/>
+        <w:ind w:firstLine="709"/>
+        <w:jc w:val="both"/>
+        <w:rPr>
+          <w:sz w:val="28"/>
+          <w:szCs w:val="28"/>
+        </w:rPr>
+      </w:pPr>
+      <w:r>
+        <w:rPr>
+          <w:sz w:val="28"/>
+          <w:szCs w:val="28"/>
+        </w:rPr>
+        <w:t>В первой главе был проведен всесторонний анализ предметной области учета инвестиционных операций. Рассмотрены существующие аналоги и выявлены их недостатки, что позволило обосновать разработку собственного решения. Сформулированы функциональные и нефункциональные требования, а также спроектирована архитектура системы, обеспечивающая масштабируемость и безопасность хранения данных. Спроектированные модели служат фундаментом для дальнейшей программной реализации приложения.</w:t>
+      </w:r>
+    </w:p>
+    <w:p>
+      <w:pPr>
+        <w:spacing w:after="160" w:line="259" w:lineRule="auto"/>
+        <w:rPr>
+          <w:sz w:val="28"/>
+          <w:szCs w:val="28"/>
+        </w:rPr>
+      </w:pPr>
+    </w:p>
+    <w:p>
+      <w:pPr>
+        <w:spacing w:after="160" w:line="259" w:lineRule="auto"/>
+        <w:rPr>
+          <w:b/>
+          <w:bCs/>
+          <w:kern w:val="36"/>
+          <w:sz w:val="28"/>
+          <w:szCs w:val="28"/>
+        </w:rPr>
+      </w:pPr>
+      <w:r>
+        <w:rPr>
+          <w:sz w:val="28"/>
+          <w:szCs w:val="28"/>
+        </w:rPr>
+        <w:br w:type="page"/>
+      </w:r>
+    </w:p>
+    <w:p>
+      <w:pPr>
+        <w:pStyle w:val="1"/>
+        <w:spacing w:before="0" w:beforeAutospacing="0" w:after="0" w:afterAutospacing="0" w:line="360" w:lineRule="auto"/>
+        <w:ind w:firstLine="709"/>
+        <w:jc w:val="both"/>
+        <w:rPr>
+          <w:sz w:val="28"/>
+          <w:szCs w:val="28"/>
+        </w:rPr>
+      </w:pPr>
+      <w:r>
+        <w:rPr>
+          <w:sz w:val="28"/>
+          <w:szCs w:val="28"/>
+        </w:rPr>
+        <w:lastRenderedPageBreak/>
+        <w:t>2. ТЕОРЕТИЧЕСКАЯ ЧАСТЬ. ФОРМАЛИЗАЦИЯ МОДЕЛИ УЧЕТА И АЛГОРИТМОВ РАСЧЕТА</w:t>
+      </w:r>
+    </w:p>
+    <w:p>
+      <w:pPr>
+        <w:pStyle w:val="2"/>
+        <w:spacing w:before="0" w:line="360" w:lineRule="auto"/>
+        <w:ind w:firstLine="709"/>
+        <w:jc w:val="both"/>
+        <w:rPr>
+          <w:rFonts w:ascii="Times New Roman" w:hAnsi="Times New Roman" w:cs="Times New Roman"/>
+          <w:color w:val="auto"/>
+          <w:sz w:val="28"/>
+          <w:szCs w:val="28"/>
+        </w:rPr>
+      </w:pPr>
+      <w:r>
+        <w:rPr>
+          <w:rFonts w:ascii="Times New Roman" w:hAnsi="Times New Roman" w:cs="Times New Roman"/>
+          <w:color w:val="auto"/>
+          <w:sz w:val="28"/>
+          <w:szCs w:val="28"/>
+        </w:rPr>
+        <w:t>2.1. Формализованное описание инвестиционной сделки</w:t>
+      </w:r>
+    </w:p>
+    <w:p>
+      <w:pPr>
+        <w:pStyle w:val="a3"/>
+        <w:spacing w:before="0" w:beforeAutospacing="0" w:after="0" w:afterAutospacing="0" w:line="360" w:lineRule="auto"/>
+        <w:ind w:firstLine="709"/>
+        <w:jc w:val="both"/>
+        <w:rPr>
+          <w:sz w:val="28"/>
+          <w:szCs w:val="28"/>
+        </w:rPr>
+      </w:pPr>
+      <w:r>
+        <w:rPr>
+          <w:sz w:val="28"/>
+          <w:szCs w:val="28"/>
+        </w:rPr>
+        <w:t>Для реализации системы учета необходимо определить формальную модель инвестиционной сделки как основного объекта системы. В рамках данной работы сделка рассматривается как кортеж данных, описывающий переход актива из одного состояния в другое.</w:t>
+      </w:r>
+    </w:p>
+    <w:p>
+      <w:pPr>
+        <w:pStyle w:val="a3"/>
+        <w:spacing w:before="0" w:beforeAutospacing="0" w:after="0" w:afterAutospacing="0" w:line="360" w:lineRule="auto"/>
+        <w:ind w:firstLine="709"/>
+        <w:jc w:val="both"/>
+        <w:rPr>
+          <w:sz w:val="28"/>
+          <w:szCs w:val="28"/>
+        </w:rPr>
+      </w:pPr>
+      <w:r>
+        <w:rPr>
+          <w:sz w:val="28"/>
+          <w:szCs w:val="28"/>
+        </w:rPr>
+        <w:t xml:space="preserve">Пусть </w:t>
+      </w:r>
+      <w:r>
+        <w:rPr>
+          <w:rStyle w:val="math-inline"/>
+          <w:sz w:val="28"/>
+          <w:szCs w:val="28"/>
+        </w:rPr>
+        <w:t>D</w:t>
+      </w:r>
+      <w:r>
+        <w:rPr>
+          <w:sz w:val="28"/>
+          <w:szCs w:val="28"/>
+        </w:rPr>
+        <w:t xml:space="preserve"> — множество всех сделок пользователя. Каждая сделка </w:t>
+      </w:r>
+      <w:r>
+        <w:rPr>
+          <w:rStyle w:val="math-inline"/>
+          <w:sz w:val="28"/>
+          <w:szCs w:val="28"/>
+        </w:rPr>
+        <w:t xml:space="preserve">d </w:t>
+      </w:r>
+      <w:r>
+        <w:rPr>
+          <w:rStyle w:val="math-inline"/>
+          <w:rFonts w:ascii="Cambria Math" w:hAnsi="Cambria Math" w:cs="Cambria Math"/>
+          <w:sz w:val="28"/>
+          <w:szCs w:val="28"/>
+        </w:rPr>
+        <w:t>∈</w:t>
+      </w:r>
+      <w:r>
+        <w:rPr>
+          <w:rStyle w:val="math-inline"/>
+          <w:sz w:val="28"/>
+          <w:szCs w:val="28"/>
+        </w:rPr>
+        <w:t xml:space="preserve"> </w:t>
+      </w:r>
+      <w:r>
+        <w:rPr>
+          <w:rStyle w:val="math-inline"/>
+          <w:sz w:val="28"/>
+          <w:szCs w:val="28"/>
+        </w:rPr>
+        <w:t>D</w:t>
+      </w:r>
+      <w:r>
+        <w:rPr>
+          <w:sz w:val="28"/>
+          <w:szCs w:val="28"/>
+        </w:rPr>
+        <w:t xml:space="preserve"> может быть представлена как совокупность параметров, вычисляемых по формуле (1):</w:t>
+      </w:r>
+    </w:p>
+    <w:p>
+      <w:pPr>
+        <w:spacing w:line="360" w:lineRule="auto"/>
+        <w:ind w:firstLine="709"/>
+        <w:jc w:val="both"/>
+        <w:rPr>
+          <w:sz w:val="28"/>
+          <w:szCs w:val="28"/>
+          <w:lang w:val="en-US"/>
+        </w:rPr>
+      </w:pPr>
+      <w:r>
+        <w:rPr>
+          <w:sz w:val="28"/>
+          <w:szCs w:val="28"/>
+          <w:lang w:val="en-US"/>
+        </w:rPr>
+        <w:t xml:space="preserve">d = a, </w:t>
+      </w:r>
+      <w:proofErr w:type="spellStart"/>
+      <w:r>
+        <w:rPr>
+          <w:sz w:val="28"/>
+          <w:szCs w:val="28"/>
+          <w:lang w:val="en-US"/>
+        </w:rPr>
+        <w:t>dir</w:t>
+      </w:r>
+      <w:proofErr w:type="spellEnd"/>
+      <w:r>
+        <w:rPr>
+          <w:sz w:val="28"/>
+          <w:szCs w:val="28"/>
+          <w:lang w:val="en-US"/>
+        </w:rPr>
+        <w:t xml:space="preserve">, </w:t>
+      </w:r>
+      <w:proofErr w:type="spellStart"/>
+      <w:r>
+        <w:rPr>
+          <w:sz w:val="28"/>
+          <w:szCs w:val="28"/>
+          <w:lang w:val="en-US"/>
+        </w:rPr>
+        <w:t>p_in</w:t>
+      </w:r>
+      <w:proofErr w:type="spellEnd"/>
+      <w:r>
+        <w:rPr>
+          <w:sz w:val="28"/>
+          <w:szCs w:val="28"/>
+          <w:lang w:val="en-US"/>
+        </w:rPr>
+        <w:t xml:space="preserve">, </w:t>
+      </w:r>
+      <w:proofErr w:type="spellStart"/>
+      <w:r>
+        <w:rPr>
+          <w:sz w:val="28"/>
+          <w:szCs w:val="28"/>
+          <w:lang w:val="en-US"/>
+        </w:rPr>
+        <w:t>p_out</w:t>
+      </w:r>
+      <w:proofErr w:type="spellEnd"/>
+      <w:r>
+        <w:rPr>
+          <w:sz w:val="28"/>
+          <w:szCs w:val="28"/>
+          <w:lang w:val="en-US"/>
+        </w:rPr>
+        <w:t>, q, t (1)</w:t>
+      </w:r>
+    </w:p>
+    <w:p>
+      <w:pPr>
+        <w:pStyle w:val="a3"/>
+        <w:spacing w:before="0" w:beforeAutospacing="0" w:after="0" w:afterAutospacing="0" w:line="360" w:lineRule="auto"/>
+        <w:ind w:firstLine="709"/>
+        <w:jc w:val="both"/>
+        <w:rPr>
+          <w:sz w:val="28"/>
+          <w:szCs w:val="28"/>
+        </w:rPr>
+      </w:pPr>
+      <w:r>
+        <w:rPr>
+          <w:sz w:val="28"/>
+          <w:szCs w:val="28"/>
+        </w:rPr>
+        <w:t>где:</w:t>
+      </w:r>
+    </w:p>
+    <w:p>
+      <w:pPr>
+        <w:pStyle w:val="a3"/>
+        <w:numPr>
+          <w:ilvl w:val="0"/>
+          <w:numId w:val="4"/>
+        </w:numPr>
+        <w:spacing w:before="0" w:beforeAutospacing="0" w:after="0" w:afterAutospacing="0" w:line="360" w:lineRule="auto"/>
+        <w:jc w:val="both"/>
+        <w:rPr>
+          <w:sz w:val="28"/>
+          <w:szCs w:val="28"/>
+        </w:rPr>
+      </w:pPr>
+      <w:r>
+        <w:rPr>
+          <w:rStyle w:val="math-inline"/>
+          <w:sz w:val="28"/>
+          <w:szCs w:val="28"/>
+        </w:rPr>
+        <w:t>a</w:t>
+      </w:r>
+      <w:r>
+        <w:rPr>
+          <w:sz w:val="28"/>
+          <w:szCs w:val="28"/>
+        </w:rPr>
+        <w:t xml:space="preserve"> — идентификатор финансового актива;</w:t>
+      </w:r>
+    </w:p>
+    <w:p>
+      <w:pPr>
+        <w:pStyle w:val="a3"/>
+        <w:numPr>
+          <w:ilvl w:val="0"/>
+          <w:numId w:val="4"/>
+        </w:numPr>
+        <w:spacing w:before="0" w:beforeAutospacing="0" w:after="0" w:afterAutospacing="0" w:line="360" w:lineRule="auto"/>
+        <w:jc w:val="both"/>
+        <w:rPr>
+          <w:sz w:val="28"/>
+          <w:szCs w:val="28"/>
+        </w:rPr>
+      </w:pPr>
+      <w:proofErr w:type="spellStart"/>
+      <w:r>
+        <w:rPr>
+          <w:rStyle w:val="math-inline"/>
+          <w:sz w:val="28"/>
+          <w:szCs w:val="28"/>
+        </w:rPr>
+        <w:t>dir</w:t>
+      </w:r>
+      <w:proofErr w:type="spellEnd"/>
+      <w:r>
+        <w:rPr>
+          <w:rStyle w:val="math-inline"/>
+          <w:sz w:val="28"/>
+          <w:szCs w:val="28"/>
+        </w:rPr>
+        <w:t xml:space="preserve"> </w:t>
+      </w:r>
+      <w:r>
+        <w:rPr>
+          <w:rStyle w:val="math-inline"/>
+          <w:rFonts w:ascii="Cambria Math" w:hAnsi="Cambria Math" w:cs="Cambria Math"/>
+          <w:sz w:val="28"/>
+          <w:szCs w:val="28"/>
+        </w:rPr>
+        <w:t>∈</w:t>
+      </w:r>
+      <w:r>
+        <w:rPr>
+          <w:rStyle w:val="math-inline"/>
+          <w:sz w:val="28"/>
+          <w:szCs w:val="28"/>
+        </w:rPr>
+        <w:t xml:space="preserve"> {</w:t>
+      </w:r>
+      <w:proofErr w:type="spellStart"/>
+      <w:r>
+        <w:rPr>
+          <w:rStyle w:val="math-inline"/>
+          <w:sz w:val="28"/>
+          <w:szCs w:val="28"/>
+        </w:rPr>
+        <w:t>buy</w:t>
+      </w:r>
+      <w:proofErr w:type="spellEnd"/>
+      <w:r>
+        <w:rPr>
+          <w:rStyle w:val="math-inline"/>
+          <w:sz w:val="28"/>
+          <w:szCs w:val="28"/>
+        </w:rPr>
+        <w:t xml:space="preserve">, </w:t>
+      </w:r>
+      <w:proofErr w:type="spellStart"/>
+      <w:r>
+        <w:rPr>
+          <w:rStyle w:val="math-inline"/>
+          <w:sz w:val="28"/>
+          <w:szCs w:val="28"/>
+        </w:rPr>
+        <w:t>sell</w:t>
+      </w:r>
+      <w:proofErr w:type="spellEnd"/>
+      <w:r>
+        <w:rPr>
+          <w:rStyle w:val="math-inline"/>
+          <w:sz w:val="28"/>
+          <w:szCs w:val="28"/>
+        </w:rPr>
+        <w:t>}</w:t>
+      </w:r>
+      <w:r>
+        <w:rPr>
+          <w:sz w:val="28"/>
+          <w:szCs w:val="28"/>
+        </w:rPr>
+        <w:t xml:space="preserve"> — направление сделки;</w:t>
+      </w:r>
+    </w:p>
+    <w:p>
+      <w:pPr>
+        <w:pStyle w:val="a3"/>
+        <w:numPr>
+          <w:ilvl w:val="0"/>
+          <w:numId w:val="4"/>
+        </w:numPr>
+        <w:spacing w:before="0" w:beforeAutospacing="0" w:after="0" w:afterAutospacing="0" w:line="360" w:lineRule="auto"/>
+        <w:jc w:val="both"/>
+        <w:rPr>
+          <w:sz w:val="28"/>
+          <w:szCs w:val="28"/>
+        </w:rPr>
+      </w:pPr>
+      <w:proofErr w:type="spellStart"/>
+      <w:r>
+        <w:rPr>
+          <w:rStyle w:val="math-inline"/>
+          <w:sz w:val="28"/>
+          <w:szCs w:val="28"/>
+        </w:rPr>
+        <w:t>p_in</w:t>
+      </w:r>
+      <w:proofErr w:type="spellEnd"/>
+      <w:r>
+        <w:rPr>
+          <w:sz w:val="28"/>
+          <w:szCs w:val="28"/>
+        </w:rPr>
+        <w:t xml:space="preserve"> — цена открытия позиции;</w:t>
+      </w:r>
+    </w:p>
+    <w:p>
+      <w:pPr>
+        <w:pStyle w:val="a3"/>
+        <w:numPr>
+          <w:ilvl w:val="0"/>
+          <w:numId w:val="4"/>
+        </w:numPr>
+        <w:spacing w:before="0" w:beforeAutospacing="0" w:after="0" w:afterAutospacing="0" w:line="360" w:lineRule="auto"/>
+        <w:jc w:val="both"/>
+        <w:rPr>
+          <w:sz w:val="28"/>
+          <w:szCs w:val="28"/>
+        </w:rPr>
+      </w:pPr>
+      <w:proofErr w:type="spellStart"/>
+      <w:r>
+        <w:rPr>
+          <w:rStyle w:val="math-inline"/>
+          <w:sz w:val="28"/>
+          <w:szCs w:val="28"/>
+        </w:rPr>
+        <w:t>p_out</w:t>
+      </w:r>
+      <w:proofErr w:type="spellEnd"/>
+      <w:r>
+        <w:rPr>
+          <w:sz w:val="28"/>
+          <w:szCs w:val="28"/>
+        </w:rPr>
+        <w:t xml:space="preserve"> — цена закрытия позиции;</w:t>
+      </w:r>
+    </w:p>
+    <w:p>
+      <w:pPr>
+        <w:pStyle w:val="a3"/>
+        <w:numPr>
+          <w:ilvl w:val="0"/>
+          <w:numId w:val="4"/>
+        </w:numPr>
+        <w:spacing w:before="0" w:beforeAutospacing="0" w:after="0" w:afterAutospacing="0" w:line="360" w:lineRule="auto"/>
+        <w:jc w:val="both"/>
+        <w:rPr>
+          <w:sz w:val="28"/>
+          <w:szCs w:val="28"/>
+        </w:rPr>
+      </w:pPr>
+      <w:r>
+        <w:rPr>
+          <w:rStyle w:val="math-inline"/>
+          <w:sz w:val="28"/>
+          <w:szCs w:val="28"/>
+        </w:rPr>
+        <w:t>q</w:t>
+      </w:r>
+      <w:r>
+        <w:rPr>
+          <w:sz w:val="28"/>
+          <w:szCs w:val="28"/>
+        </w:rPr>
+        <w:t xml:space="preserve"> — объем (количество) актива;</w:t>
+      </w:r>
+    </w:p>
+    <w:p>
+      <w:pPr>
+        <w:pStyle w:val="a3"/>
+        <w:numPr>
+          <w:ilvl w:val="0"/>
+          <w:numId w:val="4"/>
+        </w:numPr>
+        <w:spacing w:before="0" w:beforeAutospacing="0" w:after="0" w:afterAutospacing="0" w:line="360" w:lineRule="auto"/>
+        <w:jc w:val="both"/>
+        <w:rPr>
+          <w:sz w:val="28"/>
+          <w:szCs w:val="28"/>
+        </w:rPr>
+      </w:pPr>
+      <w:r>
+        <w:rPr>
+          <w:rStyle w:val="math-inline"/>
+          <w:sz w:val="28"/>
+          <w:szCs w:val="28"/>
+        </w:rPr>
+        <w:t>t</w:t>
+      </w:r>
+      <w:r>
+        <w:rPr>
+          <w:sz w:val="28"/>
+          <w:szCs w:val="28"/>
+        </w:rPr>
+        <w:t xml:space="preserve"> — временная метка совершения операции.</w:t>
+      </w:r>
+    </w:p>
+    <w:p>
+      <w:pPr>
+        <w:pStyle w:val="a3"/>
+        <w:spacing w:before="0" w:beforeAutospacing="0" w:after="0" w:afterAutospacing="0" w:line="360" w:lineRule="auto"/>
+        <w:ind w:firstLine="709"/>
+        <w:jc w:val="both"/>
+        <w:rPr>
+          <w:sz w:val="28"/>
+          <w:szCs w:val="28"/>
+        </w:rPr>
+      </w:pPr>
+      <w:r>
+        <w:rPr>
+          <w:sz w:val="28"/>
+          <w:szCs w:val="28"/>
+        </w:rPr>
+        <w:t xml:space="preserve">Такой подход позволяет абстрагироваться от конкретного рынка (фондовый или </w:t>
+      </w:r>
+      <w:proofErr w:type="spellStart"/>
+      <w:r>
+        <w:rPr>
+          <w:sz w:val="28"/>
+          <w:szCs w:val="28"/>
+        </w:rPr>
+        <w:t>криптовалютный</w:t>
+      </w:r>
+      <w:proofErr w:type="spellEnd"/>
+      <w:r>
+        <w:rPr>
+          <w:sz w:val="28"/>
+          <w:szCs w:val="28"/>
+        </w:rPr>
+        <w:t>) и создать универсальную структуру данных для хранения в СУБД.</w:t>
+      </w:r>
+    </w:p>
+    <w:p>
+      <w:pPr>
+        <w:pStyle w:val="2"/>
+        <w:spacing w:before="0" w:line="360" w:lineRule="auto"/>
+        <w:ind w:firstLine="709"/>
+        <w:jc w:val="both"/>
+        <w:rPr>
+          <w:rFonts w:ascii="Times New Roman" w:hAnsi="Times New Roman" w:cs="Times New Roman"/>
+          <w:color w:val="auto"/>
+          <w:sz w:val="28"/>
+          <w:szCs w:val="28"/>
+        </w:rPr>
+      </w:pPr>
+      <w:r>
+        <w:rPr>
+          <w:rFonts w:ascii="Times New Roman" w:hAnsi="Times New Roman" w:cs="Times New Roman"/>
+          <w:color w:val="auto"/>
+          <w:sz w:val="28"/>
+          <w:szCs w:val="28"/>
+        </w:rPr>
+        <w:t>2.2. Алгоритмическое обеспечение расчета финансовых показателей</w:t>
+      </w:r>
+    </w:p>
+    <w:p>
+      <w:pPr>
+        <w:pStyle w:val="a3"/>
+        <w:spacing w:before="0" w:beforeAutospacing="0" w:after="0" w:afterAutospacing="0" w:line="360" w:lineRule="auto"/>
+        <w:ind w:firstLine="709"/>
+        <w:jc w:val="both"/>
+        <w:rPr>
+          <w:sz w:val="28"/>
+          <w:szCs w:val="28"/>
+        </w:rPr>
+      </w:pPr>
+      <w:r>
+        <w:rPr>
+          <w:sz w:val="28"/>
+          <w:szCs w:val="28"/>
+        </w:rPr>
+        <w:t>Основной функциональной задачей приложения является автоматический расчет финансового результата (</w:t>
+      </w:r>
+      <w:proofErr w:type="spellStart"/>
+      <w:r>
+        <w:rPr>
+          <w:sz w:val="28"/>
+          <w:szCs w:val="28"/>
+        </w:rPr>
+        <w:t>Profit</w:t>
+      </w:r>
+      <w:proofErr w:type="spellEnd"/>
+      <w:r>
+        <w:rPr>
+          <w:sz w:val="28"/>
+          <w:szCs w:val="28"/>
+        </w:rPr>
+        <w:t xml:space="preserve"> </w:t>
+      </w:r>
+      <w:proofErr w:type="spellStart"/>
+      <w:r>
+        <w:rPr>
+          <w:sz w:val="28"/>
+          <w:szCs w:val="28"/>
+        </w:rPr>
+        <w:t>and</w:t>
+      </w:r>
+      <w:proofErr w:type="spellEnd"/>
+      <w:r>
+        <w:rPr>
+          <w:sz w:val="28"/>
+          <w:szCs w:val="28"/>
+        </w:rPr>
+        <w:t xml:space="preserve"> </w:t>
+      </w:r>
+      <w:proofErr w:type="spellStart"/>
+      <w:r>
+        <w:rPr>
+          <w:sz w:val="28"/>
+          <w:szCs w:val="28"/>
+        </w:rPr>
+        <w:t>Loss</w:t>
+      </w:r>
+      <w:proofErr w:type="spellEnd"/>
+      <w:r>
+        <w:rPr>
+          <w:sz w:val="28"/>
+          <w:szCs w:val="28"/>
+        </w:rPr>
+        <w:t xml:space="preserve">, </w:t>
+      </w:r>
+      <w:proofErr w:type="spellStart"/>
+      <w:r>
+        <w:rPr>
+          <w:sz w:val="28"/>
+          <w:szCs w:val="28"/>
+        </w:rPr>
+        <w:t>PnL</w:t>
+      </w:r>
+      <w:proofErr w:type="spellEnd"/>
+      <w:r>
+        <w:rPr>
+          <w:sz w:val="28"/>
+          <w:szCs w:val="28"/>
+        </w:rPr>
+        <w:t>). Алгоритм расчета зависит от направления сделки и описывается следующей логикой.</w:t>
+      </w:r>
+    </w:p>
+    <w:p>
+      <w:pPr>
+        <w:pStyle w:val="a3"/>
+        <w:spacing w:before="0" w:beforeAutospacing="0" w:after="0" w:afterAutospacing="0" w:line="360" w:lineRule="auto"/>
+        <w:ind w:firstLine="709"/>
+        <w:jc w:val="both"/>
+        <w:rPr>
+          <w:sz w:val="28"/>
+          <w:szCs w:val="28"/>
+        </w:rPr>
+      </w:pPr>
+      <w:r>
+        <w:rPr>
+          <w:sz w:val="28"/>
+          <w:szCs w:val="28"/>
+        </w:rPr>
+        <w:t xml:space="preserve">Для сделок типа «Long» (покупка с целью перепродажи дороже) финансовый результат </w:t>
+      </w:r>
+      <w:r>
+        <w:rPr>
+          <w:rStyle w:val="math-inline"/>
+          <w:sz w:val="28"/>
+          <w:szCs w:val="28"/>
+        </w:rPr>
+        <w:t>R</w:t>
+      </w:r>
+      <w:r>
+        <w:rPr>
+          <w:sz w:val="28"/>
+          <w:szCs w:val="28"/>
+        </w:rPr>
+        <w:t xml:space="preserve"> вычисляется по формуле (2):</w:t>
+      </w:r>
+    </w:p>
+    <w:p>
+      <w:pPr>
+        <w:spacing w:line="360" w:lineRule="auto"/>
+        <w:ind w:firstLine="709"/>
+        <w:jc w:val="both"/>
+        <w:rPr>
+          <w:sz w:val="28"/>
+          <w:szCs w:val="28"/>
+        </w:rPr>
+      </w:pPr>
+      <w:r>
+        <w:rPr>
+          <w:sz w:val="28"/>
+          <w:szCs w:val="28"/>
+        </w:rPr>
+        <w:t>R = (</w:t>
+      </w:r>
+      <w:proofErr w:type="spellStart"/>
+      <w:r>
+        <w:rPr>
+          <w:sz w:val="28"/>
+          <w:szCs w:val="28"/>
+        </w:rPr>
+        <w:t>p_out</w:t>
+      </w:r>
+      <w:proofErr w:type="spellEnd"/>
+      <w:r>
+        <w:rPr>
+          <w:sz w:val="28"/>
+          <w:szCs w:val="28"/>
+        </w:rPr>
+        <w:t xml:space="preserve"> - </w:t>
+      </w:r>
+      <w:proofErr w:type="spellStart"/>
+      <w:r>
+        <w:rPr>
+          <w:sz w:val="28"/>
+          <w:szCs w:val="28"/>
+        </w:rPr>
+        <w:t>p_in</w:t>
+      </w:r>
+      <w:proofErr w:type="spellEnd"/>
+      <w:r>
+        <w:rPr>
+          <w:sz w:val="28"/>
+          <w:szCs w:val="28"/>
+        </w:rPr>
+        <w:t xml:space="preserve">) </w:t>
+      </w:r>
+      <w:r>
+        <w:rPr>
+          <w:sz w:val="28"/>
+          <w:szCs w:val="28"/>
+        </w:rPr>
+        <w:t>*</w:t>
+      </w:r>
+      <w:r>
+        <w:rPr>
+          <w:sz w:val="28"/>
+          <w:szCs w:val="28"/>
+        </w:rPr>
+        <w:t xml:space="preserve"> q (2)</w:t>
+      </w:r>
+    </w:p>
+    <w:p>
+      <w:pPr>
+        <w:pStyle w:val="a3"/>
+        <w:spacing w:before="0" w:beforeAutospacing="0" w:after="0" w:afterAutospacing="0" w:line="360" w:lineRule="auto"/>
+        <w:ind w:firstLine="709"/>
+        <w:jc w:val="both"/>
+        <w:rPr>
+          <w:sz w:val="28"/>
+          <w:szCs w:val="28"/>
+        </w:rPr>
+      </w:pPr>
+      <w:r>
+        <w:rPr>
+          <w:sz w:val="28"/>
+          <w:szCs w:val="28"/>
+        </w:rPr>
+        <w:t xml:space="preserve">Дополнительно в системе рассчитывается относительная доходность в процентах и коэффициент риск/прибыль. Особенностью реализации является </w:t>
+      </w:r>
+      <w:r>
+        <w:rPr>
+          <w:sz w:val="28"/>
+          <w:szCs w:val="28"/>
+        </w:rPr>
+        <w:lastRenderedPageBreak/>
+        <w:t>использование нормализованных значений для обеспечения корректности расчетов при работе с активами разной дробности (например, дробные лоты акций или малые доли криптовалют).</w:t>
+      </w:r>
+    </w:p>
+    <w:p>
+      <w:pPr>
+        <w:pStyle w:val="a3"/>
+        <w:spacing w:before="0" w:beforeAutospacing="0" w:after="0" w:afterAutospacing="0" w:line="360" w:lineRule="auto"/>
+        <w:ind w:firstLine="709"/>
+        <w:jc w:val="both"/>
+        <w:rPr>
+          <w:sz w:val="28"/>
+          <w:szCs w:val="28"/>
+        </w:rPr>
+      </w:pPr>
+      <w:r>
+        <w:rPr>
+          <w:sz w:val="28"/>
+          <w:szCs w:val="28"/>
+        </w:rPr>
+        <w:t>Логика взаимодействия компонентов при расчете показателей представлена в листинге 1.</w:t>
+      </w:r>
+    </w:p>
+    <w:p>
+      <w:pPr>
+        <w:pStyle w:val="a3"/>
+        <w:spacing w:before="0" w:beforeAutospacing="0" w:after="0" w:afterAutospacing="0" w:line="360" w:lineRule="auto"/>
+        <w:ind w:firstLine="709"/>
+        <w:jc w:val="both"/>
+        <w:rPr>
+          <w:sz w:val="28"/>
+          <w:szCs w:val="28"/>
+        </w:rPr>
+      </w:pPr>
+      <w:r>
+        <w:rPr>
+          <w:b/>
+          <w:bCs/>
+          <w:sz w:val="28"/>
+          <w:szCs w:val="28"/>
+        </w:rPr>
+        <w:t xml:space="preserve">Листинг 1 — Функция расчета финансового результата на </w:t>
+      </w:r>
+      <w:proofErr w:type="spellStart"/>
+      <w:r>
+        <w:rPr>
+          <w:b/>
+          <w:bCs/>
+          <w:sz w:val="28"/>
+          <w:szCs w:val="28"/>
+        </w:rPr>
+        <w:t>FastAPI</w:t>
+      </w:r>
+      <w:proofErr w:type="spellEnd"/>
+    </w:p>
+    <w:p>
+      <w:pPr>
+        <w:spacing w:line="360" w:lineRule="auto"/>
+        <w:ind w:firstLine="709"/>
+        <w:jc w:val="both"/>
+        <w:rPr>
+          <w:lang w:val="en-US"/>
+        </w:rPr>
+      </w:pPr>
+      <w:r>
+        <w:rPr>
+          <w:rStyle w:val="ng-tns-c1301951031-60"/>
+          <w:rFonts w:eastAsiaTheme="majorEastAsia"/>
+          <w:lang w:val="en-US"/>
+        </w:rPr>
+        <w:t>Python</w:t>
+      </w:r>
+    </w:p>
+    <w:p>
+      <w:pPr>
+        <w:pStyle w:val="HTML"/>
+        <w:spacing w:line="360" w:lineRule="auto"/>
+        <w:ind w:firstLine="709"/>
+        <w:jc w:val="both"/>
+        <w:rPr>
+          <w:rStyle w:val="HTML1"/>
+          <w:rFonts w:ascii="Times New Roman" w:hAnsi="Times New Roman" w:cs="Times New Roman"/>
+          <w:lang w:val="en-US"/>
+        </w:rPr>
+      </w:pPr>
+      <w:r>
+        <w:rPr>
+          <w:rStyle w:val="hljs-keyword"/>
+          <w:rFonts w:ascii="Times New Roman" w:hAnsi="Times New Roman" w:cs="Times New Roman"/>
+          <w:lang w:val="en-US"/>
+        </w:rPr>
+        <w:t>def</w:t>
+      </w:r>
+      <w:r>
+        <w:rPr>
+          <w:rStyle w:val="hljs-function"/>
+          <w:rFonts w:ascii="Times New Roman" w:hAnsi="Times New Roman" w:cs="Times New Roman"/>
+          <w:lang w:val="en-US"/>
+        </w:rPr>
+        <w:t xml:space="preserve"> </w:t>
+      </w:r>
+      <w:proofErr w:type="spellStart"/>
+      <w:r>
+        <w:rPr>
+          <w:rStyle w:val="hljs-title"/>
+          <w:rFonts w:ascii="Times New Roman" w:hAnsi="Times New Roman" w:cs="Times New Roman"/>
+          <w:lang w:val="en-US"/>
+        </w:rPr>
+        <w:t>calculate_</w:t>
+      </w:r>
+      <w:proofErr w:type="gramStart"/>
+      <w:r>
+        <w:rPr>
+          <w:rStyle w:val="hljs-title"/>
+          <w:rFonts w:ascii="Times New Roman" w:hAnsi="Times New Roman" w:cs="Times New Roman"/>
+          <w:lang w:val="en-US"/>
+        </w:rPr>
+        <w:t>pnl</w:t>
+      </w:r>
+      <w:proofErr w:type="spellEnd"/>
+      <w:r>
+        <w:rPr>
+          <w:rStyle w:val="hljs-function"/>
+          <w:rFonts w:ascii="Times New Roman" w:hAnsi="Times New Roman" w:cs="Times New Roman"/>
+          <w:lang w:val="en-US"/>
+        </w:rPr>
+        <w:t>(</w:t>
+      </w:r>
+      <w:proofErr w:type="spellStart"/>
+      <w:proofErr w:type="gramEnd"/>
+      <w:r>
+        <w:rPr>
+          <w:rStyle w:val="hljs-params"/>
+          <w:rFonts w:ascii="Times New Roman" w:hAnsi="Times New Roman" w:cs="Times New Roman"/>
+          <w:lang w:val="en-US"/>
+        </w:rPr>
+        <w:t>price_in</w:t>
+      </w:r>
+      <w:proofErr w:type="spellEnd"/>
+      <w:r>
+        <w:rPr>
+          <w:rStyle w:val="hljs-params"/>
+          <w:rFonts w:ascii="Times New Roman" w:hAnsi="Times New Roman" w:cs="Times New Roman"/>
+          <w:lang w:val="en-US"/>
+        </w:rPr>
+        <w:t xml:space="preserve">: </w:t>
+      </w:r>
+      <w:r>
+        <w:rPr>
+          <w:rStyle w:val="hljs-builtin"/>
+          <w:rFonts w:ascii="Times New Roman" w:hAnsi="Times New Roman" w:cs="Times New Roman"/>
+          <w:lang w:val="en-US"/>
+        </w:rPr>
+        <w:t>float</w:t>
+      </w:r>
+      <w:r>
+        <w:rPr>
+          <w:rStyle w:val="hljs-params"/>
+          <w:rFonts w:ascii="Times New Roman" w:hAnsi="Times New Roman" w:cs="Times New Roman"/>
+          <w:lang w:val="en-US"/>
+        </w:rPr>
+        <w:t xml:space="preserve">, </w:t>
+      </w:r>
+      <w:proofErr w:type="spellStart"/>
+      <w:r>
+        <w:rPr>
+          <w:rStyle w:val="hljs-params"/>
+          <w:rFonts w:ascii="Times New Roman" w:hAnsi="Times New Roman" w:cs="Times New Roman"/>
+          <w:lang w:val="en-US"/>
+        </w:rPr>
+        <w:t>price_out</w:t>
+      </w:r>
+      <w:proofErr w:type="spellEnd"/>
+      <w:r>
+        <w:rPr>
+          <w:rStyle w:val="hljs-params"/>
+          <w:rFonts w:ascii="Times New Roman" w:hAnsi="Times New Roman" w:cs="Times New Roman"/>
+          <w:lang w:val="en-US"/>
+        </w:rPr>
+        <w:t xml:space="preserve">: </w:t>
+      </w:r>
+      <w:r>
+        <w:rPr>
+          <w:rStyle w:val="hljs-builtin"/>
+          <w:rFonts w:ascii="Times New Roman" w:hAnsi="Times New Roman" w:cs="Times New Roman"/>
+          <w:lang w:val="en-US"/>
+        </w:rPr>
+        <w:t>float</w:t>
+      </w:r>
+      <w:r>
+        <w:rPr>
+          <w:rStyle w:val="hljs-params"/>
+          <w:rFonts w:ascii="Times New Roman" w:hAnsi="Times New Roman" w:cs="Times New Roman"/>
+          <w:lang w:val="en-US"/>
+        </w:rPr>
+        <w:t xml:space="preserve">, amount: </w:t>
+      </w:r>
+      <w:r>
+        <w:rPr>
+          <w:rStyle w:val="hljs-builtin"/>
+          <w:rFonts w:ascii="Times New Roman" w:hAnsi="Times New Roman" w:cs="Times New Roman"/>
+          <w:lang w:val="en-US"/>
+        </w:rPr>
+        <w:t>float</w:t>
+      </w:r>
+      <w:r>
+        <w:rPr>
+          <w:rStyle w:val="hljs-params"/>
+          <w:rFonts w:ascii="Times New Roman" w:hAnsi="Times New Roman" w:cs="Times New Roman"/>
+          <w:lang w:val="en-US"/>
+        </w:rPr>
+        <w:t xml:space="preserve">, direction: </w:t>
+      </w:r>
+      <w:r>
+        <w:rPr>
+          <w:rStyle w:val="hljs-builtin"/>
+          <w:rFonts w:ascii="Times New Roman" w:hAnsi="Times New Roman" w:cs="Times New Roman"/>
+          <w:lang w:val="en-US"/>
+        </w:rPr>
+        <w:t>str</w:t>
+      </w:r>
+      <w:r>
+        <w:rPr>
+          <w:rStyle w:val="hljs-function"/>
+          <w:rFonts w:ascii="Times New Roman" w:hAnsi="Times New Roman" w:cs="Times New Roman"/>
+          <w:lang w:val="en-US"/>
+        </w:rPr>
+        <w:t>) -&gt; float:</w:t>
+      </w:r>
+    </w:p>
+    <w:p>
+      <w:pPr>
+        <w:pStyle w:val="HTML"/>
+        <w:spacing w:line="360" w:lineRule="auto"/>
+        <w:ind w:firstLine="709"/>
+        <w:jc w:val="both"/>
+        <w:rPr>
+          <w:rStyle w:val="HTML1"/>
+          <w:rFonts w:ascii="Times New Roman" w:hAnsi="Times New Roman" w:cs="Times New Roman"/>
+          <w:lang w:val="en-US"/>
+        </w:rPr>
+      </w:pPr>
+      <w:r>
+        <w:rPr>
+          <w:rStyle w:val="HTML1"/>
+          <w:rFonts w:ascii="Times New Roman" w:hAnsi="Times New Roman" w:cs="Times New Roman"/>
+          <w:lang w:val="en-US"/>
+        </w:rPr>
+        <w:t xml:space="preserve">    </w:t>
+      </w:r>
+      <w:r>
+        <w:rPr>
+          <w:rStyle w:val="hljs-keyword"/>
+          <w:rFonts w:ascii="Times New Roman" w:hAnsi="Times New Roman" w:cs="Times New Roman"/>
+          <w:lang w:val="en-US"/>
+        </w:rPr>
+        <w:t>if</w:t>
+      </w:r>
+      <w:r>
+        <w:rPr>
+          <w:rStyle w:val="HTML1"/>
+          <w:rFonts w:ascii="Times New Roman" w:hAnsi="Times New Roman" w:cs="Times New Roman"/>
+          <w:lang w:val="en-US"/>
+        </w:rPr>
+        <w:t xml:space="preserve"> direction == </w:t>
+      </w:r>
+      <w:r>
+        <w:rPr>
+          <w:rStyle w:val="hljs-string"/>
+          <w:rFonts w:ascii="Times New Roman" w:hAnsi="Times New Roman" w:cs="Times New Roman"/>
+          <w:lang w:val="en-US"/>
+        </w:rPr>
+        <w:t>"buy"</w:t>
+      </w:r>
+      <w:r>
+        <w:rPr>
+          <w:rStyle w:val="HTML1"/>
+          <w:rFonts w:ascii="Times New Roman" w:hAnsi="Times New Roman" w:cs="Times New Roman"/>
+          <w:lang w:val="en-US"/>
+        </w:rPr>
+        <w:t>:</w:t>
+      </w:r>
+    </w:p>
+    <w:p>
+      <w:pPr>
+        <w:pStyle w:val="HTML"/>
+        <w:spacing w:line="360" w:lineRule="auto"/>
+        <w:ind w:firstLine="709"/>
+        <w:jc w:val="both"/>
+        <w:rPr>
+          <w:rStyle w:val="HTML1"/>
+          <w:rFonts w:ascii="Times New Roman" w:hAnsi="Times New Roman" w:cs="Times New Roman"/>
+          <w:lang w:val="en-US"/>
+        </w:rPr>
+      </w:pPr>
+      <w:r>
+        <w:rPr>
+          <w:rStyle w:val="HTML1"/>
+          <w:rFonts w:ascii="Times New Roman" w:hAnsi="Times New Roman" w:cs="Times New Roman"/>
+          <w:lang w:val="en-US"/>
+        </w:rPr>
+        <w:t xml:space="preserve">        </w:t>
+      </w:r>
+      <w:r>
+        <w:rPr>
+          <w:rStyle w:val="hljs-keyword"/>
+          <w:rFonts w:ascii="Times New Roman" w:hAnsi="Times New Roman" w:cs="Times New Roman"/>
+          <w:lang w:val="en-US"/>
+        </w:rPr>
+        <w:t>return</w:t>
+      </w:r>
+      <w:r>
+        <w:rPr>
+          <w:rStyle w:val="HTML1"/>
+          <w:rFonts w:ascii="Times New Roman" w:hAnsi="Times New Roman" w:cs="Times New Roman"/>
+          <w:lang w:val="en-US"/>
+        </w:rPr>
+        <w:t xml:space="preserve"> (</w:t>
+      </w:r>
+      <w:proofErr w:type="spellStart"/>
+      <w:r>
+        <w:rPr>
+          <w:rStyle w:val="HTML1"/>
+          <w:rFonts w:ascii="Times New Roman" w:hAnsi="Times New Roman" w:cs="Times New Roman"/>
+          <w:lang w:val="en-US"/>
+        </w:rPr>
+        <w:t>price_out</w:t>
+      </w:r>
+      <w:proofErr w:type="spellEnd"/>
+      <w:r>
+        <w:rPr>
+          <w:rStyle w:val="HTML1"/>
+          <w:rFonts w:ascii="Times New Roman" w:hAnsi="Times New Roman" w:cs="Times New Roman"/>
+          <w:lang w:val="en-US"/>
+        </w:rPr>
+        <w:t xml:space="preserve"> - </w:t>
+      </w:r>
+      <w:proofErr w:type="spellStart"/>
+      <w:r>
+        <w:rPr>
+          <w:rStyle w:val="HTML1"/>
+          <w:rFonts w:ascii="Times New Roman" w:hAnsi="Times New Roman" w:cs="Times New Roman"/>
+          <w:lang w:val="en-US"/>
+        </w:rPr>
+        <w:t>price_in</w:t>
+      </w:r>
+      <w:proofErr w:type="spellEnd"/>
+      <w:r>
+        <w:rPr>
+          <w:rStyle w:val="HTML1"/>
+          <w:rFonts w:ascii="Times New Roman" w:hAnsi="Times New Roman" w:cs="Times New Roman"/>
+          <w:lang w:val="en-US"/>
+        </w:rPr>
+        <w:t>) * amount</w:t>
+      </w:r>
+    </w:p>
+    <w:p>
+      <w:pPr>
+        <w:pStyle w:val="HTML"/>
+        <w:spacing w:line="360" w:lineRule="auto"/>
+        <w:ind w:firstLine="709"/>
+        <w:jc w:val="both"/>
+        <w:rPr>
+          <w:rStyle w:val="HTML1"/>
+          <w:rFonts w:ascii="Times New Roman" w:hAnsi="Times New Roman" w:cs="Times New Roman"/>
+          <w:lang w:val="en-US"/>
+        </w:rPr>
+      </w:pPr>
+      <w:r>
+        <w:rPr>
+          <w:rStyle w:val="HTML1"/>
+          <w:rFonts w:ascii="Times New Roman" w:hAnsi="Times New Roman" w:cs="Times New Roman"/>
+          <w:lang w:val="en-US"/>
+        </w:rPr>
+        <w:t xml:space="preserve">    </w:t>
+      </w:r>
+      <w:proofErr w:type="spellStart"/>
+      <w:r>
+        <w:rPr>
+          <w:rStyle w:val="hljs-keyword"/>
+          <w:rFonts w:ascii="Times New Roman" w:hAnsi="Times New Roman" w:cs="Times New Roman"/>
+          <w:lang w:val="en-US"/>
+        </w:rPr>
+        <w:t>elif</w:t>
+      </w:r>
+      <w:proofErr w:type="spellEnd"/>
+      <w:r>
+        <w:rPr>
+          <w:rStyle w:val="HTML1"/>
+          <w:rFonts w:ascii="Times New Roman" w:hAnsi="Times New Roman" w:cs="Times New Roman"/>
+          <w:lang w:val="en-US"/>
+        </w:rPr>
+        <w:t xml:space="preserve"> direction == </w:t>
+      </w:r>
+      <w:r>
+        <w:rPr>
+          <w:rStyle w:val="hljs-string"/>
+          <w:rFonts w:ascii="Times New Roman" w:hAnsi="Times New Roman" w:cs="Times New Roman"/>
+          <w:lang w:val="en-US"/>
+        </w:rPr>
+        <w:t>"sell"</w:t>
+      </w:r>
+      <w:r>
+        <w:rPr>
+          <w:rStyle w:val="HTML1"/>
+          <w:rFonts w:ascii="Times New Roman" w:hAnsi="Times New Roman" w:cs="Times New Roman"/>
+          <w:lang w:val="en-US"/>
+        </w:rPr>
+        <w:t>:</w:t>
+      </w:r>
+    </w:p>
+    <w:p>
+      <w:pPr>
+        <w:pStyle w:val="HTML"/>
+        <w:spacing w:line="360" w:lineRule="auto"/>
+        <w:ind w:firstLine="709"/>
+        <w:jc w:val="both"/>
+        <w:rPr>
+          <w:rStyle w:val="HTML1"/>
+          <w:rFonts w:ascii="Times New Roman" w:hAnsi="Times New Roman" w:cs="Times New Roman"/>
+          <w:lang w:val="en-US"/>
+        </w:rPr>
+      </w:pPr>
+      <w:r>
+        <w:rPr>
+          <w:rStyle w:val="HTML1"/>
+          <w:rFonts w:ascii="Times New Roman" w:hAnsi="Times New Roman" w:cs="Times New Roman"/>
+          <w:lang w:val="en-US"/>
+        </w:rPr>
+        <w:t xml:space="preserve">        </w:t>
+      </w:r>
+      <w:r>
+        <w:rPr>
+          <w:rStyle w:val="hljs-keyword"/>
+          <w:rFonts w:ascii="Times New Roman" w:hAnsi="Times New Roman" w:cs="Times New Roman"/>
+          <w:lang w:val="en-US"/>
+        </w:rPr>
+        <w:t>return</w:t>
+      </w:r>
+      <w:r>
+        <w:rPr>
+          <w:rStyle w:val="HTML1"/>
+          <w:rFonts w:ascii="Times New Roman" w:hAnsi="Times New Roman" w:cs="Times New Roman"/>
+          <w:lang w:val="en-US"/>
+        </w:rPr>
+        <w:t xml:space="preserve"> (</w:t>
+      </w:r>
+      <w:proofErr w:type="spellStart"/>
+      <w:r>
+        <w:rPr>
+          <w:rStyle w:val="HTML1"/>
+          <w:rFonts w:ascii="Times New Roman" w:hAnsi="Times New Roman" w:cs="Times New Roman"/>
+          <w:lang w:val="en-US"/>
+        </w:rPr>
+        <w:t>price_in</w:t>
+      </w:r>
+      <w:proofErr w:type="spellEnd"/>
+      <w:r>
+        <w:rPr>
+          <w:rStyle w:val="HTML1"/>
+          <w:rFonts w:ascii="Times New Roman" w:hAnsi="Times New Roman" w:cs="Times New Roman"/>
+          <w:lang w:val="en-US"/>
+        </w:rPr>
+        <w:t xml:space="preserve"> - </w:t>
+      </w:r>
+      <w:proofErr w:type="spellStart"/>
+      <w:r>
+        <w:rPr>
+          <w:rStyle w:val="HTML1"/>
+          <w:rFonts w:ascii="Times New Roman" w:hAnsi="Times New Roman" w:cs="Times New Roman"/>
+          <w:lang w:val="en-US"/>
+        </w:rPr>
+        <w:t>price_out</w:t>
+      </w:r>
+      <w:proofErr w:type="spellEnd"/>
+      <w:r>
+        <w:rPr>
+          <w:rStyle w:val="HTML1"/>
+          <w:rFonts w:ascii="Times New Roman" w:hAnsi="Times New Roman" w:cs="Times New Roman"/>
+          <w:lang w:val="en-US"/>
+        </w:rPr>
+        <w:t>) * amount</w:t>
+      </w:r>
+    </w:p>
+    <w:p>
+      <w:pPr>
+        <w:pStyle w:val="HTML"/>
+        <w:spacing w:line="360" w:lineRule="auto"/>
+        <w:ind w:firstLine="709"/>
+        <w:jc w:val="both"/>
+        <w:rPr>
+          <w:rStyle w:val="HTML1"/>
+          <w:rFonts w:ascii="Times New Roman" w:hAnsi="Times New Roman" w:cs="Times New Roman"/>
+        </w:rPr>
+      </w:pPr>
+      <w:r>
+        <w:rPr>
+          <w:rStyle w:val="HTML1"/>
+          <w:rFonts w:ascii="Times New Roman" w:hAnsi="Times New Roman" w:cs="Times New Roman"/>
+          <w:lang w:val="en-US"/>
+        </w:rPr>
+        <w:t xml:space="preserve">    </w:t>
+      </w:r>
+      <w:proofErr w:type="spellStart"/>
+      <w:r>
+        <w:rPr>
+          <w:rStyle w:val="hljs-keyword"/>
+          <w:rFonts w:ascii="Times New Roman" w:hAnsi="Times New Roman" w:cs="Times New Roman"/>
+        </w:rPr>
+        <w:t>return</w:t>
+      </w:r>
+      <w:proofErr w:type="spellEnd"/>
+      <w:r>
+        <w:rPr>
+          <w:rStyle w:val="HTML1"/>
+          <w:rFonts w:ascii="Times New Roman" w:hAnsi="Times New Roman" w:cs="Times New Roman"/>
+        </w:rPr>
+        <w:t xml:space="preserve"> </w:t>
+      </w:r>
+      <w:r>
+        <w:rPr>
+          <w:rStyle w:val="hljs-number"/>
+          <w:rFonts w:ascii="Times New Roman" w:hAnsi="Times New Roman" w:cs="Times New Roman"/>
+        </w:rPr>
+        <w:t>0.0</w:t>
+      </w:r>
+    </w:p>
+    <w:p>
+      <w:pPr>
+        <w:pStyle w:val="a3"/>
+        <w:spacing w:before="0" w:beforeAutospacing="0" w:after="0" w:afterAutospacing="0" w:line="360" w:lineRule="auto"/>
+        <w:ind w:firstLine="709"/>
+        <w:jc w:val="both"/>
+        <w:rPr>
+          <w:sz w:val="28"/>
+          <w:szCs w:val="28"/>
+        </w:rPr>
+      </w:pPr>
+      <w:r>
+        <w:rPr>
+          <w:sz w:val="28"/>
+          <w:szCs w:val="28"/>
+        </w:rPr>
+        <w:t>Как видно из листинга, функция принимает нормализованные значения и возвращает итоговый результат, который затем сохраняется в базе данных.</w:t>
+      </w:r>
+    </w:p>
+    <w:p>
+      <w:pPr>
+        <w:spacing w:after="160" w:line="259" w:lineRule="auto"/>
+        <w:rPr>
+          <w:sz w:val="28"/>
+          <w:szCs w:val="28"/>
+        </w:rPr>
+      </w:pPr>
+      <w:r>
+        <w:rPr>
+          <w:sz w:val="28"/>
+          <w:szCs w:val="28"/>
+        </w:rPr>
+        <w:br w:type="page"/>
+      </w:r>
+    </w:p>
+    <w:p>
+      <w:pPr>
+        <w:pStyle w:val="1"/>
+        <w:spacing w:before="0" w:beforeAutospacing="0" w:after="0" w:afterAutospacing="0" w:line="360" w:lineRule="auto"/>
+        <w:ind w:firstLine="709"/>
+        <w:jc w:val="both"/>
+        <w:rPr>
+          <w:sz w:val="28"/>
+          <w:szCs w:val="28"/>
+        </w:rPr>
+      </w:pPr>
+      <w:r>
+        <w:rPr>
+          <w:sz w:val="28"/>
+          <w:szCs w:val="28"/>
+        </w:rPr>
+        <w:lastRenderedPageBreak/>
+        <w:t>3. ПРАКТИЧЕСКАЯ ЧАСТЬ. ПРОГРАММНАЯ РЕАЛИЗАЦИЯ СИСТЕМЫ</w:t>
+      </w:r>
+    </w:p>
+    <w:p>
+      <w:pPr>
+        <w:pStyle w:val="2"/>
+        <w:spacing w:before="0" w:line="360" w:lineRule="auto"/>
+        <w:ind w:firstLine="709"/>
+        <w:jc w:val="both"/>
+        <w:rPr>
+          <w:rFonts w:ascii="Times New Roman" w:hAnsi="Times New Roman" w:cs="Times New Roman"/>
+          <w:color w:val="auto"/>
+          <w:sz w:val="28"/>
+          <w:szCs w:val="28"/>
+        </w:rPr>
+      </w:pPr>
+      <w:r>
+        <w:rPr>
+          <w:rFonts w:ascii="Times New Roman" w:hAnsi="Times New Roman" w:cs="Times New Roman"/>
+          <w:color w:val="auto"/>
+          <w:sz w:val="28"/>
+          <w:szCs w:val="28"/>
+        </w:rPr>
+        <w:t>3.1. Обоснование выбора стека технологий</w:t>
+      </w:r>
+    </w:p>
+    <w:p>
+      <w:pPr>
+        <w:pStyle w:val="a3"/>
+        <w:spacing w:before="0" w:beforeAutospacing="0" w:after="0" w:afterAutospacing="0" w:line="360" w:lineRule="auto"/>
+        <w:ind w:firstLine="709"/>
+        <w:jc w:val="both"/>
+        <w:rPr>
+          <w:sz w:val="28"/>
+          <w:szCs w:val="28"/>
+        </w:rPr>
+      </w:pPr>
+      <w:r>
+        <w:rPr>
+          <w:sz w:val="28"/>
+          <w:szCs w:val="28"/>
+        </w:rPr>
+        <w:t>Для реализации веб-приложения был выбран современный стек технологий на языке Python, обеспечивающий высокую скорость разработки и производительность системы.</w:t>
+      </w:r>
+    </w:p>
+    <w:p>
+      <w:pPr>
+        <w:pStyle w:val="a3"/>
+        <w:spacing w:before="0" w:beforeAutospacing="0" w:after="0" w:afterAutospacing="0" w:line="360" w:lineRule="auto"/>
+        <w:ind w:firstLine="709"/>
+        <w:jc w:val="both"/>
+        <w:rPr>
+          <w:sz w:val="28"/>
+          <w:szCs w:val="28"/>
+        </w:rPr>
+      </w:pPr>
+      <w:r>
+        <w:rPr>
+          <w:sz w:val="28"/>
+          <w:szCs w:val="28"/>
+        </w:rPr>
+        <w:t xml:space="preserve">Основным фреймворком выбран </w:t>
+      </w:r>
+      <w:proofErr w:type="spellStart"/>
+      <w:r>
+        <w:rPr>
+          <w:b/>
+          <w:bCs/>
+          <w:sz w:val="28"/>
+          <w:szCs w:val="28"/>
+        </w:rPr>
+        <w:t>FastAPI</w:t>
+      </w:r>
+      <w:proofErr w:type="spellEnd"/>
+      <w:r>
+        <w:rPr>
+          <w:sz w:val="28"/>
+          <w:szCs w:val="28"/>
+        </w:rPr>
+        <w:t>. Данный выбор обусловлен несколькими факторами:</w:t>
+      </w:r>
+    </w:p>
+    <w:p>
+      <w:pPr>
+        <w:pStyle w:val="a3"/>
+        <w:numPr>
+          <w:ilvl w:val="0"/>
+          <w:numId w:val="8"/>
+        </w:numPr>
+        <w:spacing w:before="0" w:beforeAutospacing="0" w:after="0" w:afterAutospacing="0" w:line="360" w:lineRule="auto"/>
+        <w:ind w:left="0" w:firstLine="709"/>
+        <w:jc w:val="both"/>
+        <w:rPr>
+          <w:sz w:val="28"/>
+          <w:szCs w:val="28"/>
+        </w:rPr>
+      </w:pPr>
+      <w:r>
+        <w:rPr>
+          <w:sz w:val="28"/>
+          <w:szCs w:val="28"/>
+        </w:rPr>
+        <w:t xml:space="preserve">асинхронность (поддержка </w:t>
+      </w:r>
+      <w:proofErr w:type="spellStart"/>
+      <w:r>
+        <w:rPr>
+          <w:rStyle w:val="HTML1"/>
+          <w:rFonts w:ascii="Times New Roman" w:hAnsi="Times New Roman" w:cs="Times New Roman"/>
+          <w:sz w:val="28"/>
+          <w:szCs w:val="28"/>
+        </w:rPr>
+        <w:t>async</w:t>
+      </w:r>
+      <w:proofErr w:type="spellEnd"/>
+      <w:r>
+        <w:rPr>
+          <w:rStyle w:val="HTML1"/>
+          <w:rFonts w:ascii="Times New Roman" w:hAnsi="Times New Roman" w:cs="Times New Roman"/>
+          <w:sz w:val="28"/>
+          <w:szCs w:val="28"/>
+        </w:rPr>
+        <w:t>/</w:t>
+      </w:r>
+      <w:proofErr w:type="spellStart"/>
+      <w:r>
+        <w:rPr>
+          <w:rStyle w:val="HTML1"/>
+          <w:rFonts w:ascii="Times New Roman" w:hAnsi="Times New Roman" w:cs="Times New Roman"/>
+          <w:sz w:val="28"/>
+          <w:szCs w:val="28"/>
+        </w:rPr>
+        <w:t>await</w:t>
+      </w:r>
+      <w:proofErr w:type="spellEnd"/>
+      <w:r>
+        <w:rPr>
+          <w:sz w:val="28"/>
+          <w:szCs w:val="28"/>
+        </w:rPr>
+        <w:t>), что позволяет эффективно обрабатывать большое количество одновременных запросов;</w:t>
+      </w:r>
+    </w:p>
+    <w:p>
+      <w:pPr>
+        <w:pStyle w:val="a3"/>
+        <w:numPr>
+          <w:ilvl w:val="0"/>
+          <w:numId w:val="8"/>
+        </w:numPr>
+        <w:spacing w:before="0" w:beforeAutospacing="0" w:after="0" w:afterAutospacing="0" w:line="360" w:lineRule="auto"/>
+        <w:ind w:left="0" w:firstLine="709"/>
+        <w:jc w:val="both"/>
+        <w:rPr>
+          <w:sz w:val="28"/>
+          <w:szCs w:val="28"/>
+        </w:rPr>
+      </w:pPr>
+      <w:r>
+        <w:rPr>
+          <w:sz w:val="28"/>
+          <w:szCs w:val="28"/>
+        </w:rPr>
+        <w:t>автоматическая генерация интерактивной документации API (</w:t>
+      </w:r>
+      <w:proofErr w:type="spellStart"/>
+      <w:r>
+        <w:rPr>
+          <w:sz w:val="28"/>
+          <w:szCs w:val="28"/>
+        </w:rPr>
+        <w:t>Swagger</w:t>
+      </w:r>
+      <w:proofErr w:type="spellEnd"/>
+      <w:r>
+        <w:rPr>
+          <w:sz w:val="28"/>
+          <w:szCs w:val="28"/>
+        </w:rPr>
+        <w:t>/</w:t>
+      </w:r>
+      <w:proofErr w:type="spellStart"/>
+      <w:r>
+        <w:rPr>
+          <w:sz w:val="28"/>
+          <w:szCs w:val="28"/>
+        </w:rPr>
+        <w:t>OpenAPI</w:t>
+      </w:r>
+      <w:proofErr w:type="spellEnd"/>
+      <w:r>
+        <w:rPr>
+          <w:sz w:val="28"/>
+          <w:szCs w:val="28"/>
+        </w:rPr>
+        <w:t>);</w:t>
+      </w:r>
+    </w:p>
+    <w:p>
+      <w:pPr>
+        <w:pStyle w:val="a3"/>
+        <w:numPr>
+          <w:ilvl w:val="0"/>
+          <w:numId w:val="8"/>
+        </w:numPr>
+        <w:spacing w:before="0" w:beforeAutospacing="0" w:after="0" w:afterAutospacing="0" w:line="360" w:lineRule="auto"/>
+        <w:ind w:left="0" w:firstLine="709"/>
+        <w:jc w:val="both"/>
+        <w:rPr>
+          <w:sz w:val="28"/>
+          <w:szCs w:val="28"/>
+        </w:rPr>
+      </w:pPr>
+      <w:r>
+        <w:rPr>
+          <w:sz w:val="28"/>
+          <w:szCs w:val="28"/>
+        </w:rPr>
+        <w:t xml:space="preserve">строгая типизация данных с использованием библиотеки </w:t>
+      </w:r>
+      <w:proofErr w:type="spellStart"/>
+      <w:r>
+        <w:rPr>
+          <w:sz w:val="28"/>
+          <w:szCs w:val="28"/>
+        </w:rPr>
+        <w:t>Pydantic</w:t>
+      </w:r>
+      <w:proofErr w:type="spellEnd"/>
+      <w:r>
+        <w:rPr>
+          <w:sz w:val="28"/>
+          <w:szCs w:val="28"/>
+        </w:rPr>
+        <w:t>, что минимизирует количество ошибок при передаче данных.</w:t>
+      </w:r>
+    </w:p>
+    <w:p>
+      <w:pPr>
+        <w:pStyle w:val="a6"/>
+        <w:spacing w:line="360" w:lineRule="auto"/>
+        <w:ind w:left="0" w:firstLine="709"/>
+        <w:jc w:val="both"/>
+        <w:rPr>
+          <w:sz w:val="28"/>
+          <w:szCs w:val="28"/>
+        </w:rPr>
+      </w:pPr>
+      <w:r>
+        <w:rPr>
+          <w:sz w:val="28"/>
+          <w:szCs w:val="28"/>
+        </w:rPr>
+        <w:t xml:space="preserve">«В качестве системы управления базами данных (СУБД) выбрана </w:t>
+      </w:r>
+      <w:proofErr w:type="spellStart"/>
+      <w:r>
+        <w:rPr>
+          <w:b/>
+          <w:bCs/>
+          <w:sz w:val="28"/>
+          <w:szCs w:val="28"/>
+        </w:rPr>
+        <w:t>PostgreSQL</w:t>
+      </w:r>
+      <w:proofErr w:type="spellEnd"/>
+      <w:r>
+        <w:rPr>
+          <w:sz w:val="28"/>
+          <w:szCs w:val="28"/>
+        </w:rPr>
+        <w:t xml:space="preserve">. Это мощная объектно-реляционная система, являющаяся промышленным стандартом для веб-разработки. Выбор </w:t>
+      </w:r>
+      <w:proofErr w:type="spellStart"/>
+      <w:r>
+        <w:rPr>
+          <w:sz w:val="28"/>
+          <w:szCs w:val="28"/>
+        </w:rPr>
+        <w:t>PostgreSQL</w:t>
+      </w:r>
+      <w:proofErr w:type="spellEnd"/>
+      <w:r>
+        <w:rPr>
+          <w:sz w:val="28"/>
+          <w:szCs w:val="28"/>
+        </w:rPr>
+        <w:t xml:space="preserve"> обусловлен её высокой надежностью, поддержкой сложных аналитических запросов и транзакционной целостностью данных, что критически важно для финансовых систем. Для взаимодействия с базой данных применена библиотека </w:t>
+      </w:r>
+      <w:proofErr w:type="spellStart"/>
+      <w:r>
+        <w:rPr>
+          <w:b/>
+          <w:bCs/>
+          <w:sz w:val="28"/>
+          <w:szCs w:val="28"/>
+        </w:rPr>
+        <w:t>SQLAlchemy</w:t>
+      </w:r>
+      <w:proofErr w:type="spellEnd"/>
+      <w:r>
+        <w:rPr>
+          <w:b/>
+          <w:bCs/>
+          <w:sz w:val="28"/>
+          <w:szCs w:val="28"/>
+        </w:rPr>
+        <w:t xml:space="preserve"> (ORM)</w:t>
+      </w:r>
+      <w:r>
+        <w:rPr>
+          <w:sz w:val="28"/>
+          <w:szCs w:val="28"/>
+        </w:rPr>
+        <w:t>. Она обеспечивает высокий уровень абстракции, позволяя описывать структуру таблиц в виде классов Python, что упрощает поддержку кода и обеспечивает безопасность за счет автоматической защиты от SQL-инъекций.</w:t>
+      </w:r>
+    </w:p>
+    <w:p>
+      <w:pPr>
+        <w:pStyle w:val="a6"/>
+        <w:spacing w:line="360" w:lineRule="auto"/>
+        <w:ind w:left="0" w:firstLine="709"/>
+        <w:jc w:val="both"/>
+        <w:rPr>
+          <w:sz w:val="28"/>
+          <w:szCs w:val="28"/>
+        </w:rPr>
+      </w:pPr>
+      <w:r>
+        <w:rPr>
+          <w:sz w:val="28"/>
+          <w:szCs w:val="28"/>
+        </w:rPr>
+        <w:t xml:space="preserve">Для реализации пользовательского интерфейса используются серверные шаблоны </w:t>
+      </w:r>
+      <w:r>
+        <w:rPr>
+          <w:b/>
+          <w:bCs/>
+          <w:sz w:val="28"/>
+          <w:szCs w:val="28"/>
+        </w:rPr>
+        <w:t>Jinja2</w:t>
+      </w:r>
+      <w:r>
+        <w:rPr>
+          <w:sz w:val="28"/>
+          <w:szCs w:val="28"/>
+        </w:rPr>
+        <w:t>. Данный подход позволяет динамически формировать HTML-страницы на стороне сервера. Это значительно упрощает общую архитектуру приложения, так как исключает необходимость разработки сложной клиентской части на JavaScript-фреймворках, сохраняя при этом высокую скорость рендеринга страниц и удобство навигации для пользователя».</w:t>
+      </w:r>
+    </w:p>
+    <w:p>
+      <w:pPr>
+        <w:pStyle w:val="2"/>
+        <w:spacing w:before="0" w:line="360" w:lineRule="auto"/>
+        <w:ind w:firstLine="709"/>
+        <w:jc w:val="both"/>
+        <w:rPr>
+          <w:rFonts w:ascii="Times New Roman" w:hAnsi="Times New Roman" w:cs="Times New Roman"/>
+          <w:color w:val="auto"/>
+          <w:sz w:val="28"/>
+          <w:szCs w:val="28"/>
+        </w:rPr>
+      </w:pPr>
+      <w:r>
+        <w:rPr>
+          <w:rFonts w:ascii="Times New Roman" w:hAnsi="Times New Roman" w:cs="Times New Roman"/>
+          <w:color w:val="auto"/>
+          <w:sz w:val="28"/>
+          <w:szCs w:val="28"/>
+        </w:rPr>
+        <w:lastRenderedPageBreak/>
+        <w:t>3.2. Реализация моделей данных и механизмов безопасности</w:t>
+      </w:r>
+    </w:p>
+    <w:p>
+      <w:pPr>
+        <w:pStyle w:val="a3"/>
+        <w:spacing w:before="0" w:beforeAutospacing="0" w:after="0" w:afterAutospacing="0" w:line="360" w:lineRule="auto"/>
+        <w:ind w:firstLine="709"/>
+        <w:jc w:val="both"/>
+        <w:rPr>
+          <w:sz w:val="28"/>
+          <w:szCs w:val="28"/>
+        </w:rPr>
+      </w:pPr>
+      <w:r>
+        <w:rPr>
+          <w:sz w:val="28"/>
+          <w:szCs w:val="28"/>
+        </w:rPr>
+        <w:t xml:space="preserve">Программная реализация структуры базы данных выполнена на основе спроектированной ранее ER-диаграммы. В системе определены две основные модели: </w:t>
+      </w:r>
+      <w:r>
+        <w:rPr>
+          <w:rStyle w:val="HTML1"/>
+          <w:rFonts w:ascii="Times New Roman" w:hAnsi="Times New Roman" w:cs="Times New Roman"/>
+          <w:sz w:val="28"/>
+          <w:szCs w:val="28"/>
+        </w:rPr>
+        <w:t>User</w:t>
+      </w:r>
+      <w:r>
+        <w:rPr>
+          <w:sz w:val="28"/>
+          <w:szCs w:val="28"/>
+        </w:rPr>
+        <w:t xml:space="preserve"> (пользователь) и </w:t>
+      </w:r>
+      <w:r>
+        <w:rPr>
+          <w:rStyle w:val="HTML1"/>
+          <w:rFonts w:ascii="Times New Roman" w:hAnsi="Times New Roman" w:cs="Times New Roman"/>
+          <w:sz w:val="28"/>
+          <w:szCs w:val="28"/>
+        </w:rPr>
+        <w:t>Trade</w:t>
+      </w:r>
+      <w:r>
+        <w:rPr>
+          <w:sz w:val="28"/>
+          <w:szCs w:val="28"/>
+        </w:rPr>
+        <w:t xml:space="preserve"> (сделка).</w:t>
+      </w:r>
+    </w:p>
+    <w:p>
+      <w:pPr>
+        <w:pStyle w:val="a3"/>
+        <w:spacing w:before="0" w:beforeAutospacing="0" w:after="0" w:afterAutospacing="0" w:line="360" w:lineRule="auto"/>
+        <w:ind w:firstLine="709"/>
+        <w:jc w:val="both"/>
+        <w:rPr>
+          <w:sz w:val="28"/>
+          <w:szCs w:val="28"/>
+        </w:rPr>
+      </w:pPr>
+      <w:r>
+        <w:rPr>
+          <w:sz w:val="28"/>
+          <w:szCs w:val="28"/>
+        </w:rPr>
+        <w:t xml:space="preserve">Особое внимание уделено безопасности данных. Пароли пользователей не хранятся в открытом виде; для их защиты используется библиотека </w:t>
+      </w:r>
+      <w:proofErr w:type="spellStart"/>
+      <w:r>
+        <w:rPr>
+          <w:b/>
+          <w:bCs/>
+          <w:sz w:val="28"/>
+          <w:szCs w:val="28"/>
+        </w:rPr>
+        <w:t>Passlib</w:t>
+      </w:r>
+      <w:proofErr w:type="spellEnd"/>
+      <w:r>
+        <w:rPr>
+          <w:sz w:val="28"/>
+          <w:szCs w:val="28"/>
+        </w:rPr>
+        <w:t xml:space="preserve"> с алгоритмом хеширования </w:t>
+      </w:r>
+      <w:proofErr w:type="spellStart"/>
+      <w:r>
+        <w:rPr>
+          <w:sz w:val="28"/>
+          <w:szCs w:val="28"/>
+        </w:rPr>
+        <w:t>bcrypt</w:t>
+      </w:r>
+      <w:proofErr w:type="spellEnd"/>
+      <w:r>
+        <w:rPr>
+          <w:sz w:val="28"/>
+          <w:szCs w:val="28"/>
+        </w:rPr>
+        <w:t xml:space="preserve">. Для управления сессиями пользователей реализован механизм </w:t>
+      </w:r>
+      <w:r>
+        <w:rPr>
+          <w:b/>
+          <w:bCs/>
+          <w:sz w:val="28"/>
+          <w:szCs w:val="28"/>
+        </w:rPr>
+        <w:t>JWT</w:t>
+      </w:r>
+      <w:r>
+        <w:rPr>
+          <w:sz w:val="28"/>
+          <w:szCs w:val="28"/>
+        </w:rPr>
+        <w:t xml:space="preserve"> (JSON Web </w:t>
+      </w:r>
+      <w:proofErr w:type="spellStart"/>
+      <w:r>
+        <w:rPr>
+          <w:sz w:val="28"/>
+          <w:szCs w:val="28"/>
+        </w:rPr>
+        <w:t>Tokens</w:t>
+      </w:r>
+      <w:proofErr w:type="spellEnd"/>
+      <w:r>
+        <w:rPr>
+          <w:sz w:val="28"/>
+          <w:szCs w:val="28"/>
+        </w:rPr>
+        <w:t>), позволяющий передавать информацию о правах доступа в зашифрованном виде внутри HTTP-заголовков.</w:t>
+      </w:r>
+    </w:p>
+    <w:p>
+      <w:pPr>
+        <w:pStyle w:val="a3"/>
+        <w:spacing w:before="0" w:beforeAutospacing="0" w:after="0" w:afterAutospacing="0" w:line="360" w:lineRule="auto"/>
+        <w:ind w:firstLine="709"/>
+        <w:jc w:val="both"/>
+        <w:rPr>
+          <w:sz w:val="28"/>
+          <w:szCs w:val="28"/>
+        </w:rPr>
+      </w:pPr>
+      <w:r>
+        <w:rPr>
+          <w:sz w:val="28"/>
+          <w:szCs w:val="28"/>
+        </w:rPr>
+        <w:t>Пример реализации модели сделки представлен в листинге 2.</w:t>
+      </w:r>
+    </w:p>
+    <w:p>
+      <w:pPr>
+        <w:pStyle w:val="a3"/>
+        <w:spacing w:before="0" w:beforeAutospacing="0" w:after="0" w:afterAutospacing="0" w:line="360" w:lineRule="auto"/>
+        <w:ind w:firstLine="709"/>
+        <w:jc w:val="both"/>
+        <w:rPr>
+          <w:sz w:val="28"/>
+          <w:szCs w:val="28"/>
+        </w:rPr>
+      </w:pPr>
+      <w:r>
+        <w:rPr>
+          <w:b/>
+          <w:bCs/>
+          <w:sz w:val="28"/>
+          <w:szCs w:val="28"/>
+        </w:rPr>
+        <w:t xml:space="preserve">Листинг 2 — Описание модели сделки средствами </w:t>
+      </w:r>
+      <w:proofErr w:type="spellStart"/>
+      <w:r>
+        <w:rPr>
+          <w:b/>
+          <w:bCs/>
+          <w:sz w:val="28"/>
+          <w:szCs w:val="28"/>
+        </w:rPr>
+        <w:t>SQLAlchemy</w:t>
+      </w:r>
+      <w:proofErr w:type="spellEnd"/>
+    </w:p>
+    <w:p>
+      <w:pPr>
+        <w:spacing w:line="360" w:lineRule="auto"/>
+        <w:ind w:firstLine="709"/>
+        <w:jc w:val="both"/>
+        <w:rPr>
+          <w:lang w:val="en-US"/>
+        </w:rPr>
+      </w:pPr>
+      <w:r>
+        <w:rPr>
+          <w:rStyle w:val="ng-tns-c1301951031-263"/>
+          <w:rFonts w:eastAsiaTheme="majorEastAsia"/>
+          <w:lang w:val="en-US"/>
+        </w:rPr>
+        <w:t>Python</w:t>
+      </w:r>
+    </w:p>
+    <w:p>
+      <w:pPr>
+        <w:pStyle w:val="HTML"/>
+        <w:spacing w:line="360" w:lineRule="auto"/>
+        <w:ind w:firstLine="709"/>
+        <w:jc w:val="both"/>
+        <w:rPr>
+          <w:rStyle w:val="HTML1"/>
+          <w:rFonts w:ascii="Times New Roman" w:hAnsi="Times New Roman" w:cs="Times New Roman"/>
+          <w:lang w:val="en-US"/>
+        </w:rPr>
+      </w:pPr>
+      <w:r>
+        <w:rPr>
+          <w:rStyle w:val="hljs-keyword"/>
+          <w:rFonts w:ascii="Times New Roman" w:hAnsi="Times New Roman" w:cs="Times New Roman"/>
+          <w:lang w:val="en-US"/>
+        </w:rPr>
+        <w:t>class</w:t>
+      </w:r>
+      <w:r>
+        <w:rPr>
+          <w:rStyle w:val="hljs-class"/>
+          <w:rFonts w:ascii="Times New Roman" w:hAnsi="Times New Roman" w:cs="Times New Roman"/>
+          <w:lang w:val="en-US"/>
+        </w:rPr>
+        <w:t xml:space="preserve"> </w:t>
+      </w:r>
+      <w:proofErr w:type="gramStart"/>
+      <w:r>
+        <w:rPr>
+          <w:rStyle w:val="hljs-title"/>
+          <w:rFonts w:ascii="Times New Roman" w:hAnsi="Times New Roman" w:cs="Times New Roman"/>
+          <w:lang w:val="en-US"/>
+        </w:rPr>
+        <w:t>Trade</w:t>
+      </w:r>
+      <w:r>
+        <w:rPr>
+          <w:rStyle w:val="hljs-class"/>
+          <w:rFonts w:ascii="Times New Roman" w:hAnsi="Times New Roman" w:cs="Times New Roman"/>
+          <w:lang w:val="en-US"/>
+        </w:rPr>
+        <w:t>(</w:t>
+      </w:r>
+      <w:proofErr w:type="gramEnd"/>
+      <w:r>
+        <w:rPr>
+          <w:rStyle w:val="hljs-params"/>
+          <w:rFonts w:ascii="Times New Roman" w:hAnsi="Times New Roman" w:cs="Times New Roman"/>
+          <w:lang w:val="en-US"/>
+        </w:rPr>
+        <w:t>Base</w:t>
+      </w:r>
+      <w:r>
+        <w:rPr>
+          <w:rStyle w:val="hljs-class"/>
+          <w:rFonts w:ascii="Times New Roman" w:hAnsi="Times New Roman" w:cs="Times New Roman"/>
+          <w:lang w:val="en-US"/>
+        </w:rPr>
+        <w:t>):</w:t>
+      </w:r>
+    </w:p>
+    <w:p>
+      <w:pPr>
+        <w:pStyle w:val="HTML"/>
+        <w:spacing w:line="360" w:lineRule="auto"/>
+        <w:ind w:firstLine="709"/>
+        <w:jc w:val="both"/>
+        <w:rPr>
+          <w:rStyle w:val="HTML1"/>
+          <w:rFonts w:ascii="Times New Roman" w:hAnsi="Times New Roman" w:cs="Times New Roman"/>
+          <w:lang w:val="en-US"/>
+        </w:rPr>
+      </w:pPr>
+      <w:r>
+        <w:rPr>
+          <w:rStyle w:val="HTML1"/>
+          <w:rFonts w:ascii="Times New Roman" w:hAnsi="Times New Roman" w:cs="Times New Roman"/>
+          <w:lang w:val="en-US"/>
+        </w:rPr>
+        <w:t xml:space="preserve">    __</w:t>
+      </w:r>
+      <w:proofErr w:type="spellStart"/>
+      <w:r>
+        <w:rPr>
+          <w:rStyle w:val="HTML1"/>
+          <w:rFonts w:ascii="Times New Roman" w:hAnsi="Times New Roman" w:cs="Times New Roman"/>
+          <w:lang w:val="en-US"/>
+        </w:rPr>
+        <w:t>tablename</w:t>
+      </w:r>
+      <w:proofErr w:type="spellEnd"/>
+      <w:r>
+        <w:rPr>
+          <w:rStyle w:val="HTML1"/>
+          <w:rFonts w:ascii="Times New Roman" w:hAnsi="Times New Roman" w:cs="Times New Roman"/>
+          <w:lang w:val="en-US"/>
+        </w:rPr>
+        <w:t xml:space="preserve">__ = </w:t>
+      </w:r>
+      <w:r>
+        <w:rPr>
+          <w:rStyle w:val="hljs-string"/>
+          <w:rFonts w:ascii="Times New Roman" w:hAnsi="Times New Roman" w:cs="Times New Roman"/>
+          <w:lang w:val="en-US"/>
+        </w:rPr>
+        <w:t>"trades"</w:t>
+      </w:r>
+    </w:p>
+    <w:p>
+      <w:pPr>
+        <w:pStyle w:val="HTML"/>
+        <w:spacing w:line="360" w:lineRule="auto"/>
+        <w:ind w:firstLine="709"/>
+        <w:jc w:val="both"/>
+        <w:rPr>
+          <w:rStyle w:val="HTML1"/>
+          <w:rFonts w:ascii="Times New Roman" w:hAnsi="Times New Roman" w:cs="Times New Roman"/>
+          <w:lang w:val="en-US"/>
+        </w:rPr>
+      </w:pPr>
+    </w:p>
+    <w:p>
+      <w:pPr>
+        <w:pStyle w:val="HTML"/>
+        <w:spacing w:line="360" w:lineRule="auto"/>
+        <w:ind w:firstLine="709"/>
+        <w:jc w:val="both"/>
+        <w:rPr>
+          <w:rStyle w:val="HTML1"/>
+          <w:rFonts w:ascii="Times New Roman" w:hAnsi="Times New Roman" w:cs="Times New Roman"/>
+          <w:lang w:val="en-US"/>
+        </w:rPr>
+      </w:pPr>
+      <w:r>
+        <w:rPr>
+          <w:rStyle w:val="HTML1"/>
+          <w:rFonts w:ascii="Times New Roman" w:hAnsi="Times New Roman" w:cs="Times New Roman"/>
+          <w:lang w:val="en-US"/>
+        </w:rPr>
+        <w:t xml:space="preserve">    </w:t>
+      </w:r>
+      <w:r>
+        <w:rPr>
+          <w:rStyle w:val="hljs-builtin"/>
+          <w:rFonts w:ascii="Times New Roman" w:hAnsi="Times New Roman" w:cs="Times New Roman"/>
+          <w:lang w:val="en-US"/>
+        </w:rPr>
+        <w:t>id</w:t>
+      </w:r>
+      <w:r>
+        <w:rPr>
+          <w:rStyle w:val="HTML1"/>
+          <w:rFonts w:ascii="Times New Roman" w:hAnsi="Times New Roman" w:cs="Times New Roman"/>
+          <w:lang w:val="en-US"/>
+        </w:rPr>
+        <w:t xml:space="preserve"> = </w:t>
+      </w:r>
+      <w:proofErr w:type="gramStart"/>
+      <w:r>
+        <w:rPr>
+          <w:rStyle w:val="HTML1"/>
+          <w:rFonts w:ascii="Times New Roman" w:hAnsi="Times New Roman" w:cs="Times New Roman"/>
+          <w:lang w:val="en-US"/>
+        </w:rPr>
+        <w:t>Column(</w:t>
+      </w:r>
+      <w:proofErr w:type="gramEnd"/>
+      <w:r>
+        <w:rPr>
+          <w:rStyle w:val="HTML1"/>
+          <w:rFonts w:ascii="Times New Roman" w:hAnsi="Times New Roman" w:cs="Times New Roman"/>
+          <w:lang w:val="en-US"/>
+        </w:rPr>
+        <w:t xml:space="preserve">Integer, </w:t>
+      </w:r>
+      <w:proofErr w:type="spellStart"/>
+      <w:r>
+        <w:rPr>
+          <w:rStyle w:val="HTML1"/>
+          <w:rFonts w:ascii="Times New Roman" w:hAnsi="Times New Roman" w:cs="Times New Roman"/>
+          <w:lang w:val="en-US"/>
+        </w:rPr>
+        <w:t>primary_key</w:t>
+      </w:r>
+      <w:proofErr w:type="spellEnd"/>
+      <w:r>
+        <w:rPr>
+          <w:rStyle w:val="HTML1"/>
+          <w:rFonts w:ascii="Times New Roman" w:hAnsi="Times New Roman" w:cs="Times New Roman"/>
+          <w:lang w:val="en-US"/>
+        </w:rPr>
+        <w:t>=</w:t>
+      </w:r>
+      <w:r>
+        <w:rPr>
+          <w:rStyle w:val="hljs-literal"/>
+          <w:rFonts w:ascii="Times New Roman" w:hAnsi="Times New Roman" w:cs="Times New Roman"/>
+          <w:lang w:val="en-US"/>
+        </w:rPr>
+        <w:t>True</w:t>
+      </w:r>
+      <w:r>
+        <w:rPr>
+          <w:rStyle w:val="HTML1"/>
+          <w:rFonts w:ascii="Times New Roman" w:hAnsi="Times New Roman" w:cs="Times New Roman"/>
+          <w:lang w:val="en-US"/>
+        </w:rPr>
+        <w:t>, index=</w:t>
+      </w:r>
+      <w:r>
+        <w:rPr>
+          <w:rStyle w:val="hljs-literal"/>
+          <w:rFonts w:ascii="Times New Roman" w:hAnsi="Times New Roman" w:cs="Times New Roman"/>
+          <w:lang w:val="en-US"/>
+        </w:rPr>
+        <w:t>True</w:t>
+      </w:r>
+      <w:r>
+        <w:rPr>
+          <w:rStyle w:val="HTML1"/>
+          <w:rFonts w:ascii="Times New Roman" w:hAnsi="Times New Roman" w:cs="Times New Roman"/>
+          <w:lang w:val="en-US"/>
+        </w:rPr>
+        <w:t>)</w:t>
+      </w:r>
+    </w:p>
+    <w:p>
+      <w:pPr>
+        <w:pStyle w:val="HTML"/>
+        <w:spacing w:line="360" w:lineRule="auto"/>
+        <w:ind w:firstLine="709"/>
+        <w:jc w:val="both"/>
+        <w:rPr>
+          <w:rStyle w:val="HTML1"/>
+          <w:rFonts w:ascii="Times New Roman" w:hAnsi="Times New Roman" w:cs="Times New Roman"/>
+          <w:lang w:val="en-US"/>
+        </w:rPr>
+      </w:pPr>
+      <w:r>
+        <w:rPr>
+          <w:rStyle w:val="HTML1"/>
+          <w:rFonts w:ascii="Times New Roman" w:hAnsi="Times New Roman" w:cs="Times New Roman"/>
+          <w:lang w:val="en-US"/>
+        </w:rPr>
+        <w:t xml:space="preserve">    asset = </w:t>
+      </w:r>
+      <w:proofErr w:type="gramStart"/>
+      <w:r>
+        <w:rPr>
+          <w:rStyle w:val="HTML1"/>
+          <w:rFonts w:ascii="Times New Roman" w:hAnsi="Times New Roman" w:cs="Times New Roman"/>
+          <w:lang w:val="en-US"/>
+        </w:rPr>
+        <w:t>Column(</w:t>
+      </w:r>
+      <w:proofErr w:type="gramEnd"/>
+      <w:r>
+        <w:rPr>
+          <w:rStyle w:val="HTML1"/>
+          <w:rFonts w:ascii="Times New Roman" w:hAnsi="Times New Roman" w:cs="Times New Roman"/>
+          <w:lang w:val="en-US"/>
+        </w:rPr>
+        <w:t>String, index=</w:t>
+      </w:r>
+      <w:r>
+        <w:rPr>
+          <w:rStyle w:val="hljs-literal"/>
+          <w:rFonts w:ascii="Times New Roman" w:hAnsi="Times New Roman" w:cs="Times New Roman"/>
+          <w:lang w:val="en-US"/>
+        </w:rPr>
+        <w:t>True</w:t>
+      </w:r>
+      <w:r>
+        <w:rPr>
+          <w:rStyle w:val="HTML1"/>
+          <w:rFonts w:ascii="Times New Roman" w:hAnsi="Times New Roman" w:cs="Times New Roman"/>
+          <w:lang w:val="en-US"/>
+        </w:rPr>
+        <w:t xml:space="preserve">)  </w:t>
+      </w:r>
+      <w:r>
+        <w:rPr>
+          <w:rStyle w:val="hljs-comment"/>
+          <w:rFonts w:ascii="Times New Roman" w:hAnsi="Times New Roman" w:cs="Times New Roman"/>
+          <w:lang w:val="en-US"/>
+        </w:rPr>
+        <w:t xml:space="preserve"># </w:t>
+      </w:r>
+      <w:r>
+        <w:rPr>
+          <w:rStyle w:val="hljs-comment"/>
+          <w:rFonts w:ascii="Times New Roman" w:hAnsi="Times New Roman" w:cs="Times New Roman"/>
+        </w:rPr>
+        <w:t>Актив</w:t>
+      </w:r>
+      <w:r>
+        <w:rPr>
+          <w:rStyle w:val="hljs-comment"/>
+          <w:rFonts w:ascii="Times New Roman" w:hAnsi="Times New Roman" w:cs="Times New Roman"/>
+          <w:lang w:val="en-US"/>
+        </w:rPr>
+        <w:t xml:space="preserve"> (</w:t>
+      </w:r>
+      <w:r>
+        <w:rPr>
+          <w:rStyle w:val="hljs-comment"/>
+          <w:rFonts w:ascii="Times New Roman" w:hAnsi="Times New Roman" w:cs="Times New Roman"/>
+        </w:rPr>
+        <w:t>например</w:t>
+      </w:r>
+      <w:r>
+        <w:rPr>
+          <w:rStyle w:val="hljs-comment"/>
+          <w:rFonts w:ascii="Times New Roman" w:hAnsi="Times New Roman" w:cs="Times New Roman"/>
+          <w:lang w:val="en-US"/>
+        </w:rPr>
+        <w:t>, BTC)</w:t>
+      </w:r>
+    </w:p>
+    <w:p>
+      <w:pPr>
+        <w:pStyle w:val="HTML"/>
+        <w:spacing w:line="360" w:lineRule="auto"/>
+        <w:ind w:firstLine="709"/>
+        <w:jc w:val="both"/>
+        <w:rPr>
+          <w:rStyle w:val="HTML1"/>
+          <w:rFonts w:ascii="Times New Roman" w:hAnsi="Times New Roman" w:cs="Times New Roman"/>
+          <w:lang w:val="en-US"/>
+        </w:rPr>
+      </w:pPr>
+      <w:r>
+        <w:rPr>
+          <w:rStyle w:val="HTML1"/>
+          <w:rFonts w:ascii="Times New Roman" w:hAnsi="Times New Roman" w:cs="Times New Roman"/>
+          <w:lang w:val="en-US"/>
+        </w:rPr>
+        <w:t xml:space="preserve">    direction = </w:t>
+      </w:r>
+      <w:proofErr w:type="gramStart"/>
+      <w:r>
+        <w:rPr>
+          <w:rStyle w:val="HTML1"/>
+          <w:rFonts w:ascii="Times New Roman" w:hAnsi="Times New Roman" w:cs="Times New Roman"/>
+          <w:lang w:val="en-US"/>
+        </w:rPr>
+        <w:t>Column(</w:t>
+      </w:r>
+      <w:proofErr w:type="gramEnd"/>
+      <w:r>
+        <w:rPr>
+          <w:rStyle w:val="HTML1"/>
+          <w:rFonts w:ascii="Times New Roman" w:hAnsi="Times New Roman" w:cs="Times New Roman"/>
+          <w:lang w:val="en-US"/>
+        </w:rPr>
+        <w:t xml:space="preserve">String)          </w:t>
+      </w:r>
+      <w:r>
+        <w:rPr>
+          <w:rStyle w:val="hljs-comment"/>
+          <w:rFonts w:ascii="Times New Roman" w:hAnsi="Times New Roman" w:cs="Times New Roman"/>
+          <w:lang w:val="en-US"/>
+        </w:rPr>
+        <w:t xml:space="preserve"># </w:t>
+      </w:r>
+      <w:r>
+        <w:rPr>
+          <w:rStyle w:val="hljs-comment"/>
+          <w:rFonts w:ascii="Times New Roman" w:hAnsi="Times New Roman" w:cs="Times New Roman"/>
+        </w:rPr>
+        <w:t>Покупка</w:t>
+      </w:r>
+      <w:r>
+        <w:rPr>
+          <w:rStyle w:val="hljs-comment"/>
+          <w:rFonts w:ascii="Times New Roman" w:hAnsi="Times New Roman" w:cs="Times New Roman"/>
+          <w:lang w:val="en-US"/>
+        </w:rPr>
+        <w:t xml:space="preserve"> </w:t>
+      </w:r>
+      <w:r>
+        <w:rPr>
+          <w:rStyle w:val="hljs-comment"/>
+          <w:rFonts w:ascii="Times New Roman" w:hAnsi="Times New Roman" w:cs="Times New Roman"/>
+        </w:rPr>
+        <w:t>или</w:t>
+      </w:r>
+      <w:r>
+        <w:rPr>
+          <w:rStyle w:val="hljs-comment"/>
+          <w:rFonts w:ascii="Times New Roman" w:hAnsi="Times New Roman" w:cs="Times New Roman"/>
+          <w:lang w:val="en-US"/>
+        </w:rPr>
+        <w:t xml:space="preserve"> </w:t>
+      </w:r>
+      <w:r>
+        <w:rPr>
+          <w:rStyle w:val="hljs-comment"/>
+          <w:rFonts w:ascii="Times New Roman" w:hAnsi="Times New Roman" w:cs="Times New Roman"/>
+        </w:rPr>
+        <w:t>продажа</w:t>
+      </w:r>
+    </w:p>
+    <w:p>
+      <w:pPr>
+        <w:pStyle w:val="HTML"/>
+        <w:spacing w:line="360" w:lineRule="auto"/>
+        <w:ind w:firstLine="709"/>
+        <w:jc w:val="both"/>
+        <w:rPr>
+          <w:rStyle w:val="HTML1"/>
+          <w:rFonts w:ascii="Times New Roman" w:hAnsi="Times New Roman" w:cs="Times New Roman"/>
+          <w:lang w:val="en-US"/>
+        </w:rPr>
+      </w:pPr>
+      <w:r>
+        <w:rPr>
+          <w:rStyle w:val="HTML1"/>
+          <w:rFonts w:ascii="Times New Roman" w:hAnsi="Times New Roman" w:cs="Times New Roman"/>
+          <w:lang w:val="en-US"/>
+        </w:rPr>
+        <w:t xml:space="preserve">    </w:t>
+      </w:r>
+      <w:proofErr w:type="spellStart"/>
+      <w:r>
+        <w:rPr>
+          <w:rStyle w:val="HTML1"/>
+          <w:rFonts w:ascii="Times New Roman" w:hAnsi="Times New Roman" w:cs="Times New Roman"/>
+          <w:lang w:val="en-US"/>
+        </w:rPr>
+        <w:t>price_in</w:t>
+      </w:r>
+      <w:proofErr w:type="spellEnd"/>
+      <w:r>
+        <w:rPr>
+          <w:rStyle w:val="HTML1"/>
+          <w:rFonts w:ascii="Times New Roman" w:hAnsi="Times New Roman" w:cs="Times New Roman"/>
+          <w:lang w:val="en-US"/>
+        </w:rPr>
+        <w:t xml:space="preserve"> = </w:t>
+      </w:r>
+      <w:proofErr w:type="gramStart"/>
+      <w:r>
+        <w:rPr>
+          <w:rStyle w:val="HTML1"/>
+          <w:rFonts w:ascii="Times New Roman" w:hAnsi="Times New Roman" w:cs="Times New Roman"/>
+          <w:lang w:val="en-US"/>
+        </w:rPr>
+        <w:t>Column(</w:t>
+      </w:r>
+      <w:proofErr w:type="gramEnd"/>
+      <w:r>
+        <w:rPr>
+          <w:rStyle w:val="HTML1"/>
+          <w:rFonts w:ascii="Times New Roman" w:hAnsi="Times New Roman" w:cs="Times New Roman"/>
+          <w:lang w:val="en-US"/>
+        </w:rPr>
+        <w:t xml:space="preserve">Float)            </w:t>
+      </w:r>
+      <w:r>
+        <w:rPr>
+          <w:rStyle w:val="hljs-comment"/>
+          <w:rFonts w:ascii="Times New Roman" w:hAnsi="Times New Roman" w:cs="Times New Roman"/>
+          <w:lang w:val="en-US"/>
+        </w:rPr>
+        <w:t xml:space="preserve"># </w:t>
+      </w:r>
+      <w:r>
+        <w:rPr>
+          <w:rStyle w:val="hljs-comment"/>
+          <w:rFonts w:ascii="Times New Roman" w:hAnsi="Times New Roman" w:cs="Times New Roman"/>
+        </w:rPr>
+        <w:t>Цена</w:t>
+      </w:r>
+      <w:r>
+        <w:rPr>
+          <w:rStyle w:val="hljs-comment"/>
+          <w:rFonts w:ascii="Times New Roman" w:hAnsi="Times New Roman" w:cs="Times New Roman"/>
+          <w:lang w:val="en-US"/>
+        </w:rPr>
+        <w:t xml:space="preserve"> </w:t>
+      </w:r>
+      <w:r>
+        <w:rPr>
+          <w:rStyle w:val="hljs-comment"/>
+          <w:rFonts w:ascii="Times New Roman" w:hAnsi="Times New Roman" w:cs="Times New Roman"/>
+        </w:rPr>
+        <w:t>входа</w:t>
+      </w:r>
+    </w:p>
+    <w:p>
+      <w:pPr>
+        <w:pStyle w:val="HTML"/>
+        <w:spacing w:line="360" w:lineRule="auto"/>
+        <w:ind w:firstLine="709"/>
+        <w:jc w:val="both"/>
+        <w:rPr>
+          <w:rStyle w:val="HTML1"/>
+          <w:rFonts w:ascii="Times New Roman" w:hAnsi="Times New Roman" w:cs="Times New Roman"/>
+          <w:lang w:val="en-US"/>
+        </w:rPr>
+      </w:pPr>
+      <w:r>
+        <w:rPr>
+          <w:rStyle w:val="HTML1"/>
+          <w:rFonts w:ascii="Times New Roman" w:hAnsi="Times New Roman" w:cs="Times New Roman"/>
+          <w:lang w:val="en-US"/>
+        </w:rPr>
+        <w:t xml:space="preserve">    </w:t>
+      </w:r>
+      <w:proofErr w:type="spellStart"/>
+      <w:r>
+        <w:rPr>
+          <w:rStyle w:val="HTML1"/>
+          <w:rFonts w:ascii="Times New Roman" w:hAnsi="Times New Roman" w:cs="Times New Roman"/>
+          <w:lang w:val="en-US"/>
+        </w:rPr>
+        <w:t>price_out</w:t>
+      </w:r>
+      <w:proofErr w:type="spellEnd"/>
+      <w:r>
+        <w:rPr>
+          <w:rStyle w:val="HTML1"/>
+          <w:rFonts w:ascii="Times New Roman" w:hAnsi="Times New Roman" w:cs="Times New Roman"/>
+          <w:lang w:val="en-US"/>
+        </w:rPr>
+        <w:t xml:space="preserve"> = </w:t>
+      </w:r>
+      <w:proofErr w:type="gramStart"/>
+      <w:r>
+        <w:rPr>
+          <w:rStyle w:val="HTML1"/>
+          <w:rFonts w:ascii="Times New Roman" w:hAnsi="Times New Roman" w:cs="Times New Roman"/>
+          <w:lang w:val="en-US"/>
+        </w:rPr>
+        <w:t>Column(</w:t>
+      </w:r>
+      <w:proofErr w:type="gramEnd"/>
+      <w:r>
+        <w:rPr>
+          <w:rStyle w:val="HTML1"/>
+          <w:rFonts w:ascii="Times New Roman" w:hAnsi="Times New Roman" w:cs="Times New Roman"/>
+          <w:lang w:val="en-US"/>
+        </w:rPr>
+        <w:t xml:space="preserve">Float)           </w:t>
+      </w:r>
+      <w:r>
+        <w:rPr>
+          <w:rStyle w:val="hljs-comment"/>
+          <w:rFonts w:ascii="Times New Roman" w:hAnsi="Times New Roman" w:cs="Times New Roman"/>
+          <w:lang w:val="en-US"/>
+        </w:rPr>
+        <w:t xml:space="preserve"># </w:t>
+      </w:r>
+      <w:r>
+        <w:rPr>
+          <w:rStyle w:val="hljs-comment"/>
+          <w:rFonts w:ascii="Times New Roman" w:hAnsi="Times New Roman" w:cs="Times New Roman"/>
+        </w:rPr>
+        <w:t>Цена</w:t>
+      </w:r>
+      <w:r>
+        <w:rPr>
+          <w:rStyle w:val="hljs-comment"/>
+          <w:rFonts w:ascii="Times New Roman" w:hAnsi="Times New Roman" w:cs="Times New Roman"/>
+          <w:lang w:val="en-US"/>
+        </w:rPr>
+        <w:t xml:space="preserve"> </w:t>
+      </w:r>
+      <w:r>
+        <w:rPr>
+          <w:rStyle w:val="hljs-comment"/>
+          <w:rFonts w:ascii="Times New Roman" w:hAnsi="Times New Roman" w:cs="Times New Roman"/>
+        </w:rPr>
+        <w:t>выхода</w:t>
+      </w:r>
+    </w:p>
+    <w:p>
+      <w:pPr>
+        <w:pStyle w:val="HTML"/>
+        <w:spacing w:line="360" w:lineRule="auto"/>
+        <w:ind w:firstLine="709"/>
+        <w:jc w:val="both"/>
+        <w:rPr>
+          <w:rStyle w:val="HTML1"/>
+          <w:rFonts w:ascii="Times New Roman" w:hAnsi="Times New Roman" w:cs="Times New Roman"/>
+          <w:lang w:val="en-US"/>
+        </w:rPr>
+      </w:pPr>
+      <w:r>
+        <w:rPr>
+          <w:rStyle w:val="HTML1"/>
+          <w:rFonts w:ascii="Times New Roman" w:hAnsi="Times New Roman" w:cs="Times New Roman"/>
+          <w:lang w:val="en-US"/>
+        </w:rPr>
+        <w:t xml:space="preserve">    amount = </w:t>
+      </w:r>
+      <w:proofErr w:type="gramStart"/>
+      <w:r>
+        <w:rPr>
+          <w:rStyle w:val="HTML1"/>
+          <w:rFonts w:ascii="Times New Roman" w:hAnsi="Times New Roman" w:cs="Times New Roman"/>
+          <w:lang w:val="en-US"/>
+        </w:rPr>
+        <w:t>Column(</w:t>
+      </w:r>
+      <w:proofErr w:type="gramEnd"/>
+      <w:r>
+        <w:rPr>
+          <w:rStyle w:val="HTML1"/>
+          <w:rFonts w:ascii="Times New Roman" w:hAnsi="Times New Roman" w:cs="Times New Roman"/>
+          <w:lang w:val="en-US"/>
+        </w:rPr>
+        <w:t xml:space="preserve">Float)              </w:t>
+      </w:r>
+      <w:r>
+        <w:rPr>
+          <w:rStyle w:val="hljs-comment"/>
+          <w:rFonts w:ascii="Times New Roman" w:hAnsi="Times New Roman" w:cs="Times New Roman"/>
+          <w:lang w:val="en-US"/>
+        </w:rPr>
+        <w:t xml:space="preserve"># </w:t>
+      </w:r>
+      <w:r>
+        <w:rPr>
+          <w:rStyle w:val="hljs-comment"/>
+          <w:rFonts w:ascii="Times New Roman" w:hAnsi="Times New Roman" w:cs="Times New Roman"/>
+        </w:rPr>
+        <w:t>Объем</w:t>
+      </w:r>
+    </w:p>
+    <w:p>
+      <w:pPr>
+        <w:pStyle w:val="HTML"/>
+        <w:spacing w:line="360" w:lineRule="auto"/>
+        <w:ind w:firstLine="709"/>
+        <w:jc w:val="both"/>
+        <w:rPr>
+          <w:rStyle w:val="HTML1"/>
+          <w:rFonts w:ascii="Times New Roman" w:hAnsi="Times New Roman" w:cs="Times New Roman"/>
+          <w:lang w:val="en-US"/>
+        </w:rPr>
+      </w:pPr>
+      <w:r>
+        <w:rPr>
+          <w:rStyle w:val="HTML1"/>
+          <w:rFonts w:ascii="Times New Roman" w:hAnsi="Times New Roman" w:cs="Times New Roman"/>
+          <w:lang w:val="en-US"/>
+        </w:rPr>
+        <w:t xml:space="preserve">    </w:t>
+      </w:r>
+      <w:proofErr w:type="spellStart"/>
+      <w:r>
+        <w:rPr>
+          <w:rStyle w:val="HTML1"/>
+          <w:rFonts w:ascii="Times New Roman" w:hAnsi="Times New Roman" w:cs="Times New Roman"/>
+          <w:lang w:val="en-US"/>
+        </w:rPr>
+        <w:t>pnl</w:t>
+      </w:r>
+      <w:proofErr w:type="spellEnd"/>
+      <w:r>
+        <w:rPr>
+          <w:rStyle w:val="HTML1"/>
+          <w:rFonts w:ascii="Times New Roman" w:hAnsi="Times New Roman" w:cs="Times New Roman"/>
+          <w:lang w:val="en-US"/>
+        </w:rPr>
+        <w:t xml:space="preserve"> = </w:t>
+      </w:r>
+      <w:proofErr w:type="gramStart"/>
+      <w:r>
+        <w:rPr>
+          <w:rStyle w:val="HTML1"/>
+          <w:rFonts w:ascii="Times New Roman" w:hAnsi="Times New Roman" w:cs="Times New Roman"/>
+          <w:lang w:val="en-US"/>
+        </w:rPr>
+        <w:t>Column(</w:t>
+      </w:r>
+      <w:proofErr w:type="gramEnd"/>
+      <w:r>
+        <w:rPr>
+          <w:rStyle w:val="HTML1"/>
+          <w:rFonts w:ascii="Times New Roman" w:hAnsi="Times New Roman" w:cs="Times New Roman"/>
+          <w:lang w:val="en-US"/>
+        </w:rPr>
+        <w:t xml:space="preserve">Float)                 </w:t>
+      </w:r>
+      <w:r>
+        <w:rPr>
+          <w:rStyle w:val="hljs-comment"/>
+          <w:rFonts w:ascii="Times New Roman" w:hAnsi="Times New Roman" w:cs="Times New Roman"/>
+          <w:lang w:val="en-US"/>
+        </w:rPr>
+        <w:t xml:space="preserve"># </w:t>
+      </w:r>
+      <w:r>
+        <w:rPr>
+          <w:rStyle w:val="hljs-comment"/>
+          <w:rFonts w:ascii="Times New Roman" w:hAnsi="Times New Roman" w:cs="Times New Roman"/>
+        </w:rPr>
+        <w:t>Финансовый</w:t>
+      </w:r>
+      <w:r>
+        <w:rPr>
+          <w:rStyle w:val="hljs-comment"/>
+          <w:rFonts w:ascii="Times New Roman" w:hAnsi="Times New Roman" w:cs="Times New Roman"/>
+          <w:lang w:val="en-US"/>
+        </w:rPr>
+        <w:t xml:space="preserve"> </w:t>
+      </w:r>
+      <w:r>
+        <w:rPr>
+          <w:rStyle w:val="hljs-comment"/>
+          <w:rFonts w:ascii="Times New Roman" w:hAnsi="Times New Roman" w:cs="Times New Roman"/>
+        </w:rPr>
+        <w:t>результат</w:t>
+      </w:r>
+    </w:p>
+    <w:p>
+      <w:pPr>
+        <w:pStyle w:val="HTML"/>
+        <w:spacing w:line="360" w:lineRule="auto"/>
+        <w:ind w:firstLine="709"/>
+        <w:jc w:val="both"/>
+        <w:rPr>
+          <w:rStyle w:val="HTML1"/>
+          <w:rFonts w:ascii="Times New Roman" w:hAnsi="Times New Roman" w:cs="Times New Roman"/>
+          <w:lang w:val="en-US"/>
+        </w:rPr>
+      </w:pPr>
+      <w:r>
+        <w:rPr>
+          <w:rStyle w:val="HTML1"/>
+          <w:rFonts w:ascii="Times New Roman" w:hAnsi="Times New Roman" w:cs="Times New Roman"/>
+          <w:lang w:val="en-US"/>
+        </w:rPr>
+        <w:t xml:space="preserve">    </w:t>
+      </w:r>
+      <w:proofErr w:type="spellStart"/>
+      <w:r>
+        <w:rPr>
+          <w:rStyle w:val="HTML1"/>
+          <w:rFonts w:ascii="Times New Roman" w:hAnsi="Times New Roman" w:cs="Times New Roman"/>
+          <w:lang w:val="en-US"/>
+        </w:rPr>
+        <w:t>user_id</w:t>
+      </w:r>
+      <w:proofErr w:type="spellEnd"/>
+      <w:r>
+        <w:rPr>
+          <w:rStyle w:val="HTML1"/>
+          <w:rFonts w:ascii="Times New Roman" w:hAnsi="Times New Roman" w:cs="Times New Roman"/>
+          <w:lang w:val="en-US"/>
+        </w:rPr>
+        <w:t xml:space="preserve"> = </w:t>
+      </w:r>
+      <w:proofErr w:type="gramStart"/>
+      <w:r>
+        <w:rPr>
+          <w:rStyle w:val="HTML1"/>
+          <w:rFonts w:ascii="Times New Roman" w:hAnsi="Times New Roman" w:cs="Times New Roman"/>
+          <w:lang w:val="en-US"/>
+        </w:rPr>
+        <w:t>Column(</w:t>
+      </w:r>
+      <w:proofErr w:type="gramEnd"/>
+      <w:r>
+        <w:rPr>
+          <w:rStyle w:val="HTML1"/>
+          <w:rFonts w:ascii="Times New Roman" w:hAnsi="Times New Roman" w:cs="Times New Roman"/>
+          <w:lang w:val="en-US"/>
+        </w:rPr>
+        <w:t xml:space="preserve">Integer, </w:t>
+      </w:r>
+      <w:proofErr w:type="spellStart"/>
+      <w:r>
+        <w:rPr>
+          <w:rStyle w:val="HTML1"/>
+          <w:rFonts w:ascii="Times New Roman" w:hAnsi="Times New Roman" w:cs="Times New Roman"/>
+          <w:lang w:val="en-US"/>
+        </w:rPr>
+        <w:t>ForeignKey</w:t>
+      </w:r>
+      <w:proofErr w:type="spellEnd"/>
+      <w:r>
+        <w:rPr>
+          <w:rStyle w:val="HTML1"/>
+          <w:rFonts w:ascii="Times New Roman" w:hAnsi="Times New Roman" w:cs="Times New Roman"/>
+          <w:lang w:val="en-US"/>
+        </w:rPr>
+        <w:t>(</w:t>
+      </w:r>
+      <w:r>
+        <w:rPr>
+          <w:rStyle w:val="hljs-string"/>
+          <w:rFonts w:ascii="Times New Roman" w:hAnsi="Times New Roman" w:cs="Times New Roman"/>
+          <w:lang w:val="en-US"/>
+        </w:rPr>
+        <w:t>"users.id"</w:t>
+      </w:r>
+      <w:r>
+        <w:rPr>
+          <w:rStyle w:val="HTML1"/>
+          <w:rFonts w:ascii="Times New Roman" w:hAnsi="Times New Roman" w:cs="Times New Roman"/>
+          <w:lang w:val="en-US"/>
+        </w:rPr>
+        <w:t>))</w:t>
+      </w:r>
+    </w:p>
+    <w:p>
+      <w:pPr>
+        <w:pStyle w:val="HTML"/>
+        <w:spacing w:line="360" w:lineRule="auto"/>
+        <w:ind w:firstLine="709"/>
+        <w:jc w:val="both"/>
+        <w:rPr>
+          <w:rStyle w:val="HTML1"/>
+          <w:rFonts w:ascii="Times New Roman" w:hAnsi="Times New Roman" w:cs="Times New Roman"/>
+          <w:lang w:val="en-US"/>
+        </w:rPr>
+      </w:pPr>
+    </w:p>
+    <w:p>
+      <w:pPr>
+        <w:pStyle w:val="HTML"/>
+        <w:spacing w:line="360" w:lineRule="auto"/>
+        <w:ind w:firstLine="709"/>
+        <w:jc w:val="both"/>
+        <w:rPr>
+          <w:rStyle w:val="HTML1"/>
+          <w:rFonts w:ascii="Times New Roman" w:hAnsi="Times New Roman" w:cs="Times New Roman"/>
+          <w:lang w:val="en-US"/>
+        </w:rPr>
+      </w:pPr>
+      <w:r>
+        <w:rPr>
+          <w:rStyle w:val="HTML1"/>
+          <w:rFonts w:ascii="Times New Roman" w:hAnsi="Times New Roman" w:cs="Times New Roman"/>
+          <w:lang w:val="en-US"/>
+        </w:rPr>
+        <w:t xml:space="preserve">    owner = </w:t>
+      </w:r>
+      <w:proofErr w:type="gramStart"/>
+      <w:r>
+        <w:rPr>
+          <w:rStyle w:val="HTML1"/>
+          <w:rFonts w:ascii="Times New Roman" w:hAnsi="Times New Roman" w:cs="Times New Roman"/>
+          <w:lang w:val="en-US"/>
+        </w:rPr>
+        <w:t>relationship(</w:t>
+      </w:r>
+      <w:proofErr w:type="gramEnd"/>
+      <w:r>
+        <w:rPr>
+          <w:rStyle w:val="hljs-string"/>
+          <w:rFonts w:ascii="Times New Roman" w:hAnsi="Times New Roman" w:cs="Times New Roman"/>
+          <w:lang w:val="en-US"/>
+        </w:rPr>
+        <w:t>"User"</w:t>
+      </w:r>
+      <w:r>
+        <w:rPr>
+          <w:rStyle w:val="HTML1"/>
+          <w:rFonts w:ascii="Times New Roman" w:hAnsi="Times New Roman" w:cs="Times New Roman"/>
+          <w:lang w:val="en-US"/>
+        </w:rPr>
+        <w:t xml:space="preserve">, </w:t>
+      </w:r>
+      <w:proofErr w:type="spellStart"/>
+      <w:r>
+        <w:rPr>
+          <w:rStyle w:val="HTML1"/>
+          <w:rFonts w:ascii="Times New Roman" w:hAnsi="Times New Roman" w:cs="Times New Roman"/>
+          <w:lang w:val="en-US"/>
+        </w:rPr>
+        <w:t>back_populates</w:t>
+      </w:r>
+      <w:proofErr w:type="spellEnd"/>
+      <w:r>
+        <w:rPr>
+          <w:rStyle w:val="HTML1"/>
+          <w:rFonts w:ascii="Times New Roman" w:hAnsi="Times New Roman" w:cs="Times New Roman"/>
+          <w:lang w:val="en-US"/>
+        </w:rPr>
+        <w:t>=</w:t>
+      </w:r>
+      <w:r>
+        <w:rPr>
+          <w:rStyle w:val="hljs-string"/>
+          <w:rFonts w:ascii="Times New Roman" w:hAnsi="Times New Roman" w:cs="Times New Roman"/>
+          <w:lang w:val="en-US"/>
+        </w:rPr>
+        <w:t>"trades"</w:t>
+      </w:r>
+      <w:r>
+        <w:rPr>
+          <w:rStyle w:val="HTML1"/>
+          <w:rFonts w:ascii="Times New Roman" w:hAnsi="Times New Roman" w:cs="Times New Roman"/>
+          <w:lang w:val="en-US"/>
+        </w:rPr>
+        <w:t>)</w:t>
+      </w:r>
+    </w:p>
+    <w:p>
+      <w:pPr>
+        <w:pStyle w:val="a3"/>
+        <w:spacing w:before="0" w:beforeAutospacing="0" w:after="0" w:afterAutospacing="0" w:line="360" w:lineRule="auto"/>
+        <w:ind w:firstLine="709"/>
+        <w:jc w:val="both"/>
+        <w:rPr>
+          <w:sz w:val="28"/>
+          <w:szCs w:val="28"/>
+        </w:rPr>
+      </w:pPr>
+      <w:r>
+        <w:rPr>
+          <w:sz w:val="28"/>
+          <w:szCs w:val="28"/>
+        </w:rPr>
+        <w:t xml:space="preserve">Использование ORM-подхода позволяет обеспечить переносимость кода: при необходимости масштабирования системы </w:t>
+      </w:r>
+      <w:proofErr w:type="spellStart"/>
+      <w:r>
+        <w:rPr>
+          <w:sz w:val="28"/>
+          <w:szCs w:val="28"/>
+        </w:rPr>
+        <w:t>SQLite</w:t>
+      </w:r>
+      <w:proofErr w:type="spellEnd"/>
+      <w:r>
+        <w:rPr>
+          <w:sz w:val="28"/>
+          <w:szCs w:val="28"/>
+        </w:rPr>
+        <w:t xml:space="preserve"> может быть заменена на более мощную СУБД (например, </w:t>
+      </w:r>
+      <w:proofErr w:type="spellStart"/>
+      <w:r>
+        <w:rPr>
+          <w:sz w:val="28"/>
+          <w:szCs w:val="28"/>
+        </w:rPr>
+        <w:t>PostgreSQL</w:t>
+      </w:r>
+      <w:proofErr w:type="spellEnd"/>
+      <w:r>
+        <w:rPr>
+          <w:sz w:val="28"/>
+          <w:szCs w:val="28"/>
+        </w:rPr>
+        <w:t>) без существенного изменения программного кода.</w:t>
+      </w:r>
+    </w:p>
+    <w:p>
+      <w:pPr>
+        <w:spacing w:after="160" w:line="259" w:lineRule="auto"/>
+        <w:rPr>
+          <w:sz w:val="28"/>
+          <w:szCs w:val="28"/>
+        </w:rPr>
+      </w:pPr>
+      <w:r>
+        <w:rPr>
+          <w:sz w:val="28"/>
+          <w:szCs w:val="28"/>
+        </w:rPr>
+        <w:br w:type="page"/>
+      </w:r>
+    </w:p>
+    <w:p>
+      <w:pPr>
+        <w:pStyle w:val="3"/>
+        <w:tabs>
+          <w:tab w:val="left" w:pos="1134"/>
+        </w:tabs>
+        <w:spacing w:before="0" w:line="360" w:lineRule="auto"/>
+        <w:ind w:firstLine="709"/>
+        <w:jc w:val="both"/>
+        <w:rPr>
+          <w:rFonts w:ascii="Times New Roman" w:hAnsi="Times New Roman" w:cs="Times New Roman"/>
+          <w:color w:val="auto"/>
+          <w:sz w:val="28"/>
+          <w:szCs w:val="28"/>
+        </w:rPr>
+      </w:pPr>
+      <w:r>
+        <w:rPr>
+          <w:rFonts w:ascii="Times New Roman" w:hAnsi="Times New Roman" w:cs="Times New Roman"/>
+          <w:color w:val="auto"/>
+          <w:sz w:val="28"/>
+          <w:szCs w:val="28"/>
+        </w:rPr>
+        <w:lastRenderedPageBreak/>
+        <w:t>3.3. Тестирование и оценка эффективности системы</w:t>
+      </w:r>
+    </w:p>
+    <w:p>
+      <w:pPr>
+        <w:pStyle w:val="a3"/>
+        <w:tabs>
+          <w:tab w:val="left" w:pos="1134"/>
+        </w:tabs>
+        <w:spacing w:before="0" w:beforeAutospacing="0" w:after="0" w:afterAutospacing="0" w:line="360" w:lineRule="auto"/>
+        <w:ind w:firstLine="709"/>
+        <w:jc w:val="both"/>
+        <w:rPr>
+          <w:sz w:val="28"/>
+          <w:szCs w:val="28"/>
+        </w:rPr>
+      </w:pPr>
+      <w:r>
+        <w:rPr>
+          <w:sz w:val="28"/>
+          <w:szCs w:val="28"/>
+        </w:rPr>
+        <w:t>Целью тестирования является проверка работоспособности реализованного веб-приложения и подтверждение соответствия функционала ранее заявленным требованиям. Тестирование проводилось по методу «черного ящика», ориентированному на проверку пользовательских сценариев.</w:t>
+      </w:r>
+    </w:p>
+    <w:p>
+      <w:pPr>
+        <w:pStyle w:val="a3"/>
+        <w:tabs>
+          <w:tab w:val="left" w:pos="1134"/>
+        </w:tabs>
+        <w:spacing w:before="0" w:beforeAutospacing="0" w:after="0" w:afterAutospacing="0" w:line="360" w:lineRule="auto"/>
+        <w:ind w:firstLine="709"/>
+        <w:jc w:val="both"/>
+        <w:rPr>
+          <w:sz w:val="28"/>
+          <w:szCs w:val="28"/>
+        </w:rPr>
+      </w:pPr>
+      <w:r>
+        <w:rPr>
+          <w:sz w:val="28"/>
+          <w:szCs w:val="28"/>
+        </w:rPr>
+        <w:t>В ходе проведения испытаний были выполнены следующие группы проверок:</w:t>
+      </w:r>
+    </w:p>
+    <w:p>
+      <w:pPr>
+        <w:pStyle w:val="a3"/>
+        <w:numPr>
+          <w:ilvl w:val="0"/>
+          <w:numId w:val="11"/>
+        </w:numPr>
+        <w:tabs>
+          <w:tab w:val="left" w:pos="1134"/>
+        </w:tabs>
+        <w:spacing w:before="0" w:beforeAutospacing="0" w:after="0" w:afterAutospacing="0" w:line="360" w:lineRule="auto"/>
+        <w:ind w:left="0" w:firstLine="709"/>
+        <w:jc w:val="both"/>
+        <w:rPr>
+          <w:sz w:val="28"/>
+          <w:szCs w:val="28"/>
+        </w:rPr>
+      </w:pPr>
+      <w:r>
+        <w:rPr>
+          <w:b/>
+          <w:bCs/>
+          <w:sz w:val="28"/>
+          <w:szCs w:val="28"/>
+        </w:rPr>
+        <w:t>Тестирование механизмов безопасности.</w:t>
+      </w:r>
+      <w:r>
+        <w:rPr>
+          <w:sz w:val="28"/>
+          <w:szCs w:val="28"/>
+        </w:rPr>
+        <w:t xml:space="preserve"> Проверялась корректность регистрации новых пользователей и работа системы авторизации. Установлено, что доступ к </w:t>
+      </w:r>
+      <w:proofErr w:type="spellStart"/>
+      <w:r>
+        <w:rPr>
+          <w:sz w:val="28"/>
+          <w:szCs w:val="28"/>
+        </w:rPr>
+        <w:t>эндпоинтам</w:t>
+      </w:r>
+      <w:proofErr w:type="spellEnd"/>
+      <w:r>
+        <w:rPr>
+          <w:sz w:val="28"/>
+          <w:szCs w:val="28"/>
+        </w:rPr>
+        <w:t xml:space="preserve"> управления сделками возможен только при наличии валидного JWT-токена в заголовке запроса. При попытке несанкционированного доступа система возвращает код ошибки 401 (</w:t>
+      </w:r>
+      <w:proofErr w:type="spellStart"/>
+      <w:r>
+        <w:rPr>
+          <w:sz w:val="28"/>
+          <w:szCs w:val="28"/>
+        </w:rPr>
+        <w:t>Unauthorized</w:t>
+      </w:r>
+      <w:proofErr w:type="spellEnd"/>
+      <w:r>
+        <w:rPr>
+          <w:sz w:val="28"/>
+          <w:szCs w:val="28"/>
+        </w:rPr>
+        <w:t>).</w:t>
+      </w:r>
+    </w:p>
+    <w:p>
+      <w:pPr>
+        <w:pStyle w:val="a3"/>
+        <w:numPr>
+          <w:ilvl w:val="0"/>
+          <w:numId w:val="11"/>
+        </w:numPr>
+        <w:tabs>
+          <w:tab w:val="left" w:pos="1134"/>
+        </w:tabs>
+        <w:spacing w:before="0" w:beforeAutospacing="0" w:after="0" w:afterAutospacing="0" w:line="360" w:lineRule="auto"/>
+        <w:ind w:left="0" w:firstLine="709"/>
+        <w:jc w:val="both"/>
+        <w:rPr>
+          <w:sz w:val="28"/>
+          <w:szCs w:val="28"/>
+        </w:rPr>
+      </w:pPr>
+      <w:r>
+        <w:rPr>
+          <w:b/>
+          <w:bCs/>
+          <w:sz w:val="28"/>
+          <w:szCs w:val="28"/>
+        </w:rPr>
+        <w:t>Проверка корректности CRUD-операций.</w:t>
+      </w:r>
+      <w:r>
+        <w:rPr>
+          <w:sz w:val="28"/>
+          <w:szCs w:val="28"/>
+        </w:rPr>
+        <w:t xml:space="preserve"> Выполнено тестирование функций создания, чтения, обновления и удаления записей о сделках. Проверка показала, что данные корректно сохраняются в СУБД </w:t>
+      </w:r>
+      <w:proofErr w:type="spellStart"/>
+      <w:r>
+        <w:rPr>
+          <w:sz w:val="28"/>
+          <w:szCs w:val="28"/>
+        </w:rPr>
+        <w:t>PostgreSQL</w:t>
+      </w:r>
+      <w:proofErr w:type="spellEnd"/>
+      <w:r>
+        <w:rPr>
+          <w:sz w:val="28"/>
+          <w:szCs w:val="28"/>
+        </w:rPr>
+        <w:t xml:space="preserve"> и отображаются в интерфейсе личного кабинета пользователя.</w:t>
+      </w:r>
+    </w:p>
+    <w:p>
+      <w:pPr>
+        <w:pStyle w:val="a3"/>
+        <w:numPr>
+          <w:ilvl w:val="0"/>
+          <w:numId w:val="11"/>
+        </w:numPr>
+        <w:tabs>
+          <w:tab w:val="left" w:pos="1134"/>
+        </w:tabs>
+        <w:spacing w:before="0" w:beforeAutospacing="0" w:after="0" w:afterAutospacing="0" w:line="360" w:lineRule="auto"/>
+        <w:ind w:left="0" w:firstLine="709"/>
+        <w:jc w:val="both"/>
+        <w:rPr>
+          <w:sz w:val="28"/>
+          <w:szCs w:val="28"/>
+        </w:rPr>
+      </w:pPr>
+      <w:r>
+        <w:rPr>
+          <w:b/>
+          <w:bCs/>
+          <w:sz w:val="28"/>
+          <w:szCs w:val="28"/>
+        </w:rPr>
+        <w:t>Функциональное тестирование модуля аналитики.</w:t>
+      </w:r>
+      <w:r>
+        <w:rPr>
+          <w:sz w:val="28"/>
+          <w:szCs w:val="28"/>
+        </w:rPr>
+        <w:t xml:space="preserve"> Данный этап включал проверку алгоритмов расчета </w:t>
+      </w:r>
+      <w:proofErr w:type="spellStart"/>
+      <w:r>
+        <w:rPr>
+          <w:sz w:val="28"/>
+          <w:szCs w:val="28"/>
+        </w:rPr>
+        <w:t>PnL</w:t>
+      </w:r>
+      <w:proofErr w:type="spellEnd"/>
+      <w:r>
+        <w:rPr>
+          <w:sz w:val="28"/>
+          <w:szCs w:val="28"/>
+        </w:rPr>
+        <w:t>, описанных во второй главе. Для теста в систему были введены данные по нескольким сделкам с известным результатом (контрольные примеры).</w:t>
+      </w:r>
+    </w:p>
+    <w:p>
+      <w:pPr>
+        <w:pStyle w:val="a3"/>
+        <w:numPr>
+          <w:ilvl w:val="1"/>
+          <w:numId w:val="13"/>
+        </w:numPr>
+        <w:tabs>
+          <w:tab w:val="left" w:pos="1134"/>
+        </w:tabs>
+        <w:spacing w:before="0" w:beforeAutospacing="0" w:after="0" w:afterAutospacing="0" w:line="360" w:lineRule="auto"/>
+        <w:ind w:left="0" w:firstLine="709"/>
+        <w:jc w:val="both"/>
+        <w:rPr>
+          <w:sz w:val="28"/>
+          <w:szCs w:val="28"/>
+        </w:rPr>
+      </w:pPr>
+      <w:r>
+        <w:rPr>
+          <w:sz w:val="28"/>
+          <w:szCs w:val="28"/>
+        </w:rPr>
+        <w:t>Пример 1: Покупка (</w:t>
+      </w:r>
+      <w:proofErr w:type="spellStart"/>
+      <w:r>
+        <w:rPr>
+          <w:sz w:val="28"/>
+          <w:szCs w:val="28"/>
+        </w:rPr>
+        <w:t>Buy</w:t>
+      </w:r>
+      <w:proofErr w:type="spellEnd"/>
+      <w:r>
+        <w:rPr>
+          <w:sz w:val="28"/>
+          <w:szCs w:val="28"/>
+        </w:rPr>
+        <w:t>) актива по цене 50 000, выход по 55 000, объем 0.1. Ожидаемый результат: 500. Система рассчитала значение корректно.</w:t>
+      </w:r>
+    </w:p>
+    <w:p>
+      <w:pPr>
+        <w:pStyle w:val="a3"/>
+        <w:numPr>
+          <w:ilvl w:val="1"/>
+          <w:numId w:val="13"/>
+        </w:numPr>
+        <w:tabs>
+          <w:tab w:val="left" w:pos="1134"/>
+        </w:tabs>
+        <w:spacing w:before="0" w:beforeAutospacing="0" w:after="0" w:afterAutospacing="0" w:line="360" w:lineRule="auto"/>
+        <w:ind w:left="0" w:firstLine="709"/>
+        <w:jc w:val="both"/>
+        <w:rPr>
+          <w:sz w:val="28"/>
+          <w:szCs w:val="28"/>
+        </w:rPr>
+      </w:pPr>
+      <w:r>
+        <w:rPr>
+          <w:sz w:val="28"/>
+          <w:szCs w:val="28"/>
+        </w:rPr>
+        <w:t>Пример 2: Продажа (</w:t>
+      </w:r>
+      <w:proofErr w:type="spellStart"/>
+      <w:r>
+        <w:rPr>
+          <w:sz w:val="28"/>
+          <w:szCs w:val="28"/>
+        </w:rPr>
+        <w:t>Sell</w:t>
+      </w:r>
+      <w:proofErr w:type="spellEnd"/>
+      <w:r>
+        <w:rPr>
+          <w:sz w:val="28"/>
+          <w:szCs w:val="28"/>
+        </w:rPr>
+        <w:t>) актива по цене 1.20, выход по 1.25, объем 1000. Ожидаемый результат: -50. Расчет выполнен верно.</w:t>
+      </w:r>
+    </w:p>
+    <w:p>
+      <w:pPr>
+        <w:pStyle w:val="a3"/>
+        <w:numPr>
+          <w:ilvl w:val="0"/>
+          <w:numId w:val="11"/>
+        </w:numPr>
+        <w:tabs>
+          <w:tab w:val="left" w:pos="1134"/>
+        </w:tabs>
+        <w:spacing w:before="0" w:beforeAutospacing="0" w:after="0" w:afterAutospacing="0" w:line="360" w:lineRule="auto"/>
+        <w:ind w:left="0" w:firstLine="709"/>
+        <w:jc w:val="both"/>
+        <w:rPr>
+          <w:sz w:val="28"/>
+          <w:szCs w:val="28"/>
+        </w:rPr>
+      </w:pPr>
+      <w:r>
+        <w:rPr>
+          <w:b/>
+          <w:bCs/>
+          <w:sz w:val="28"/>
+          <w:szCs w:val="28"/>
+        </w:rPr>
+        <w:t>Тестирование визуализации.</w:t>
+      </w:r>
+      <w:r>
+        <w:rPr>
+          <w:sz w:val="28"/>
+          <w:szCs w:val="28"/>
+        </w:rPr>
+        <w:t xml:space="preserve"> Проверена динамическая генерация графиков изменения прибыли. Установлено, что графики корректно масштабируются и отображают накопленный финансовый результат во времени.</w:t>
+      </w:r>
+    </w:p>
+    <w:p>
+      <w:pPr>
+        <w:pStyle w:val="a3"/>
+        <w:tabs>
+          <w:tab w:val="left" w:pos="1134"/>
+        </w:tabs>
+        <w:spacing w:before="0" w:beforeAutospacing="0" w:after="0" w:afterAutospacing="0" w:line="360" w:lineRule="auto"/>
+        <w:ind w:firstLine="709"/>
+        <w:jc w:val="both"/>
+        <w:rPr>
+          <w:sz w:val="28"/>
+          <w:szCs w:val="28"/>
+        </w:rPr>
+      </w:pPr>
+      <w:r>
+        <w:rPr>
+          <w:b/>
+          <w:bCs/>
+          <w:sz w:val="28"/>
+          <w:szCs w:val="28"/>
+        </w:rPr>
+        <w:t>Результаты оценки эффективности.</w:t>
+      </w:r>
+      <w:r>
+        <w:rPr>
+          <w:sz w:val="28"/>
+          <w:szCs w:val="28"/>
+        </w:rPr>
+        <w:t xml:space="preserve"> Реализованная система обеспечивает высокую скорость обработки запросов (среднее время ответа сервера составляет менее 200 </w:t>
+      </w:r>
+      <w:proofErr w:type="spellStart"/>
+      <w:r>
+        <w:rPr>
+          <w:sz w:val="28"/>
+          <w:szCs w:val="28"/>
+        </w:rPr>
+        <w:t>мс</w:t>
+      </w:r>
+      <w:proofErr w:type="spellEnd"/>
+      <w:r>
+        <w:rPr>
+          <w:sz w:val="28"/>
+          <w:szCs w:val="28"/>
+        </w:rPr>
+        <w:t xml:space="preserve">, что соответствует нефункциональным </w:t>
+      </w:r>
+      <w:r>
+        <w:rPr>
+          <w:sz w:val="28"/>
+          <w:szCs w:val="28"/>
+        </w:rPr>
+        <w:lastRenderedPageBreak/>
+        <w:t>требованиям). Интерфейс, построенный на шаблонах Jinja2, корректно отображает данные на стационарных устройствах.</w:t>
+      </w:r>
+    </w:p>
+    <w:p>
+      <w:pPr>
+        <w:pStyle w:val="a3"/>
+        <w:tabs>
+          <w:tab w:val="left" w:pos="1134"/>
+        </w:tabs>
+        <w:spacing w:before="0" w:beforeAutospacing="0" w:after="0" w:afterAutospacing="0" w:line="360" w:lineRule="auto"/>
+        <w:ind w:firstLine="709"/>
+        <w:jc w:val="both"/>
+        <w:rPr>
+          <w:sz w:val="28"/>
+          <w:szCs w:val="28"/>
+        </w:rPr>
+      </w:pPr>
+      <w:r>
+        <w:rPr>
+          <w:sz w:val="28"/>
+          <w:szCs w:val="28"/>
+        </w:rPr>
+        <w:t>По итогам тестирования сделан вывод, что программный комплекс функционирует стабильно, ошибки в расчетах отсутствуют, а все задачи, поставленные в задании на курсовую работу, реализованы в полном объеме.</w:t>
+      </w:r>
+    </w:p>
+    <w:p>
+      <w:pPr>
+        <w:pStyle w:val="a3"/>
+        <w:spacing w:before="0" w:beforeAutospacing="0" w:after="0" w:afterAutospacing="0" w:line="360" w:lineRule="auto"/>
+        <w:ind w:firstLine="709"/>
+        <w:jc w:val="both"/>
+        <w:rPr>
+          <w:sz w:val="28"/>
+          <w:szCs w:val="28"/>
+        </w:rPr>
+      </w:pPr>
+    </w:p>
+    <w:p>
+      <w:pPr>
+        <w:spacing w:after="160" w:line="259" w:lineRule="auto"/>
+        <w:rPr>
+          <w:sz w:val="28"/>
+          <w:szCs w:val="28"/>
+        </w:rPr>
+      </w:pPr>
+      <w:r>
+        <w:rPr>
+          <w:sz w:val="28"/>
+          <w:szCs w:val="28"/>
+        </w:rPr>
+        <w:br w:type="page"/>
+      </w:r>
+      <w:r>
+        <w:rPr>
+          <w:sz w:val="28"/>
+          <w:szCs w:val="28"/>
+        </w:rPr>
+        <w:lastRenderedPageBreak/>
+        <w:t>Заключение</w:t>
+      </w:r>
+    </w:p>
+    <w:p>
+      <w:pPr>
+        <w:spacing w:after="160" w:line="259" w:lineRule="auto"/>
+        <w:rPr>
+          <w:sz w:val="28"/>
+          <w:szCs w:val="28"/>
+        </w:rPr>
+      </w:pPr>
+      <w:r>
+        <w:rPr>
+          <w:sz w:val="28"/>
+          <w:szCs w:val="28"/>
+        </w:rPr>
+        <w:br w:type="page"/>
+      </w:r>
+    </w:p>
+    <w:p>
+      <w:pPr>
+        <w:spacing w:after="160" w:line="259" w:lineRule="auto"/>
+        <w:rPr>
+          <w:sz w:val="28"/>
+          <w:szCs w:val="28"/>
+        </w:rPr>
+      </w:pPr>
+      <w:r>
+        <w:rPr>
+          <w:sz w:val="28"/>
+          <w:szCs w:val="28"/>
+        </w:rPr>
+        <w:lastRenderedPageBreak/>
+        <w:t>Литература</w:t>
+      </w:r>
     </w:p>
     <w:sectPr>
       <w:pgSz w:w="11906" w:h="16838" w:code="9"/>
@@ -2749,6 +9209,500 @@
 <file path=word/numbering.xml><?xml version="1.0" encoding="utf-8"?>
 <w:numbering xmlns:wpc="http://schemas.microsoft.com/office/word/2010/wordprocessingCanvas" xmlns:cx="http://schemas.microsoft.com/office/drawing/2014/chartex" xmlns:cx1="http://schemas.microsoft.com/office/drawing/2015/9/8/chartex" xmlns:cx2="http://schemas.microsoft.com/office/drawing/2015/10/21/chartex" xmlns:cx3="http://schemas.microsoft.com/office/drawing/2016/5/9/chartex" xmlns:cx4="http://schemas.microsoft.com/office/drawing/2016/5/10/chartex" xmlns:cx5="http://schemas.microsoft.com/office/drawing/2016/5/11/chartex" xmlns:cx6="http://schemas.microsoft.com/office/drawing/2016/5/12/chartex" xmlns:cx7="http://schemas.microsoft.com/office/drawing/2016/5/13/chartex" xmlns:cx8="http://schemas.microsoft.com/office/drawing/2016/5/14/chartex" xmlns:mc="http://schemas.openxmlformats.org/markup-compatibility/2006" xmlns:aink="http://schemas.microsoft.com/office/drawing/2016/ink" xmlns:am3d="http://schemas.microsoft.com/office/drawing/2017/model3d" xmlns:o="urn:schemas-microsoft-com:office:office" xmlns:r="http://schemas.openxmlformats.org/officeDocument/2006/relationships" xmlns:m="http://schemas.openxmlformats.org/officeDocument/2006/math" xmlns:v="urn:schemas-microsoft-com:vml" xmlns:wp14="http://schemas.microsoft.com/office/word/2010/wordprocessingDrawing" xmlns:wp="http://schemas.openxmlformats.org/drawingml/2006/wordprocessingDrawing" xmlns:w10="urn:schemas-microsoft-com:office:word" xmlns:w="http://schemas.openxmlformats.org/wordprocessingml/2006/main" xmlns:w14="http://schemas.microsoft.com/office/word/2010/wordml" xmlns:w15="http://schemas.microsoft.com/office/word/2012/wordml" xmlns:w16cex="http://schemas.microsoft.com/office/word/2018/wordml/cex" xmlns:w16cid="http://schemas.microsoft.com/office/word/2016/wordml/cid" xmlns:w16="http://schemas.microsoft.com/office/word/2018/wordml" xmlns:w16sdtdh="http://schemas.microsoft.com/office/word/2020/wordml/sdtdatahash" xmlns:w16se="http://schemas.microsoft.com/office/word/2015/wordml/symex" xmlns:wpg="http://schemas.microsoft.com/office/word/2010/wordprocessingGroup" xmlns:wpi="http://schemas.microsoft.com/office/word/2010/wordprocessingInk" xmlns:wne="http://schemas.microsoft.com/office/word/2006/wordml" xmlns:wps="http://schemas.microsoft.com/office/word/2010/wordprocessingShape" mc:Ignorable="w14 w15 w16se w16cid w16 w16cex w16sdtdh wp14">
   <w:abstractNum w:abstractNumId="0" w15:restartNumberingAfterBreak="0">
+    <w:nsid w:val="04A969BE"/>
+    <w:multiLevelType w:val="multilevel"/>
+    <w:tmpl w:val="C07A7D10"/>
+    <w:lvl w:ilvl="0">
+      <w:start w:val="1"/>
+      <w:numFmt w:val="decimal"/>
+      <w:lvlText w:val="%1."/>
+      <w:lvlJc w:val="left"/>
+      <w:pPr>
+        <w:tabs>
+          <w:tab w:val="num" w:pos="720"/>
+        </w:tabs>
+        <w:ind w:left="720" w:hanging="360"/>
+      </w:pPr>
+    </w:lvl>
+    <w:lvl w:ilvl="1" w:tentative="1">
+      <w:start w:val="1"/>
+      <w:numFmt w:val="decimal"/>
+      <w:lvlText w:val="%2."/>
+      <w:lvlJc w:val="left"/>
+      <w:pPr>
+        <w:tabs>
+          <w:tab w:val="num" w:pos="1440"/>
+        </w:tabs>
+        <w:ind w:left="1440" w:hanging="360"/>
+      </w:pPr>
+    </w:lvl>
+    <w:lvl w:ilvl="2" w:tentative="1">
+      <w:start w:val="1"/>
+      <w:numFmt w:val="decimal"/>
+      <w:lvlText w:val="%3."/>
+      <w:lvlJc w:val="left"/>
+      <w:pPr>
+        <w:tabs>
+          <w:tab w:val="num" w:pos="2160"/>
+        </w:tabs>
+        <w:ind w:left="2160" w:hanging="360"/>
+      </w:pPr>
+    </w:lvl>
+    <w:lvl w:ilvl="3" w:tentative="1">
+      <w:start w:val="1"/>
+      <w:numFmt w:val="decimal"/>
+      <w:lvlText w:val="%4."/>
+      <w:lvlJc w:val="left"/>
+      <w:pPr>
+        <w:tabs>
+          <w:tab w:val="num" w:pos="2880"/>
+        </w:tabs>
+        <w:ind w:left="2880" w:hanging="360"/>
+      </w:pPr>
+    </w:lvl>
+    <w:lvl w:ilvl="4" w:tentative="1">
+      <w:start w:val="1"/>
+      <w:numFmt w:val="decimal"/>
+      <w:lvlText w:val="%5."/>
+      <w:lvlJc w:val="left"/>
+      <w:pPr>
+        <w:tabs>
+          <w:tab w:val="num" w:pos="3600"/>
+        </w:tabs>
+        <w:ind w:left="3600" w:hanging="360"/>
+      </w:pPr>
+    </w:lvl>
+    <w:lvl w:ilvl="5" w:tentative="1">
+      <w:start w:val="1"/>
+      <w:numFmt w:val="decimal"/>
+      <w:lvlText w:val="%6."/>
+      <w:lvlJc w:val="left"/>
+      <w:pPr>
+        <w:tabs>
+          <w:tab w:val="num" w:pos="4320"/>
+        </w:tabs>
+        <w:ind w:left="4320" w:hanging="360"/>
+      </w:pPr>
+    </w:lvl>
+    <w:lvl w:ilvl="6" w:tentative="1">
+      <w:start w:val="1"/>
+      <w:numFmt w:val="decimal"/>
+      <w:lvlText w:val="%7."/>
+      <w:lvlJc w:val="left"/>
+      <w:pPr>
+        <w:tabs>
+          <w:tab w:val="num" w:pos="5040"/>
+        </w:tabs>
+        <w:ind w:left="5040" w:hanging="360"/>
+      </w:pPr>
+    </w:lvl>
+    <w:lvl w:ilvl="7" w:tentative="1">
+      <w:start w:val="1"/>
+      <w:numFmt w:val="decimal"/>
+      <w:lvlText w:val="%8."/>
+      <w:lvlJc w:val="left"/>
+      <w:pPr>
+        <w:tabs>
+          <w:tab w:val="num" w:pos="5760"/>
+        </w:tabs>
+        <w:ind w:left="5760" w:hanging="360"/>
+      </w:pPr>
+    </w:lvl>
+    <w:lvl w:ilvl="8" w:tentative="1">
+      <w:start w:val="1"/>
+      <w:numFmt w:val="decimal"/>
+      <w:lvlText w:val="%9."/>
+      <w:lvlJc w:val="left"/>
+      <w:pPr>
+        <w:tabs>
+          <w:tab w:val="num" w:pos="6480"/>
+        </w:tabs>
+        <w:ind w:left="6480" w:hanging="360"/>
+      </w:pPr>
+    </w:lvl>
+  </w:abstractNum>
+  <w:abstractNum w:abstractNumId="1" w15:restartNumberingAfterBreak="0">
+    <w:nsid w:val="10680C6C"/>
+    <w:multiLevelType w:val="multilevel"/>
+    <w:tmpl w:val="1640D512"/>
+    <w:lvl w:ilvl="0">
+      <w:start w:val="1"/>
+      <w:numFmt w:val="decimal"/>
+      <w:lvlText w:val="%1."/>
+      <w:lvlJc w:val="left"/>
+      <w:pPr>
+        <w:tabs>
+          <w:tab w:val="num" w:pos="720"/>
+        </w:tabs>
+        <w:ind w:left="720" w:hanging="360"/>
+      </w:pPr>
+      <w:rPr>
+        <w:rFonts w:hint="default"/>
+        <w:sz w:val="28"/>
+        <w:szCs w:val="40"/>
+      </w:rPr>
+    </w:lvl>
+    <w:lvl w:ilvl="1" w:tentative="1">
+      <w:start w:val="1"/>
+      <w:numFmt w:val="bullet"/>
+      <w:lvlText w:val="o"/>
+      <w:lvlJc w:val="left"/>
+      <w:pPr>
+        <w:tabs>
+          <w:tab w:val="num" w:pos="1440"/>
+        </w:tabs>
+        <w:ind w:left="1440" w:hanging="360"/>
+      </w:pPr>
+      <w:rPr>
+        <w:rFonts w:ascii="Courier New" w:hAnsi="Courier New" w:hint="default"/>
+        <w:sz w:val="20"/>
+      </w:rPr>
+    </w:lvl>
+    <w:lvl w:ilvl="2" w:tentative="1">
+      <w:start w:val="1"/>
+      <w:numFmt w:val="bullet"/>
+      <w:lvlText w:val=""/>
+      <w:lvlJc w:val="left"/>
+      <w:pPr>
+        <w:tabs>
+          <w:tab w:val="num" w:pos="2160"/>
+        </w:tabs>
+        <w:ind w:left="2160" w:hanging="360"/>
+      </w:pPr>
+      <w:rPr>
+        <w:rFonts w:ascii="Wingdings" w:hAnsi="Wingdings" w:hint="default"/>
+        <w:sz w:val="20"/>
+      </w:rPr>
+    </w:lvl>
+    <w:lvl w:ilvl="3" w:tentative="1">
+      <w:start w:val="1"/>
+      <w:numFmt w:val="bullet"/>
+      <w:lvlText w:val=""/>
+      <w:lvlJc w:val="left"/>
+      <w:pPr>
+        <w:tabs>
+          <w:tab w:val="num" w:pos="2880"/>
+        </w:tabs>
+        <w:ind w:left="2880" w:hanging="360"/>
+      </w:pPr>
+      <w:rPr>
+        <w:rFonts w:ascii="Wingdings" w:hAnsi="Wingdings" w:hint="default"/>
+        <w:sz w:val="20"/>
+      </w:rPr>
+    </w:lvl>
+    <w:lvl w:ilvl="4" w:tentative="1">
+      <w:start w:val="1"/>
+      <w:numFmt w:val="bullet"/>
+      <w:lvlText w:val=""/>
+      <w:lvlJc w:val="left"/>
+      <w:pPr>
+        <w:tabs>
+          <w:tab w:val="num" w:pos="3600"/>
+        </w:tabs>
+        <w:ind w:left="3600" w:hanging="360"/>
+      </w:pPr>
+      <w:rPr>
+        <w:rFonts w:ascii="Wingdings" w:hAnsi="Wingdings" w:hint="default"/>
+        <w:sz w:val="20"/>
+      </w:rPr>
+    </w:lvl>
+    <w:lvl w:ilvl="5" w:tentative="1">
+      <w:start w:val="1"/>
+      <w:numFmt w:val="bullet"/>
+      <w:lvlText w:val=""/>
+      <w:lvlJc w:val="left"/>
+      <w:pPr>
+        <w:tabs>
+          <w:tab w:val="num" w:pos="4320"/>
+        </w:tabs>
+        <w:ind w:left="4320" w:hanging="360"/>
+      </w:pPr>
+      <w:rPr>
+        <w:rFonts w:ascii="Wingdings" w:hAnsi="Wingdings" w:hint="default"/>
+        <w:sz w:val="20"/>
+      </w:rPr>
+    </w:lvl>
+    <w:lvl w:ilvl="6" w:tentative="1">
+      <w:start w:val="1"/>
+      <w:numFmt w:val="bullet"/>
+      <w:lvlText w:val=""/>
+      <w:lvlJc w:val="left"/>
+      <w:pPr>
+        <w:tabs>
+          <w:tab w:val="num" w:pos="5040"/>
+        </w:tabs>
+        <w:ind w:left="5040" w:hanging="360"/>
+      </w:pPr>
+      <w:rPr>
+        <w:rFonts w:ascii="Wingdings" w:hAnsi="Wingdings" w:hint="default"/>
+        <w:sz w:val="20"/>
+      </w:rPr>
+    </w:lvl>
+    <w:lvl w:ilvl="7" w:tentative="1">
+      <w:start w:val="1"/>
+      <w:numFmt w:val="bullet"/>
+      <w:lvlText w:val=""/>
+      <w:lvlJc w:val="left"/>
+      <w:pPr>
+        <w:tabs>
+          <w:tab w:val="num" w:pos="5760"/>
+        </w:tabs>
+        <w:ind w:left="5760" w:hanging="360"/>
+      </w:pPr>
+      <w:rPr>
+        <w:rFonts w:ascii="Wingdings" w:hAnsi="Wingdings" w:hint="default"/>
+        <w:sz w:val="20"/>
+      </w:rPr>
+    </w:lvl>
+    <w:lvl w:ilvl="8" w:tentative="1">
+      <w:start w:val="1"/>
+      <w:numFmt w:val="bullet"/>
+      <w:lvlText w:val=""/>
+      <w:lvlJc w:val="left"/>
+      <w:pPr>
+        <w:tabs>
+          <w:tab w:val="num" w:pos="6480"/>
+        </w:tabs>
+        <w:ind w:left="6480" w:hanging="360"/>
+      </w:pPr>
+      <w:rPr>
+        <w:rFonts w:ascii="Wingdings" w:hAnsi="Wingdings" w:hint="default"/>
+        <w:sz w:val="20"/>
+      </w:rPr>
+    </w:lvl>
+  </w:abstractNum>
+  <w:abstractNum w:abstractNumId="2" w15:restartNumberingAfterBreak="0">
+    <w:nsid w:val="1DF747A6"/>
+    <w:multiLevelType w:val="multilevel"/>
+    <w:tmpl w:val="AE50CE54"/>
+    <w:lvl w:ilvl="0">
+      <w:start w:val="1"/>
+      <w:numFmt w:val="decimal"/>
+      <w:lvlText w:val="%1."/>
+      <w:lvlJc w:val="left"/>
+      <w:pPr>
+        <w:tabs>
+          <w:tab w:val="num" w:pos="720"/>
+        </w:tabs>
+        <w:ind w:left="720" w:hanging="360"/>
+      </w:pPr>
+    </w:lvl>
+    <w:lvl w:ilvl="1">
+      <w:start w:val="1"/>
+      <w:numFmt w:val="decimal"/>
+      <w:lvlText w:val="%2."/>
+      <w:lvlJc w:val="left"/>
+      <w:pPr>
+        <w:tabs>
+          <w:tab w:val="num" w:pos="1440"/>
+        </w:tabs>
+        <w:ind w:left="1440" w:hanging="360"/>
+      </w:pPr>
+      <w:rPr>
+        <w:rFonts w:hint="default"/>
+        <w:sz w:val="28"/>
+        <w:szCs w:val="40"/>
+      </w:rPr>
+    </w:lvl>
+    <w:lvl w:ilvl="2" w:tentative="1">
+      <w:start w:val="1"/>
+      <w:numFmt w:val="decimal"/>
+      <w:lvlText w:val="%3."/>
+      <w:lvlJc w:val="left"/>
+      <w:pPr>
+        <w:tabs>
+          <w:tab w:val="num" w:pos="2160"/>
+        </w:tabs>
+        <w:ind w:left="2160" w:hanging="360"/>
+      </w:pPr>
+    </w:lvl>
+    <w:lvl w:ilvl="3" w:tentative="1">
+      <w:start w:val="1"/>
+      <w:numFmt w:val="decimal"/>
+      <w:lvlText w:val="%4."/>
+      <w:lvlJc w:val="left"/>
+      <w:pPr>
+        <w:tabs>
+          <w:tab w:val="num" w:pos="2880"/>
+        </w:tabs>
+        <w:ind w:left="2880" w:hanging="360"/>
+      </w:pPr>
+    </w:lvl>
+    <w:lvl w:ilvl="4" w:tentative="1">
+      <w:start w:val="1"/>
+      <w:numFmt w:val="decimal"/>
+      <w:lvlText w:val="%5."/>
+      <w:lvlJc w:val="left"/>
+      <w:pPr>
+        <w:tabs>
+          <w:tab w:val="num" w:pos="3600"/>
+        </w:tabs>
+        <w:ind w:left="3600" w:hanging="360"/>
+      </w:pPr>
+    </w:lvl>
+    <w:lvl w:ilvl="5" w:tentative="1">
+      <w:start w:val="1"/>
+      <w:numFmt w:val="decimal"/>
+      <w:lvlText w:val="%6."/>
+      <w:lvlJc w:val="left"/>
+      <w:pPr>
+        <w:tabs>
+          <w:tab w:val="num" w:pos="4320"/>
+        </w:tabs>
+        <w:ind w:left="4320" w:hanging="360"/>
+      </w:pPr>
+    </w:lvl>
+    <w:lvl w:ilvl="6" w:tentative="1">
+      <w:start w:val="1"/>
+      <w:numFmt w:val="decimal"/>
+      <w:lvlText w:val="%7."/>
+      <w:lvlJc w:val="left"/>
+      <w:pPr>
+        <w:tabs>
+          <w:tab w:val="num" w:pos="5040"/>
+        </w:tabs>
+        <w:ind w:left="5040" w:hanging="360"/>
+      </w:pPr>
+    </w:lvl>
+    <w:lvl w:ilvl="7" w:tentative="1">
+      <w:start w:val="1"/>
+      <w:numFmt w:val="decimal"/>
+      <w:lvlText w:val="%8."/>
+      <w:lvlJc w:val="left"/>
+      <w:pPr>
+        <w:tabs>
+          <w:tab w:val="num" w:pos="5760"/>
+        </w:tabs>
+        <w:ind w:left="5760" w:hanging="360"/>
+      </w:pPr>
+    </w:lvl>
+    <w:lvl w:ilvl="8" w:tentative="1">
+      <w:start w:val="1"/>
+      <w:numFmt w:val="decimal"/>
+      <w:lvlText w:val="%9."/>
+      <w:lvlJc w:val="left"/>
+      <w:pPr>
+        <w:tabs>
+          <w:tab w:val="num" w:pos="6480"/>
+        </w:tabs>
+        <w:ind w:left="6480" w:hanging="360"/>
+      </w:pPr>
+    </w:lvl>
+  </w:abstractNum>
+  <w:abstractNum w:abstractNumId="3" w15:restartNumberingAfterBreak="0">
+    <w:nsid w:val="226F3624"/>
+    <w:multiLevelType w:val="multilevel"/>
+    <w:tmpl w:val="86F29A98"/>
+    <w:lvl w:ilvl="0">
+      <w:start w:val="1"/>
+      <w:numFmt w:val="decimal"/>
+      <w:lvlText w:val="%1."/>
+      <w:lvlJc w:val="left"/>
+      <w:pPr>
+        <w:tabs>
+          <w:tab w:val="num" w:pos="720"/>
+        </w:tabs>
+        <w:ind w:left="720" w:hanging="360"/>
+      </w:pPr>
+    </w:lvl>
+    <w:lvl w:ilvl="1" w:tentative="1">
+      <w:start w:val="1"/>
+      <w:numFmt w:val="decimal"/>
+      <w:lvlText w:val="%2."/>
+      <w:lvlJc w:val="left"/>
+      <w:pPr>
+        <w:tabs>
+          <w:tab w:val="num" w:pos="1440"/>
+        </w:tabs>
+        <w:ind w:left="1440" w:hanging="360"/>
+      </w:pPr>
+    </w:lvl>
+    <w:lvl w:ilvl="2" w:tentative="1">
+      <w:start w:val="1"/>
+      <w:numFmt w:val="decimal"/>
+      <w:lvlText w:val="%3."/>
+      <w:lvlJc w:val="left"/>
+      <w:pPr>
+        <w:tabs>
+          <w:tab w:val="num" w:pos="2160"/>
+        </w:tabs>
+        <w:ind w:left="2160" w:hanging="360"/>
+      </w:pPr>
+    </w:lvl>
+    <w:lvl w:ilvl="3" w:tentative="1">
+      <w:start w:val="1"/>
+      <w:numFmt w:val="decimal"/>
+      <w:lvlText w:val="%4."/>
+      <w:lvlJc w:val="left"/>
+      <w:pPr>
+        <w:tabs>
+          <w:tab w:val="num" w:pos="2880"/>
+        </w:tabs>
+        <w:ind w:left="2880" w:hanging="360"/>
+      </w:pPr>
+    </w:lvl>
+    <w:lvl w:ilvl="4" w:tentative="1">
+      <w:start w:val="1"/>
+      <w:numFmt w:val="decimal"/>
+      <w:lvlText w:val="%5."/>
+      <w:lvlJc w:val="left"/>
+      <w:pPr>
+        <w:tabs>
+          <w:tab w:val="num" w:pos="3600"/>
+        </w:tabs>
+        <w:ind w:left="3600" w:hanging="360"/>
+      </w:pPr>
+    </w:lvl>
+    <w:lvl w:ilvl="5" w:tentative="1">
+      <w:start w:val="1"/>
+      <w:numFmt w:val="decimal"/>
+      <w:lvlText w:val="%6."/>
+      <w:lvlJc w:val="left"/>
+      <w:pPr>
+        <w:tabs>
+          <w:tab w:val="num" w:pos="4320"/>
+        </w:tabs>
+        <w:ind w:left="4320" w:hanging="360"/>
+      </w:pPr>
+    </w:lvl>
+    <w:lvl w:ilvl="6" w:tentative="1">
+      <w:start w:val="1"/>
+      <w:numFmt w:val="decimal"/>
+      <w:lvlText w:val="%7."/>
+      <w:lvlJc w:val="left"/>
+      <w:pPr>
+        <w:tabs>
+          <w:tab w:val="num" w:pos="5040"/>
+        </w:tabs>
+        <w:ind w:left="5040" w:hanging="360"/>
+      </w:pPr>
+    </w:lvl>
+    <w:lvl w:ilvl="7" w:tentative="1">
+      <w:start w:val="1"/>
+      <w:numFmt w:val="decimal"/>
+      <w:lvlText w:val="%8."/>
+      <w:lvlJc w:val="left"/>
+      <w:pPr>
+        <w:tabs>
+          <w:tab w:val="num" w:pos="5760"/>
+        </w:tabs>
+        <w:ind w:left="5760" w:hanging="360"/>
+      </w:pPr>
+    </w:lvl>
+    <w:lvl w:ilvl="8" w:tentative="1">
+      <w:start w:val="1"/>
+      <w:numFmt w:val="decimal"/>
+      <w:lvlText w:val="%9."/>
+      <w:lvlJc w:val="left"/>
+      <w:pPr>
+        <w:tabs>
+          <w:tab w:val="num" w:pos="6480"/>
+        </w:tabs>
+        <w:ind w:left="6480" w:hanging="360"/>
+      </w:pPr>
+    </w:lvl>
+  </w:abstractNum>
+  <w:abstractNum w:abstractNumId="4" w15:restartNumberingAfterBreak="0">
     <w:nsid w:val="27AE6AAF"/>
     <w:multiLevelType w:val="multilevel"/>
     <w:tmpl w:val="21C62FC6"/>
@@ -2861,7 +9815,125 @@
       </w:pPr>
     </w:lvl>
   </w:abstractNum>
-  <w:abstractNum w:abstractNumId="1" w15:restartNumberingAfterBreak="0">
+  <w:abstractNum w:abstractNumId="5" w15:restartNumberingAfterBreak="0">
+    <w:nsid w:val="30804FD3"/>
+    <w:multiLevelType w:val="multilevel"/>
+    <w:tmpl w:val="353CCECA"/>
+    <w:lvl w:ilvl="0">
+      <w:start w:val="1"/>
+      <w:numFmt w:val="decimal"/>
+      <w:lvlText w:val="%1."/>
+      <w:lvlJc w:val="left"/>
+      <w:pPr>
+        <w:tabs>
+          <w:tab w:val="num" w:pos="720"/>
+        </w:tabs>
+        <w:ind w:left="720" w:hanging="360"/>
+      </w:pPr>
+    </w:lvl>
+    <w:lvl w:ilvl="1">
+      <w:start w:val="1"/>
+      <w:numFmt w:val="decimal"/>
+      <w:lvlText w:val="%2)"/>
+      <w:lvlJc w:val="left"/>
+      <w:pPr>
+        <w:tabs>
+          <w:tab w:val="num" w:pos="1440"/>
+        </w:tabs>
+        <w:ind w:left="1440" w:hanging="360"/>
+      </w:pPr>
+      <w:rPr>
+        <w:rFonts w:hint="default"/>
+        <w:sz w:val="28"/>
+        <w:szCs w:val="40"/>
+      </w:rPr>
+    </w:lvl>
+    <w:lvl w:ilvl="2" w:tentative="1">
+      <w:start w:val="1"/>
+      <w:numFmt w:val="decimal"/>
+      <w:lvlText w:val="%3."/>
+      <w:lvlJc w:val="left"/>
+      <w:pPr>
+        <w:tabs>
+          <w:tab w:val="num" w:pos="2160"/>
+        </w:tabs>
+        <w:ind w:left="2160" w:hanging="360"/>
+      </w:pPr>
+    </w:lvl>
+    <w:lvl w:ilvl="3" w:tentative="1">
+      <w:start w:val="1"/>
+      <w:numFmt w:val="decimal"/>
+      <w:lvlText w:val="%4."/>
+      <w:lvlJc w:val="left"/>
+      <w:pPr>
+        <w:tabs>
+          <w:tab w:val="num" w:pos="2880"/>
+        </w:tabs>
+        <w:ind w:left="2880" w:hanging="360"/>
+      </w:pPr>
+    </w:lvl>
+    <w:lvl w:ilvl="4" w:tentative="1">
+      <w:start w:val="1"/>
+      <w:numFmt w:val="decimal"/>
+      <w:lvlText w:val="%5."/>
+      <w:lvlJc w:val="left"/>
+      <w:pPr>
+        <w:tabs>
+          <w:tab w:val="num" w:pos="3600"/>
+        </w:tabs>
+        <w:ind w:left="3600" w:hanging="360"/>
+      </w:pPr>
+    </w:lvl>
+    <w:lvl w:ilvl="5" w:tentative="1">
+      <w:start w:val="1"/>
+      <w:numFmt w:val="decimal"/>
+      <w:lvlText w:val="%6."/>
+      <w:lvlJc w:val="left"/>
+      <w:pPr>
+        <w:tabs>
+          <w:tab w:val="num" w:pos="4320"/>
+        </w:tabs>
+        <w:ind w:left="4320" w:hanging="360"/>
+      </w:pPr>
+    </w:lvl>
+    <w:lvl w:ilvl="6" w:tentative="1">
+      <w:start w:val="1"/>
+      <w:numFmt w:val="decimal"/>
+      <w:lvlText w:val="%7."/>
+      <w:lvlJc w:val="left"/>
+      <w:pPr>
+        <w:tabs>
+          <w:tab w:val="num" w:pos="5040"/>
+        </w:tabs>
+        <w:ind w:left="5040" w:hanging="360"/>
+      </w:pPr>
+    </w:lvl>
+    <w:lvl w:ilvl="7" w:tentative="1">
+      <w:start w:val="1"/>
+      <w:numFmt w:val="decimal"/>
+      <w:lvlText w:val="%8."/>
+      <w:lvlJc w:val="left"/>
+      <w:pPr>
+        <w:tabs>
+          <w:tab w:val="num" w:pos="5760"/>
+        </w:tabs>
+        <w:ind w:left="5760" w:hanging="360"/>
+      </w:pPr>
+    </w:lvl>
+    <w:lvl w:ilvl="8" w:tentative="1">
+      <w:start w:val="1"/>
+      <w:numFmt w:val="decimal"/>
+      <w:lvlText w:val="%9."/>
+      <w:lvlJc w:val="left"/>
+      <w:pPr>
+        <w:tabs>
+          <w:tab w:val="num" w:pos="6480"/>
+        </w:tabs>
+        <w:ind w:left="6480" w:hanging="360"/>
+      </w:pPr>
+    </w:lvl>
+  </w:abstractNum>
+  <w:abstractNum w:abstractNumId="6" w15:restartNumberingAfterBreak="0">
     <w:nsid w:val="31735588"/>
     <w:multiLevelType w:val="multilevel"/>
     <w:tmpl w:val="FEF6D5E8"/>
@@ -2976,11 +10048,799 @@
       </w:rPr>
     </w:lvl>
   </w:abstractNum>
+  <w:abstractNum w:abstractNumId="7" w15:restartNumberingAfterBreak="0">
+    <w:nsid w:val="3D31310B"/>
+    <w:multiLevelType w:val="multilevel"/>
+    <w:tmpl w:val="9B4E92DC"/>
+    <w:lvl w:ilvl="0">
+      <w:start w:val="1"/>
+      <w:numFmt w:val="decimal"/>
+      <w:lvlText w:val="%1."/>
+      <w:lvlJc w:val="left"/>
+      <w:pPr>
+        <w:tabs>
+          <w:tab w:val="num" w:pos="720"/>
+        </w:tabs>
+        <w:ind w:left="720" w:hanging="360"/>
+      </w:pPr>
+      <w:rPr>
+        <w:rFonts w:hint="default"/>
+        <w:sz w:val="28"/>
+        <w:szCs w:val="40"/>
+      </w:rPr>
+    </w:lvl>
+    <w:lvl w:ilvl="1" w:tentative="1">
+      <w:start w:val="1"/>
+      <w:numFmt w:val="bullet"/>
+      <w:lvlText w:val="o"/>
+      <w:lvlJc w:val="left"/>
+      <w:pPr>
+        <w:tabs>
+          <w:tab w:val="num" w:pos="1440"/>
+        </w:tabs>
+        <w:ind w:left="1440" w:hanging="360"/>
+      </w:pPr>
+      <w:rPr>
+        <w:rFonts w:ascii="Courier New" w:hAnsi="Courier New" w:hint="default"/>
+        <w:sz w:val="20"/>
+      </w:rPr>
+    </w:lvl>
+    <w:lvl w:ilvl="2" w:tentative="1">
+      <w:start w:val="1"/>
+      <w:numFmt w:val="bullet"/>
+      <w:lvlText w:val=""/>
+      <w:lvlJc w:val="left"/>
+      <w:pPr>
+        <w:tabs>
+          <w:tab w:val="num" w:pos="2160"/>
+        </w:tabs>
+        <w:ind w:left="2160" w:hanging="360"/>
+      </w:pPr>
+      <w:rPr>
+        <w:rFonts w:ascii="Wingdings" w:hAnsi="Wingdings" w:hint="default"/>
+        <w:sz w:val="20"/>
+      </w:rPr>
+    </w:lvl>
+    <w:lvl w:ilvl="3" w:tentative="1">
+      <w:start w:val="1"/>
+      <w:numFmt w:val="bullet"/>
+      <w:lvlText w:val=""/>
+      <w:lvlJc w:val="left"/>
+      <w:pPr>
+        <w:tabs>
+          <w:tab w:val="num" w:pos="2880"/>
+        </w:tabs>
+        <w:ind w:left="2880" w:hanging="360"/>
+      </w:pPr>
+      <w:rPr>
+        <w:rFonts w:ascii="Wingdings" w:hAnsi="Wingdings" w:hint="default"/>
+        <w:sz w:val="20"/>
+      </w:rPr>
+    </w:lvl>
+    <w:lvl w:ilvl="4" w:tentative="1">
+      <w:start w:val="1"/>
+      <w:numFmt w:val="bullet"/>
+      <w:lvlText w:val=""/>
+      <w:lvlJc w:val="left"/>
+      <w:pPr>
+        <w:tabs>
+          <w:tab w:val="num" w:pos="3600"/>
+        </w:tabs>
+        <w:ind w:left="3600" w:hanging="360"/>
+      </w:pPr>
+      <w:rPr>
+        <w:rFonts w:ascii="Wingdings" w:hAnsi="Wingdings" w:hint="default"/>
+        <w:sz w:val="20"/>
+      </w:rPr>
+    </w:lvl>
+    <w:lvl w:ilvl="5" w:tentative="1">
+      <w:start w:val="1"/>
+      <w:numFmt w:val="bullet"/>
+      <w:lvlText w:val=""/>
+      <w:lvlJc w:val="left"/>
+      <w:pPr>
+        <w:tabs>
+          <w:tab w:val="num" w:pos="4320"/>
+        </w:tabs>
+        <w:ind w:left="4320" w:hanging="360"/>
+      </w:pPr>
+      <w:rPr>
+        <w:rFonts w:ascii="Wingdings" w:hAnsi="Wingdings" w:hint="default"/>
+        <w:sz w:val="20"/>
+      </w:rPr>
+    </w:lvl>
+    <w:lvl w:ilvl="6" w:tentative="1">
+      <w:start w:val="1"/>
+      <w:numFmt w:val="bullet"/>
+      <w:lvlText w:val=""/>
+      <w:lvlJc w:val="left"/>
+      <w:pPr>
+        <w:tabs>
+          <w:tab w:val="num" w:pos="5040"/>
+        </w:tabs>
+        <w:ind w:left="5040" w:hanging="360"/>
+      </w:pPr>
+      <w:rPr>
+        <w:rFonts w:ascii="Wingdings" w:hAnsi="Wingdings" w:hint="default"/>
+        <w:sz w:val="20"/>
+      </w:rPr>
+    </w:lvl>
+    <w:lvl w:ilvl="7" w:tentative="1">
+      <w:start w:val="1"/>
+      <w:numFmt w:val="bullet"/>
+      <w:lvlText w:val=""/>
+      <w:lvlJc w:val="left"/>
+      <w:pPr>
+        <w:tabs>
+          <w:tab w:val="num" w:pos="5760"/>
+        </w:tabs>
+        <w:ind w:left="5760" w:hanging="360"/>
+      </w:pPr>
+      <w:rPr>
+        <w:rFonts w:ascii="Wingdings" w:hAnsi="Wingdings" w:hint="default"/>
+        <w:sz w:val="20"/>
+      </w:rPr>
+    </w:lvl>
+    <w:lvl w:ilvl="8" w:tentative="1">
+      <w:start w:val="1"/>
+      <w:numFmt w:val="bullet"/>
+      <w:lvlText w:val=""/>
+      <w:lvlJc w:val="left"/>
+      <w:pPr>
+        <w:tabs>
+          <w:tab w:val="num" w:pos="6480"/>
+        </w:tabs>
+        <w:ind w:left="6480" w:hanging="360"/>
+      </w:pPr>
+      <w:rPr>
+        <w:rFonts w:ascii="Wingdings" w:hAnsi="Wingdings" w:hint="default"/>
+        <w:sz w:val="20"/>
+      </w:rPr>
+    </w:lvl>
+  </w:abstractNum>
+  <w:abstractNum w:abstractNumId="8" w15:restartNumberingAfterBreak="0">
+    <w:nsid w:val="3D5F20B1"/>
+    <w:multiLevelType w:val="multilevel"/>
+    <w:tmpl w:val="DDE2E376"/>
+    <w:lvl w:ilvl="0">
+      <w:start w:val="1"/>
+      <w:numFmt w:val="decimal"/>
+      <w:lvlText w:val="%1."/>
+      <w:lvlJc w:val="left"/>
+      <w:pPr>
+        <w:tabs>
+          <w:tab w:val="num" w:pos="720"/>
+        </w:tabs>
+        <w:ind w:left="720" w:hanging="360"/>
+      </w:pPr>
+    </w:lvl>
+    <w:lvl w:ilvl="1" w:tentative="1">
+      <w:start w:val="1"/>
+      <w:numFmt w:val="decimal"/>
+      <w:lvlText w:val="%2."/>
+      <w:lvlJc w:val="left"/>
+      <w:pPr>
+        <w:tabs>
+          <w:tab w:val="num" w:pos="1440"/>
+        </w:tabs>
+        <w:ind w:left="1440" w:hanging="360"/>
+      </w:pPr>
+    </w:lvl>
+    <w:lvl w:ilvl="2" w:tentative="1">
+      <w:start w:val="1"/>
+      <w:numFmt w:val="decimal"/>
+      <w:lvlText w:val="%3."/>
+      <w:lvlJc w:val="left"/>
+      <w:pPr>
+        <w:tabs>
+          <w:tab w:val="num" w:pos="2160"/>
+        </w:tabs>
+        <w:ind w:left="2160" w:hanging="360"/>
+      </w:pPr>
+    </w:lvl>
+    <w:lvl w:ilvl="3" w:tentative="1">
+      <w:start w:val="1"/>
+      <w:numFmt w:val="decimal"/>
+      <w:lvlText w:val="%4."/>
+      <w:lvlJc w:val="left"/>
+      <w:pPr>
+        <w:tabs>
+          <w:tab w:val="num" w:pos="2880"/>
+        </w:tabs>
+        <w:ind w:left="2880" w:hanging="360"/>
+      </w:pPr>
+    </w:lvl>
+    <w:lvl w:ilvl="4" w:tentative="1">
+      <w:start w:val="1"/>
+      <w:numFmt w:val="decimal"/>
+      <w:lvlText w:val="%5."/>
+      <w:lvlJc w:val="left"/>
+      <w:pPr>
+        <w:tabs>
+          <w:tab w:val="num" w:pos="3600"/>
+        </w:tabs>
+        <w:ind w:left="3600" w:hanging="360"/>
+      </w:pPr>
+    </w:lvl>
+    <w:lvl w:ilvl="5" w:tentative="1">
+      <w:start w:val="1"/>
+      <w:numFmt w:val="decimal"/>
+      <w:lvlText w:val="%6."/>
+      <w:lvlJc w:val="left"/>
+      <w:pPr>
+        <w:tabs>
+          <w:tab w:val="num" w:pos="4320"/>
+        </w:tabs>
+        <w:ind w:left="4320" w:hanging="360"/>
+      </w:pPr>
+    </w:lvl>
+    <w:lvl w:ilvl="6" w:tentative="1">
+      <w:start w:val="1"/>
+      <w:numFmt w:val="decimal"/>
+      <w:lvlText w:val="%7."/>
+      <w:lvlJc w:val="left"/>
+      <w:pPr>
+        <w:tabs>
+          <w:tab w:val="num" w:pos="5040"/>
+        </w:tabs>
+        <w:ind w:left="5040" w:hanging="360"/>
+      </w:pPr>
+    </w:lvl>
+    <w:lvl w:ilvl="7" w:tentative="1">
+      <w:start w:val="1"/>
+      <w:numFmt w:val="decimal"/>
+      <w:lvlText w:val="%8."/>
+      <w:lvlJc w:val="left"/>
+      <w:pPr>
+        <w:tabs>
+          <w:tab w:val="num" w:pos="5760"/>
+        </w:tabs>
+        <w:ind w:left="5760" w:hanging="360"/>
+      </w:pPr>
+    </w:lvl>
+    <w:lvl w:ilvl="8" w:tentative="1">
+      <w:start w:val="1"/>
+      <w:numFmt w:val="decimal"/>
+      <w:lvlText w:val="%9."/>
+      <w:lvlJc w:val="left"/>
+      <w:pPr>
+        <w:tabs>
+          <w:tab w:val="num" w:pos="6480"/>
+        </w:tabs>
+        <w:ind w:left="6480" w:hanging="360"/>
+      </w:pPr>
+    </w:lvl>
+  </w:abstractNum>
+  <w:abstractNum w:abstractNumId="9" w15:restartNumberingAfterBreak="0">
+    <w:nsid w:val="587D02AE"/>
+    <w:multiLevelType w:val="multilevel"/>
+    <w:tmpl w:val="0980BAEA"/>
+    <w:lvl w:ilvl="0">
+      <w:start w:val="1"/>
+      <w:numFmt w:val="decimal"/>
+      <w:lvlText w:val="%1."/>
+      <w:lvlJc w:val="left"/>
+      <w:pPr>
+        <w:tabs>
+          <w:tab w:val="num" w:pos="720"/>
+        </w:tabs>
+        <w:ind w:left="720" w:hanging="360"/>
+      </w:pPr>
+    </w:lvl>
+    <w:lvl w:ilvl="1" w:tentative="1">
+      <w:start w:val="1"/>
+      <w:numFmt w:val="decimal"/>
+      <w:lvlText w:val="%2."/>
+      <w:lvlJc w:val="left"/>
+      <w:pPr>
+        <w:tabs>
+          <w:tab w:val="num" w:pos="1440"/>
+        </w:tabs>
+        <w:ind w:left="1440" w:hanging="360"/>
+      </w:pPr>
+    </w:lvl>
+    <w:lvl w:ilvl="2" w:tentative="1">
+      <w:start w:val="1"/>
+      <w:numFmt w:val="decimal"/>
+      <w:lvlText w:val="%3."/>
+      <w:lvlJc w:val="left"/>
+      <w:pPr>
+        <w:tabs>
+          <w:tab w:val="num" w:pos="2160"/>
+        </w:tabs>
+        <w:ind w:left="2160" w:hanging="360"/>
+      </w:pPr>
+    </w:lvl>
+    <w:lvl w:ilvl="3" w:tentative="1">
+      <w:start w:val="1"/>
+      <w:numFmt w:val="decimal"/>
+      <w:lvlText w:val="%4."/>
+      <w:lvlJc w:val="left"/>
+      <w:pPr>
+        <w:tabs>
+          <w:tab w:val="num" w:pos="2880"/>
+        </w:tabs>
+        <w:ind w:left="2880" w:hanging="360"/>
+      </w:pPr>
+    </w:lvl>
+    <w:lvl w:ilvl="4" w:tentative="1">
+      <w:start w:val="1"/>
+      <w:numFmt w:val="decimal"/>
+      <w:lvlText w:val="%5."/>
+      <w:lvlJc w:val="left"/>
+      <w:pPr>
+        <w:tabs>
+          <w:tab w:val="num" w:pos="3600"/>
+        </w:tabs>
+        <w:ind w:left="3600" w:hanging="360"/>
+      </w:pPr>
+    </w:lvl>
+    <w:lvl w:ilvl="5" w:tentative="1">
+      <w:start w:val="1"/>
+      <w:numFmt w:val="decimal"/>
+      <w:lvlText w:val="%6."/>
+      <w:lvlJc w:val="left"/>
+      <w:pPr>
+        <w:tabs>
+          <w:tab w:val="num" w:pos="4320"/>
+        </w:tabs>
+        <w:ind w:left="4320" w:hanging="360"/>
+      </w:pPr>
+    </w:lvl>
+    <w:lvl w:ilvl="6" w:tentative="1">
+      <w:start w:val="1"/>
+      <w:numFmt w:val="decimal"/>
+      <w:lvlText w:val="%7."/>
+      <w:lvlJc w:val="left"/>
+      <w:pPr>
+        <w:tabs>
+          <w:tab w:val="num" w:pos="5040"/>
+        </w:tabs>
+        <w:ind w:left="5040" w:hanging="360"/>
+      </w:pPr>
+    </w:lvl>
+    <w:lvl w:ilvl="7" w:tentative="1">
+      <w:start w:val="1"/>
+      <w:numFmt w:val="decimal"/>
+      <w:lvlText w:val="%8."/>
+      <w:lvlJc w:val="left"/>
+      <w:pPr>
+        <w:tabs>
+          <w:tab w:val="num" w:pos="5760"/>
+        </w:tabs>
+        <w:ind w:left="5760" w:hanging="360"/>
+      </w:pPr>
+    </w:lvl>
+    <w:lvl w:ilvl="8" w:tentative="1">
+      <w:start w:val="1"/>
+      <w:numFmt w:val="decimal"/>
+      <w:lvlText w:val="%9."/>
+      <w:lvlJc w:val="left"/>
+      <w:pPr>
+        <w:tabs>
+          <w:tab w:val="num" w:pos="6480"/>
+        </w:tabs>
+        <w:ind w:left="6480" w:hanging="360"/>
+      </w:pPr>
+    </w:lvl>
+  </w:abstractNum>
+  <w:abstractNum w:abstractNumId="10" w15:restartNumberingAfterBreak="0">
+    <w:nsid w:val="69E96B1D"/>
+    <w:multiLevelType w:val="multilevel"/>
+    <w:tmpl w:val="1DEE73BA"/>
+    <w:lvl w:ilvl="0">
+      <w:start w:val="1"/>
+      <w:numFmt w:val="decimal"/>
+      <w:lvlText w:val="%1."/>
+      <w:lvlJc w:val="left"/>
+      <w:pPr>
+        <w:tabs>
+          <w:tab w:val="num" w:pos="720"/>
+        </w:tabs>
+        <w:ind w:left="720" w:hanging="360"/>
+      </w:pPr>
+    </w:lvl>
+    <w:lvl w:ilvl="1">
+      <w:start w:val="1"/>
+      <w:numFmt w:val="bullet"/>
+      <w:lvlText w:val="o"/>
+      <w:lvlJc w:val="left"/>
+      <w:pPr>
+        <w:tabs>
+          <w:tab w:val="num" w:pos="1440"/>
+        </w:tabs>
+        <w:ind w:left="1440" w:hanging="360"/>
+      </w:pPr>
+      <w:rPr>
+        <w:rFonts w:ascii="Courier New" w:hAnsi="Courier New" w:hint="default"/>
+        <w:sz w:val="20"/>
+      </w:rPr>
+    </w:lvl>
+    <w:lvl w:ilvl="2" w:tentative="1">
+      <w:start w:val="1"/>
+      <w:numFmt w:val="decimal"/>
+      <w:lvlText w:val="%3."/>
+      <w:lvlJc w:val="left"/>
+      <w:pPr>
+        <w:tabs>
+          <w:tab w:val="num" w:pos="2160"/>
+        </w:tabs>
+        <w:ind w:left="2160" w:hanging="360"/>
+      </w:pPr>
+    </w:lvl>
+    <w:lvl w:ilvl="3" w:tentative="1">
+      <w:start w:val="1"/>
+      <w:numFmt w:val="decimal"/>
+      <w:lvlText w:val="%4."/>
+      <w:lvlJc w:val="left"/>
+      <w:pPr>
+        <w:tabs>
+          <w:tab w:val="num" w:pos="2880"/>
+        </w:tabs>
+        <w:ind w:left="2880" w:hanging="360"/>
+      </w:pPr>
+    </w:lvl>
+    <w:lvl w:ilvl="4" w:tentative="1">
+      <w:start w:val="1"/>
+      <w:numFmt w:val="decimal"/>
+      <w:lvlText w:val="%5."/>
+      <w:lvlJc w:val="left"/>
+      <w:pPr>
+        <w:tabs>
+          <w:tab w:val="num" w:pos="3600"/>
+        </w:tabs>
+        <w:ind w:left="3600" w:hanging="360"/>
+      </w:pPr>
+    </w:lvl>
+    <w:lvl w:ilvl="5" w:tentative="1">
+      <w:start w:val="1"/>
+      <w:numFmt w:val="decimal"/>
+      <w:lvlText w:val="%6."/>
+      <w:lvlJc w:val="left"/>
+      <w:pPr>
+        <w:tabs>
+          <w:tab w:val="num" w:pos="4320"/>
+        </w:tabs>
+        <w:ind w:left="4320" w:hanging="360"/>
+      </w:pPr>
+    </w:lvl>
+    <w:lvl w:ilvl="6" w:tentative="1">
+      <w:start w:val="1"/>
+      <w:numFmt w:val="decimal"/>
+      <w:lvlText w:val="%7."/>
+      <w:lvlJc w:val="left"/>
+      <w:pPr>
+        <w:tabs>
+          <w:tab w:val="num" w:pos="5040"/>
+        </w:tabs>
+        <w:ind w:left="5040" w:hanging="360"/>
+      </w:pPr>
+    </w:lvl>
+    <w:lvl w:ilvl="7" w:tentative="1">
+      <w:start w:val="1"/>
+      <w:numFmt w:val="decimal"/>
+      <w:lvlText w:val="%8."/>
+      <w:lvlJc w:val="left"/>
+      <w:pPr>
+        <w:tabs>
+          <w:tab w:val="num" w:pos="5760"/>
+        </w:tabs>
+        <w:ind w:left="5760" w:hanging="360"/>
+      </w:pPr>
+    </w:lvl>
+    <w:lvl w:ilvl="8" w:tentative="1">
+      <w:start w:val="1"/>
+      <w:numFmt w:val="decimal"/>
+      <w:lvlText w:val="%9."/>
+      <w:lvlJc w:val="left"/>
+      <w:pPr>
+        <w:tabs>
+          <w:tab w:val="num" w:pos="6480"/>
+        </w:tabs>
+        <w:ind w:left="6480" w:hanging="360"/>
+      </w:pPr>
+    </w:lvl>
+  </w:abstractNum>
+  <w:abstractNum w:abstractNumId="11" w15:restartNumberingAfterBreak="0">
+    <w:nsid w:val="6AD42740"/>
+    <w:multiLevelType w:val="multilevel"/>
+    <w:tmpl w:val="D5CEF45E"/>
+    <w:lvl w:ilvl="0">
+      <w:start w:val="1"/>
+      <w:numFmt w:val="decimal"/>
+      <w:lvlText w:val="%1."/>
+      <w:lvlJc w:val="left"/>
+      <w:pPr>
+        <w:tabs>
+          <w:tab w:val="num" w:pos="720"/>
+        </w:tabs>
+        <w:ind w:left="720" w:hanging="360"/>
+      </w:pPr>
+    </w:lvl>
+    <w:lvl w:ilvl="1" w:tentative="1">
+      <w:start w:val="1"/>
+      <w:numFmt w:val="decimal"/>
+      <w:lvlText w:val="%2."/>
+      <w:lvlJc w:val="left"/>
+      <w:pPr>
+        <w:tabs>
+          <w:tab w:val="num" w:pos="1440"/>
+        </w:tabs>
+        <w:ind w:left="1440" w:hanging="360"/>
+      </w:pPr>
+    </w:lvl>
+    <w:lvl w:ilvl="2" w:tentative="1">
+      <w:start w:val="1"/>
+      <w:numFmt w:val="decimal"/>
+      <w:lvlText w:val="%3."/>
+      <w:lvlJc w:val="left"/>
+      <w:pPr>
+        <w:tabs>
+          <w:tab w:val="num" w:pos="2160"/>
+        </w:tabs>
+        <w:ind w:left="2160" w:hanging="360"/>
+      </w:pPr>
+    </w:lvl>
+    <w:lvl w:ilvl="3" w:tentative="1">
+      <w:start w:val="1"/>
+      <w:numFmt w:val="decimal"/>
+      <w:lvlText w:val="%4."/>
+      <w:lvlJc w:val="left"/>
+      <w:pPr>
+        <w:tabs>
+          <w:tab w:val="num" w:pos="2880"/>
+        </w:tabs>
+        <w:ind w:left="2880" w:hanging="360"/>
+      </w:pPr>
+    </w:lvl>
+    <w:lvl w:ilvl="4" w:tentative="1">
+      <w:start w:val="1"/>
+      <w:numFmt w:val="decimal"/>
+      <w:lvlText w:val="%5."/>
+      <w:lvlJc w:val="left"/>
+      <w:pPr>
+        <w:tabs>
+          <w:tab w:val="num" w:pos="3600"/>
+        </w:tabs>
+        <w:ind w:left="3600" w:hanging="360"/>
+      </w:pPr>
+    </w:lvl>
+    <w:lvl w:ilvl="5" w:tentative="1">
+      <w:start w:val="1"/>
+      <w:numFmt w:val="decimal"/>
+      <w:lvlText w:val="%6."/>
+      <w:lvlJc w:val="left"/>
+      <w:pPr>
+        <w:tabs>
+          <w:tab w:val="num" w:pos="4320"/>
+        </w:tabs>
+        <w:ind w:left="4320" w:hanging="360"/>
+      </w:pPr>
+    </w:lvl>
+    <w:lvl w:ilvl="6" w:tentative="1">
+      <w:start w:val="1"/>
+      <w:numFmt w:val="decimal"/>
+      <w:lvlText w:val="%7."/>
+      <w:lvlJc w:val="left"/>
+      <w:pPr>
+        <w:tabs>
+          <w:tab w:val="num" w:pos="5040"/>
+        </w:tabs>
+        <w:ind w:left="5040" w:hanging="360"/>
+      </w:pPr>
+    </w:lvl>
+    <w:lvl w:ilvl="7" w:tentative="1">
+      <w:start w:val="1"/>
+      <w:numFmt w:val="decimal"/>
+      <w:lvlText w:val="%8."/>
+      <w:lvlJc w:val="left"/>
+      <w:pPr>
+        <w:tabs>
+          <w:tab w:val="num" w:pos="5760"/>
+        </w:tabs>
+        <w:ind w:left="5760" w:hanging="360"/>
+      </w:pPr>
+    </w:lvl>
+    <w:lvl w:ilvl="8" w:tentative="1">
+      <w:start w:val="1"/>
+      <w:numFmt w:val="decimal"/>
+      <w:lvlText w:val="%9."/>
+      <w:lvlJc w:val="left"/>
+      <w:pPr>
+        <w:tabs>
+          <w:tab w:val="num" w:pos="6480"/>
+        </w:tabs>
+        <w:ind w:left="6480" w:hanging="360"/>
+      </w:pPr>
+    </w:lvl>
+  </w:abstractNum>
+  <w:abstractNum w:abstractNumId="12" w15:restartNumberingAfterBreak="0">
+    <w:nsid w:val="75812CCA"/>
+    <w:multiLevelType w:val="multilevel"/>
+    <w:tmpl w:val="877C3B24"/>
+    <w:lvl w:ilvl="0">
+      <w:start w:val="1"/>
+      <w:numFmt w:val="decimal"/>
+      <w:lvlText w:val="%1."/>
+      <w:lvlJc w:val="left"/>
+      <w:pPr>
+        <w:tabs>
+          <w:tab w:val="num" w:pos="720"/>
+        </w:tabs>
+        <w:ind w:left="720" w:hanging="360"/>
+      </w:pPr>
+      <w:rPr>
+        <w:rFonts w:hint="default"/>
+        <w:sz w:val="20"/>
+      </w:rPr>
+    </w:lvl>
+    <w:lvl w:ilvl="1" w:tentative="1">
+      <w:start w:val="1"/>
+      <w:numFmt w:val="bullet"/>
+      <w:lvlText w:val="o"/>
+      <w:lvlJc w:val="left"/>
+      <w:pPr>
+        <w:tabs>
+          <w:tab w:val="num" w:pos="1440"/>
+        </w:tabs>
+        <w:ind w:left="1440" w:hanging="360"/>
+      </w:pPr>
+      <w:rPr>
+        <w:rFonts w:ascii="Courier New" w:hAnsi="Courier New" w:hint="default"/>
+        <w:sz w:val="20"/>
+      </w:rPr>
+    </w:lvl>
+    <w:lvl w:ilvl="2" w:tentative="1">
+      <w:start w:val="1"/>
+      <w:numFmt w:val="bullet"/>
+      <w:lvlText w:val=""/>
+      <w:lvlJc w:val="left"/>
+      <w:pPr>
+        <w:tabs>
+          <w:tab w:val="num" w:pos="2160"/>
+        </w:tabs>
+        <w:ind w:left="2160" w:hanging="360"/>
+      </w:pPr>
+      <w:rPr>
+        <w:rFonts w:ascii="Wingdings" w:hAnsi="Wingdings" w:hint="default"/>
+        <w:sz w:val="20"/>
+      </w:rPr>
+    </w:lvl>
+    <w:lvl w:ilvl="3" w:tentative="1">
+      <w:start w:val="1"/>
+      <w:numFmt w:val="bullet"/>
+      <w:lvlText w:val=""/>
+      <w:lvlJc w:val="left"/>
+      <w:pPr>
+        <w:tabs>
+          <w:tab w:val="num" w:pos="2880"/>
+        </w:tabs>
+        <w:ind w:left="2880" w:hanging="360"/>
+      </w:pPr>
+      <w:rPr>
+        <w:rFonts w:ascii="Wingdings" w:hAnsi="Wingdings" w:hint="default"/>
+        <w:sz w:val="20"/>
+      </w:rPr>
+    </w:lvl>
+    <w:lvl w:ilvl="4" w:tentative="1">
+      <w:start w:val="1"/>
+      <w:numFmt w:val="bullet"/>
+      <w:lvlText w:val=""/>
+      <w:lvlJc w:val="left"/>
+      <w:pPr>
+        <w:tabs>
+          <w:tab w:val="num" w:pos="3600"/>
+        </w:tabs>
+        <w:ind w:left="3600" w:hanging="360"/>
+      </w:pPr>
+      <w:rPr>
+        <w:rFonts w:ascii="Wingdings" w:hAnsi="Wingdings" w:hint="default"/>
+        <w:sz w:val="20"/>
+      </w:rPr>
+    </w:lvl>
+    <w:lvl w:ilvl="5" w:tentative="1">
+      <w:start w:val="1"/>
+      <w:numFmt w:val="bullet"/>
+      <w:lvlText w:val=""/>
+      <w:lvlJc w:val="left"/>
+      <w:pPr>
+        <w:tabs>
+          <w:tab w:val="num" w:pos="4320"/>
+        </w:tabs>
+        <w:ind w:left="4320" w:hanging="360"/>
+      </w:pPr>
+      <w:rPr>
+        <w:rFonts w:ascii="Wingdings" w:hAnsi="Wingdings" w:hint="default"/>
+        <w:sz w:val="20"/>
+      </w:rPr>
+    </w:lvl>
+    <w:lvl w:ilvl="6" w:tentative="1">
+      <w:start w:val="1"/>
+      <w:numFmt w:val="bullet"/>
+      <w:lvlText w:val=""/>
+      <w:lvlJc w:val="left"/>
+      <w:pPr>
+        <w:tabs>
+          <w:tab w:val="num" w:pos="5040"/>
+        </w:tabs>
+        <w:ind w:left="5040" w:hanging="360"/>
+      </w:pPr>
+      <w:rPr>
+        <w:rFonts w:ascii="Wingdings" w:hAnsi="Wingdings" w:hint="default"/>
+        <w:sz w:val="20"/>
+      </w:rPr>
+    </w:lvl>
+    <w:lvl w:ilvl="7" w:tentative="1">
+      <w:start w:val="1"/>
+      <w:numFmt w:val="bullet"/>
+      <w:lvlText w:val=""/>
+      <w:lvlJc w:val="left"/>
+      <w:pPr>
+        <w:tabs>
+          <w:tab w:val="num" w:pos="5760"/>
+        </w:tabs>
+        <w:ind w:left="5760" w:hanging="360"/>
+      </w:pPr>
+      <w:rPr>
+        <w:rFonts w:ascii="Wingdings" w:hAnsi="Wingdings" w:hint="default"/>
+        <w:sz w:val="20"/>
+      </w:rPr>
+    </w:lvl>
+    <w:lvl w:ilvl="8" w:tentative="1">
+      <w:start w:val="1"/>
+      <w:numFmt w:val="bullet"/>
+      <w:lvlText w:val=""/>
+      <w:lvlJc w:val="left"/>
+      <w:pPr>
+        <w:tabs>
+          <w:tab w:val="num" w:pos="6480"/>
+        </w:tabs>
+        <w:ind w:left="6480" w:hanging="360"/>
+      </w:pPr>
+      <w:rPr>
+        <w:rFonts w:ascii="Wingdings" w:hAnsi="Wingdings" w:hint="default"/>
+        <w:sz w:val="20"/>
+      </w:rPr>
+    </w:lvl>
+  </w:abstractNum>
   <w:num w:numId="1">
+    <w:abstractNumId w:val="6"/>
+  </w:num>
+  <w:num w:numId="2">
+    <w:abstractNumId w:val="4"/>
+  </w:num>
+  <w:num w:numId="3">
+    <w:abstractNumId w:val="8"/>
+  </w:num>
+  <w:num w:numId="4">
+    <w:abstractNumId w:val="12"/>
+  </w:num>
+  <w:num w:numId="5">
+    <w:abstractNumId w:val="11"/>
+  </w:num>
+  <w:num w:numId="6">
+    <w:abstractNumId w:val="3"/>
+  </w:num>
+  <w:num w:numId="7">
     <w:abstractNumId w:val="1"/>
   </w:num>
-  <w:num w:numId="2">
+  <w:num w:numId="8">
+    <w:abstractNumId w:val="9"/>
+  </w:num>
+  <w:num w:numId="9">
+    <w:abstractNumId w:val="7"/>
+  </w:num>
+  <w:num w:numId="10">
     <w:abstractNumId w:val="0"/>
+  </w:num>
+  <w:num w:numId="11">
+    <w:abstractNumId w:val="10"/>
+  </w:num>
+  <w:num w:numId="12">
+    <w:abstractNumId w:val="2"/>
+  </w:num>
+  <w:num w:numId="13">
+    <w:abstractNumId w:val="5"/>
   </w:num>
 </w:numbering>
 </file>
@@ -3413,6 +11273,52 @@
       <w:szCs w:val="48"/>
     </w:rPr>
   </w:style>
+  <w:style w:type="paragraph" w:styleId="2">
+    <w:name w:val="heading 2"/>
+    <w:basedOn w:val="a"/>
+    <w:next w:val="a"/>
+    <w:link w:val="20"/>
+    <w:uiPriority w:val="9"/>
+    <w:semiHidden/>
+    <w:unhideWhenUsed/>
+    <w:qFormat/>
+    <w:rsid w:val="00B325FD"/>
+    <w:pPr>
+      <w:keepNext/>
+      <w:keepLines/>
+      <w:spacing w:before="40"/>
+      <w:outlineLvl w:val="1"/>
+    </w:pPr>
+    <w:rPr>
+      <w:rFonts w:asciiTheme="majorHAnsi" w:eastAsiaTheme="majorEastAsia" w:hAnsiTheme="majorHAnsi" w:cstheme="majorBidi"/>
+      <w:color w:val="2F5496" w:themeColor="accent1" w:themeShade="BF"/>
+      <w:sz w:val="26"/>
+      <w:szCs w:val="26"/>
+    </w:rPr>
+  </w:style>
+  <w:style w:type="paragraph" w:styleId="3">
+    <w:name w:val="heading 3"/>
+    <w:basedOn w:val="a"/>
+    <w:next w:val="a"/>
+    <w:link w:val="30"/>
+    <w:uiPriority w:val="9"/>
+    <w:semiHidden/>
+    <w:unhideWhenUsed/>
+    <w:qFormat/>
+    <w:rsid w:val="00C8706D"/>
+    <w:pPr>
+      <w:keepNext/>
+      <w:keepLines/>
+      <w:spacing w:before="40"/>
+      <w:outlineLvl w:val="2"/>
+    </w:pPr>
+    <w:rPr>
+      <w:rFonts w:asciiTheme="majorHAnsi" w:eastAsiaTheme="majorEastAsia" w:hAnsiTheme="majorHAnsi" w:cstheme="majorBidi"/>
+      <w:color w:val="1F3763" w:themeColor="accent1" w:themeShade="7F"/>
+      <w:sz w:val="24"/>
+      <w:szCs w:val="24"/>
+    </w:rPr>
+  </w:style>
   <w:style w:type="character" w:default="1" w:styleId="a0">
     <w:name w:val="Default Paragraph Font"/>
     <w:uiPriority w:val="1"/>
@@ -3452,10 +11358,10 @@
       <w:szCs w:val="26"/>
     </w:rPr>
   </w:style>
-  <w:style w:type="paragraph" w:styleId="2">
+  <w:style w:type="paragraph" w:styleId="21">
     <w:name w:val="Body Text 2"/>
     <w:basedOn w:val="a"/>
-    <w:link w:val="20"/>
+    <w:link w:val="22"/>
     <w:rsid w:val="0037164D"/>
     <w:pPr>
       <w:spacing w:line="360" w:lineRule="auto"/>
@@ -3466,10 +11372,10 @@
       <w:szCs w:val="24"/>
     </w:rPr>
   </w:style>
-  <w:style w:type="character" w:customStyle="1" w:styleId="20">
+  <w:style w:type="character" w:customStyle="1" w:styleId="22">
     <w:name w:val="Основной текст 2 Знак"/>
     <w:basedOn w:val="a0"/>
-    <w:link w:val="2"/>
+    <w:link w:val="21"/>
     <w:rsid w:val="0037164D"/>
     <w:rPr>
       <w:rFonts w:ascii="Arial" w:eastAsia="Times New Roman" w:hAnsi="Arial" w:cs="Arial"/>
@@ -3498,7 +11404,6 @@
     <w:name w:val="Normal (Web)"/>
     <w:basedOn w:val="a"/>
     <w:uiPriority w:val="99"/>
-    <w:semiHidden/>
     <w:unhideWhenUsed/>
     <w:rsid w:val="003F3D7C"/>
     <w:pPr>
@@ -3507,6 +11412,201 @@
     <w:rPr>
       <w:sz w:val="24"/>
       <w:szCs w:val="24"/>
+    </w:rPr>
+  </w:style>
+  <w:style w:type="character" w:customStyle="1" w:styleId="20">
+    <w:name w:val="Заголовок 2 Знак"/>
+    <w:basedOn w:val="a0"/>
+    <w:link w:val="2"/>
+    <w:uiPriority w:val="9"/>
+    <w:semiHidden/>
+    <w:rsid w:val="00B325FD"/>
+    <w:rPr>
+      <w:rFonts w:asciiTheme="majorHAnsi" w:eastAsiaTheme="majorEastAsia" w:hAnsiTheme="majorHAnsi" w:cstheme="majorBidi"/>
+      <w:color w:val="2F5496" w:themeColor="accent1" w:themeShade="BF"/>
+      <w:sz w:val="26"/>
+      <w:szCs w:val="26"/>
+      <w:lang w:eastAsia="ru-RU"/>
+    </w:rPr>
+  </w:style>
+  <w:style w:type="character" w:styleId="a4">
+    <w:name w:val="Strong"/>
+    <w:basedOn w:val="a0"/>
+    <w:uiPriority w:val="22"/>
+    <w:qFormat/>
+    <w:rsid w:val="00B325FD"/>
+    <w:rPr>
+      <w:b/>
+      <w:bCs/>
+    </w:rPr>
+  </w:style>
+  <w:style w:type="table" w:styleId="a5">
+    <w:name w:val="Table Grid"/>
+    <w:basedOn w:val="a1"/>
+    <w:uiPriority w:val="39"/>
+    <w:rsid w:val="00CA1552"/>
+    <w:pPr>
+      <w:spacing w:after="0" w:line="240" w:lineRule="auto"/>
+    </w:pPr>
+    <w:tblPr>
+      <w:tblBorders>
+        <w:top w:val="single" w:sz="4" w:space="0" w:color="auto"/>
+        <w:left w:val="single" w:sz="4" w:space="0" w:color="auto"/>
+        <w:bottom w:val="single" w:sz="4" w:space="0" w:color="auto"/>
+        <w:right w:val="single" w:sz="4" w:space="0" w:color="auto"/>
+        <w:insideH w:val="single" w:sz="4" w:space="0" w:color="auto"/>
+        <w:insideV w:val="single" w:sz="4" w:space="0" w:color="auto"/>
+      </w:tblBorders>
+    </w:tblPr>
+  </w:style>
+  <w:style w:type="character" w:customStyle="1" w:styleId="math-inline">
+    <w:name w:val="math-inline"/>
+    <w:basedOn w:val="a0"/>
+    <w:rsid w:val="00E071B8"/>
+  </w:style>
+  <w:style w:type="character" w:customStyle="1" w:styleId="ng-tns-c1301951031-60">
+    <w:name w:val="ng-tns-c1301951031-60"/>
+    <w:basedOn w:val="a0"/>
+    <w:rsid w:val="00E071B8"/>
+  </w:style>
+  <w:style w:type="paragraph" w:styleId="HTML">
+    <w:name w:val="HTML Preformatted"/>
+    <w:basedOn w:val="a"/>
+    <w:link w:val="HTML0"/>
+    <w:uiPriority w:val="99"/>
+    <w:semiHidden/>
+    <w:unhideWhenUsed/>
+    <w:rsid w:val="00E071B8"/>
+    <w:pPr>
+      <w:tabs>
+        <w:tab w:val="left" w:pos="916"/>
+        <w:tab w:val="left" w:pos="1832"/>
+        <w:tab w:val="left" w:pos="2748"/>
+        <w:tab w:val="left" w:pos="3664"/>
+        <w:tab w:val="left" w:pos="4580"/>
+        <w:tab w:val="left" w:pos="5496"/>
+        <w:tab w:val="left" w:pos="6412"/>
+        <w:tab w:val="left" w:pos="7328"/>
+        <w:tab w:val="left" w:pos="8244"/>
+        <w:tab w:val="left" w:pos="9160"/>
+        <w:tab w:val="left" w:pos="10076"/>
+        <w:tab w:val="left" w:pos="10992"/>
+        <w:tab w:val="left" w:pos="11908"/>
+        <w:tab w:val="left" w:pos="12824"/>
+        <w:tab w:val="left" w:pos="13740"/>
+        <w:tab w:val="left" w:pos="14656"/>
+      </w:tabs>
+    </w:pPr>
+    <w:rPr>
+      <w:rFonts w:ascii="Courier New" w:hAnsi="Courier New" w:cs="Courier New"/>
+    </w:rPr>
+  </w:style>
+  <w:style w:type="character" w:customStyle="1" w:styleId="HTML0">
+    <w:name w:val="Стандартный HTML Знак"/>
+    <w:basedOn w:val="a0"/>
+    <w:link w:val="HTML"/>
+    <w:uiPriority w:val="99"/>
+    <w:semiHidden/>
+    <w:rsid w:val="00E071B8"/>
+    <w:rPr>
+      <w:rFonts w:ascii="Courier New" w:eastAsia="Times New Roman" w:hAnsi="Courier New" w:cs="Courier New"/>
+      <w:sz w:val="20"/>
+      <w:szCs w:val="20"/>
+      <w:lang w:eastAsia="ru-RU"/>
+    </w:rPr>
+  </w:style>
+  <w:style w:type="character" w:styleId="HTML1">
+    <w:name w:val="HTML Code"/>
+    <w:basedOn w:val="a0"/>
+    <w:uiPriority w:val="99"/>
+    <w:semiHidden/>
+    <w:unhideWhenUsed/>
+    <w:rsid w:val="00E071B8"/>
+    <w:rPr>
+      <w:rFonts w:ascii="Courier New" w:eastAsia="Times New Roman" w:hAnsi="Courier New" w:cs="Courier New"/>
+      <w:sz w:val="20"/>
+      <w:szCs w:val="20"/>
+    </w:rPr>
+  </w:style>
+  <w:style w:type="character" w:customStyle="1" w:styleId="hljs-function">
+    <w:name w:val="hljs-function"/>
+    <w:basedOn w:val="a0"/>
+    <w:rsid w:val="00E071B8"/>
+  </w:style>
+  <w:style w:type="character" w:customStyle="1" w:styleId="hljs-keyword">
+    <w:name w:val="hljs-keyword"/>
+    <w:basedOn w:val="a0"/>
+    <w:rsid w:val="00E071B8"/>
+  </w:style>
+  <w:style w:type="character" w:customStyle="1" w:styleId="hljs-title">
+    <w:name w:val="hljs-title"/>
+    <w:basedOn w:val="a0"/>
+    <w:rsid w:val="00E071B8"/>
+  </w:style>
+  <w:style w:type="character" w:customStyle="1" w:styleId="hljs-params">
+    <w:name w:val="hljs-params"/>
+    <w:basedOn w:val="a0"/>
+    <w:rsid w:val="00E071B8"/>
+  </w:style>
+  <w:style w:type="character" w:customStyle="1" w:styleId="hljs-builtin">
+    <w:name w:val="hljs-built_in"/>
+    <w:basedOn w:val="a0"/>
+    <w:rsid w:val="00E071B8"/>
+  </w:style>
+  <w:style w:type="character" w:customStyle="1" w:styleId="hljs-string">
+    <w:name w:val="hljs-string"/>
+    <w:basedOn w:val="a0"/>
+    <w:rsid w:val="00E071B8"/>
+  </w:style>
+  <w:style w:type="character" w:customStyle="1" w:styleId="hljs-number">
+    <w:name w:val="hljs-number"/>
+    <w:basedOn w:val="a0"/>
+    <w:rsid w:val="00E071B8"/>
+  </w:style>
+  <w:style w:type="character" w:customStyle="1" w:styleId="ng-tns-c1301951031-263">
+    <w:name w:val="ng-tns-c1301951031-263"/>
+    <w:basedOn w:val="a0"/>
+    <w:rsid w:val="00C44DB3"/>
+  </w:style>
+  <w:style w:type="character" w:customStyle="1" w:styleId="hljs-class">
+    <w:name w:val="hljs-class"/>
+    <w:basedOn w:val="a0"/>
+    <w:rsid w:val="00C44DB3"/>
+  </w:style>
+  <w:style w:type="character" w:customStyle="1" w:styleId="hljs-literal">
+    <w:name w:val="hljs-literal"/>
+    <w:basedOn w:val="a0"/>
+    <w:rsid w:val="00C44DB3"/>
+  </w:style>
+  <w:style w:type="character" w:customStyle="1" w:styleId="hljs-comment">
+    <w:name w:val="hljs-comment"/>
+    <w:basedOn w:val="a0"/>
+    <w:rsid w:val="00C44DB3"/>
+  </w:style>
+  <w:style w:type="paragraph" w:styleId="a6">
+    <w:name w:val="List Paragraph"/>
+    <w:basedOn w:val="a"/>
+    <w:uiPriority w:val="34"/>
+    <w:qFormat/>
+    <w:rsid w:val="00C44DB3"/>
+    <w:pPr>
+      <w:ind w:left="720"/>
+      <w:contextualSpacing/>
+    </w:pPr>
+  </w:style>
+  <w:style w:type="character" w:customStyle="1" w:styleId="30">
+    <w:name w:val="Заголовок 3 Знак"/>
+    <w:basedOn w:val="a0"/>
+    <w:link w:val="3"/>
+    <w:uiPriority w:val="9"/>
+    <w:semiHidden/>
+    <w:rsid w:val="00C8706D"/>
+    <w:rPr>
+      <w:rFonts w:asciiTheme="majorHAnsi" w:eastAsiaTheme="majorEastAsia" w:hAnsiTheme="majorHAnsi" w:cstheme="majorBidi"/>
+      <w:color w:val="1F3763" w:themeColor="accent1" w:themeShade="7F"/>
+      <w:sz w:val="24"/>
+      <w:szCs w:val="24"/>
+      <w:lang w:eastAsia="ru-RU"/>
     </w:rPr>
   </w:style>
 </w:styles>
@@ -3805,4 +11905,16 @@
     </a:ext>
   </a:extLst>
 </a:theme>
+</file>
+
+<file path=customXml/item1.xml><?xml version="1.0" encoding="utf-8"?>
+<b:Sources xmlns:b="http://schemas.openxmlformats.org/officeDocument/2006/bibliography" xmlns="http://schemas.openxmlformats.org/officeDocument/2006/bibliography" SelectedStyle="\APASixthEditionOfficeOnline.xsl" StyleName="APA" Version="6"/>
+</file>
+
+<file path=customXml/itemProps1.xml><?xml version="1.0" encoding="utf-8"?>
+<ds:datastoreItem xmlns:ds="http://schemas.openxmlformats.org/officeDocument/2006/customXml" ds:itemID="{38510FFB-8394-4A3F-8F26-CA24B408CED2}">
+  <ds:schemaRefs>
+    <ds:schemaRef ds:uri="http://schemas.openxmlformats.org/officeDocument/2006/bibliography"/>
+  </ds:schemaRefs>
+</ds:datastoreItem>
 </file>